--- a/Swans/R_calc_swans/swans_niches_pictures_new.docx
+++ b/Swans/R_calc_swans/swans_niches_pictures_new.docx
@@ -1,15 +1,13 @@
 
 <file path=word/document.xml><?xml version="1.0" encoding="utf-8"?>
-<w:document xmlns:w="http://schemas.openxmlformats.org/wordprocessingml/2006/main" xmlns:m="http://schemas.openxmlformats.org/officeDocument/2006/math" xmlns:r="http://schemas.openxmlformats.org/officeDocument/2006/relationships" xmlns:o="urn:schemas-microsoft-com:office:office" xmlns:v="urn:schemas-microsoft-com:vml" xmlns:w10="urn:schemas-microsoft-com:office:word" xmlns:a="http://schemas.openxmlformats.org/drawingml/2006/main" xmlns:pic="http://schemas.openxmlformats.org/drawingml/2006/picture" xmlns:wp="http://schemas.openxmlformats.org/drawingml/2006/wordprocessingDrawing">
+<w:document xmlns:wpc="http://schemas.microsoft.com/office/word/2010/wordprocessingCanvas" xmlns:cx="http://schemas.microsoft.com/office/drawing/2014/chartex" xmlns:cx1="http://schemas.microsoft.com/office/drawing/2015/9/8/chartex" xmlns:cx2="http://schemas.microsoft.com/office/drawing/2015/10/21/chartex" xmlns:cx3="http://schemas.microsoft.com/office/drawing/2016/5/9/chartex" xmlns:cx4="http://schemas.microsoft.com/office/drawing/2016/5/10/chartex" xmlns:cx5="http://schemas.microsoft.com/office/drawing/2016/5/11/chartex" xmlns:cx6="http://schemas.microsoft.com/office/drawing/2016/5/12/chartex" xmlns:cx7="http://schemas.microsoft.com/office/drawing/2016/5/13/chartex" xmlns:cx8="http://schemas.microsoft.com/office/drawing/2016/5/14/chartex" xmlns:mc="http://schemas.openxmlformats.org/markup-compatibility/2006" xmlns:aink="http://schemas.microsoft.com/office/drawing/2016/ink" xmlns:am3d="http://schemas.microsoft.com/office/drawing/2017/model3d" xmlns:o="urn:schemas-microsoft-com:office:office" xmlns:r="http://schemas.openxmlformats.org/officeDocument/2006/relationships" xmlns:m="http://schemas.openxmlformats.org/officeDocument/2006/math" xmlns:v="urn:schemas-microsoft-com:vml" xmlns:wp14="http://schemas.microsoft.com/office/word/2010/wordprocessingDrawing" xmlns:wp="http://schemas.openxmlformats.org/drawingml/2006/wordprocessingDrawing" xmlns:w10="urn:schemas-microsoft-com:office:word" xmlns:w="http://schemas.openxmlformats.org/wordprocessingml/2006/main" xmlns:w14="http://schemas.microsoft.com/office/word/2010/wordml" xmlns:w15="http://schemas.microsoft.com/office/word/2012/wordml" xmlns:w16cex="http://schemas.microsoft.com/office/word/2018/wordml/cex" xmlns:w16cid="http://schemas.microsoft.com/office/word/2016/wordml/cid" xmlns:w16="http://schemas.microsoft.com/office/word/2018/wordml" xmlns:w16sdtdh="http://schemas.microsoft.com/office/word/2020/wordml/sdtdatahash" xmlns:w16se="http://schemas.microsoft.com/office/word/2015/wordml/symex" xmlns:wpg="http://schemas.microsoft.com/office/word/2010/wordprocessingGroup" xmlns:wpi="http://schemas.microsoft.com/office/word/2010/wordprocessingInk" xmlns:wne="http://schemas.microsoft.com/office/word/2006/wordml" xmlns:wps="http://schemas.microsoft.com/office/word/2010/wordprocessingShape" mc:Ignorable="w14 w15 w16se w16cid w16 w16cex w16sdtdh wp14">
   <w:body>
+    <w:p/>
     <w:p>
       <w:pPr>
-        <w:pStyle w:val="Author"/>
-      </w:pPr>
-    </w:p>
-    <w:p>
-      <w:pPr>
-        <w:pStyle w:val="FirstParagraph"/>
+        <w:rPr>
+          <w:lang w:val="en-US"/>
+        </w:rPr>
       </w:pPr>
       <m:oMathPara>
         <m:oMathParaPr>
@@ -18,33 +16,50 @@
         <m:oMath>
           <m:m>
             <m:mPr>
-              <m:baseJc m:val="center"/>
-              <m:plcHide m:val="on"/>
+              <m:plcHide m:val="1"/>
               <m:mcs>
                 <m:mc>
                   <m:mcPr>
+                    <m:count m:val="1"/>
                     <m:mcJc m:val="right"/>
-                    <m:count m:val="1"/>
                   </m:mcPr>
                 </m:mc>
                 <m:mc>
                   <m:mcPr>
+                    <m:count m:val="1"/>
                     <m:mcJc m:val="left"/>
-                    <m:count m:val="1"/>
                   </m:mcPr>
                 </m:mc>
               </m:mcs>
+              <m:ctrlPr>
+                <w:rPr>
+                  <w:rFonts w:ascii="Cambria Math" w:hAnsi="Cambria Math"/>
+                </w:rPr>
+              </m:ctrlPr>
             </m:mPr>
             <m:mr>
               <m:e>
                 <m:sSub>
+                  <m:sSubPr>
+                    <m:ctrlPr>
+                      <w:rPr>
+                        <w:rFonts w:ascii="Cambria Math" w:hAnsi="Cambria Math"/>
+                      </w:rPr>
+                    </m:ctrlPr>
+                  </m:sSubPr>
                   <m:e>
                     <m:r>
+                      <w:rPr>
+                        <w:rFonts w:ascii="Cambria Math" w:hAnsi="Cambria Math"/>
+                      </w:rPr>
                       <m:t>N</m:t>
                     </m:r>
                   </m:e>
                   <m:sub>
                     <m:r>
+                      <w:rPr>
+                        <w:rFonts w:ascii="Cambria Math" w:hAnsi="Cambria Math"/>
+                      </w:rPr>
                       <m:t>i</m:t>
                     </m:r>
                   </m:sub>
@@ -55,31 +70,51 @@
                   <m:rPr>
                     <m:sty m:val="p"/>
                   </m:rPr>
+                  <w:rPr>
+                    <w:rFonts w:ascii="Cambria Math" w:hAnsi="Cambria Math"/>
+                    <w:lang w:val="en-US"/>
+                  </w:rPr>
                   <m:t>∼</m:t>
                 </m:r>
                 <m:r>
                   <m:rPr>
                     <m:nor/>
-                    <m:sty m:val="p"/>
                   </m:rPr>
+                  <w:rPr>
+                    <w:lang w:val="en-US"/>
+                  </w:rPr>
                   <m:t>Negative Binomial</m:t>
                 </m:r>
                 <m:d>
                   <m:dPr>
-                    <m:begChr m:val="("/>
-                    <m:sepChr m:val=""/>
-                    <m:endChr m:val=")"/>
-                    <m:grow/>
+                    <m:ctrlPr>
+                      <w:rPr>
+                        <w:rFonts w:ascii="Cambria Math" w:hAnsi="Cambria Math"/>
+                      </w:rPr>
+                    </m:ctrlPr>
                   </m:dPr>
                   <m:e>
                     <m:sSub>
+                      <m:sSubPr>
+                        <m:ctrlPr>
+                          <w:rPr>
+                            <w:rFonts w:ascii="Cambria Math" w:hAnsi="Cambria Math"/>
+                          </w:rPr>
+                        </m:ctrlPr>
+                      </m:sSubPr>
                       <m:e>
                         <m:r>
+                          <w:rPr>
+                            <w:rFonts w:ascii="Cambria Math" w:hAnsi="Cambria Math"/>
+                          </w:rPr>
                           <m:t>μ</m:t>
                         </m:r>
                       </m:e>
                       <m:sub>
                         <m:r>
+                          <w:rPr>
+                            <w:rFonts w:ascii="Cambria Math" w:hAnsi="Cambria Math"/>
+                          </w:rPr>
                           <m:t>i</m:t>
                         </m:r>
                       </m:sub>
@@ -88,9 +123,16 @@
                       <m:rPr>
                         <m:sty m:val="p"/>
                       </m:rPr>
+                      <w:rPr>
+                        <w:rFonts w:ascii="Cambria Math" w:hAnsi="Cambria Math"/>
+                        <w:lang w:val="en-US"/>
+                      </w:rPr>
                       <m:t>,</m:t>
                     </m:r>
                     <m:r>
+                      <w:rPr>
+                        <w:rFonts w:ascii="Cambria Math" w:hAnsi="Cambria Math"/>
+                      </w:rPr>
                       <m:t>θ</m:t>
                     </m:r>
                   </m:e>
@@ -103,24 +145,42 @@
                   <m:rPr>
                     <m:sty m:val="p"/>
                   </m:rPr>
+                  <w:rPr>
+                    <w:rFonts w:ascii="Cambria Math" w:hAnsi="Cambria Math"/>
+                    <w:lang w:val="en-US"/>
+                  </w:rPr>
                   <m:t>log</m:t>
                 </m:r>
                 <m:d>
                   <m:dPr>
-                    <m:begChr m:val="("/>
-                    <m:sepChr m:val=""/>
-                    <m:endChr m:val=")"/>
-                    <m:grow/>
+                    <m:ctrlPr>
+                      <w:rPr>
+                        <w:rFonts w:ascii="Cambria Math" w:hAnsi="Cambria Math"/>
+                      </w:rPr>
+                    </m:ctrlPr>
                   </m:dPr>
                   <m:e>
                     <m:sSub>
+                      <m:sSubPr>
+                        <m:ctrlPr>
+                          <w:rPr>
+                            <w:rFonts w:ascii="Cambria Math" w:hAnsi="Cambria Math"/>
+                          </w:rPr>
+                        </m:ctrlPr>
+                      </m:sSubPr>
                       <m:e>
                         <m:r>
+                          <w:rPr>
+                            <w:rFonts w:ascii="Cambria Math" w:hAnsi="Cambria Math"/>
+                          </w:rPr>
                           <m:t>μ</m:t>
                         </m:r>
                       </m:e>
                       <m:sub>
                         <m:r>
+                          <w:rPr>
+                            <w:rFonts w:ascii="Cambria Math" w:hAnsi="Cambria Math"/>
+                          </w:rPr>
                           <m:t>i</m:t>
                         </m:r>
                       </m:sub>
@@ -133,16 +193,34 @@
                   <m:rPr>
                     <m:sty m:val="p"/>
                   </m:rPr>
+                  <w:rPr>
+                    <w:rFonts w:ascii="Cambria Math" w:hAnsi="Cambria Math"/>
+                    <w:lang w:val="en-US"/>
+                  </w:rPr>
                   <m:t>=</m:t>
                 </m:r>
                 <m:sSub>
+                  <m:sSubPr>
+                    <m:ctrlPr>
+                      <w:rPr>
+                        <w:rFonts w:ascii="Cambria Math" w:hAnsi="Cambria Math"/>
+                      </w:rPr>
+                    </m:ctrlPr>
+                  </m:sSubPr>
                   <m:e>
                     <m:r>
+                      <w:rPr>
+                        <w:rFonts w:ascii="Cambria Math" w:hAnsi="Cambria Math"/>
+                      </w:rPr>
                       <m:t>β</m:t>
                     </m:r>
                   </m:e>
                   <m:sub>
                     <m:r>
+                      <w:rPr>
+                        <w:rFonts w:ascii="Cambria Math" w:hAnsi="Cambria Math"/>
+                        <w:lang w:val="en-US"/>
+                      </w:rPr>
                       <m:t>0</m:t>
                     </m:r>
                   </m:sub>
@@ -151,40 +229,71 @@
                   <m:rPr>
                     <m:sty m:val="p"/>
                   </m:rPr>
+                  <w:rPr>
+                    <w:rFonts w:ascii="Cambria Math" w:hAnsi="Cambria Math"/>
+                    <w:lang w:val="en-US"/>
+                  </w:rPr>
                   <m:t>+</m:t>
                 </m:r>
                 <m:sSub>
+                  <m:sSubPr>
+                    <m:ctrlPr>
+                      <w:rPr>
+                        <w:rFonts w:ascii="Cambria Math" w:hAnsi="Cambria Math"/>
+                      </w:rPr>
+                    </m:ctrlPr>
+                  </m:sSubPr>
                   <m:e>
                     <m:r>
+                      <w:rPr>
+                        <w:rFonts w:ascii="Cambria Math" w:hAnsi="Cambria Math"/>
+                      </w:rPr>
                       <m:t>f</m:t>
                     </m:r>
                   </m:e>
                   <m:sub>
                     <m:r>
+                      <w:rPr>
+                        <w:rFonts w:ascii="Cambria Math" w:hAnsi="Cambria Math"/>
+                        <w:lang w:val="en-US"/>
+                      </w:rPr>
                       <m:t>1</m:t>
                     </m:r>
                   </m:sub>
                 </m:sSub>
                 <m:d>
                   <m:dPr>
-                    <m:begChr m:val="("/>
-                    <m:sepChr m:val=""/>
-                    <m:endChr m:val=")"/>
-                    <m:grow/>
+                    <m:ctrlPr>
+                      <w:rPr>
+                        <w:rFonts w:ascii="Cambria Math" w:hAnsi="Cambria Math"/>
+                      </w:rPr>
+                    </m:ctrlPr>
                   </m:dPr>
                   <m:e>
                     <m:sSub>
+                      <m:sSubPr>
+                        <m:ctrlPr>
+                          <w:rPr>
+                            <w:rFonts w:ascii="Cambria Math" w:hAnsi="Cambria Math"/>
+                          </w:rPr>
+                        </m:ctrlPr>
+                      </m:sSubPr>
                       <m:e>
                         <m:r>
                           <m:rPr>
                             <m:nor/>
-                            <m:sty m:val="p"/>
                           </m:rPr>
+                          <w:rPr>
+                            <w:lang w:val="en-US"/>
+                          </w:rPr>
                           <m:t>Year</m:t>
                         </m:r>
                       </m:e>
                       <m:sub>
                         <m:r>
+                          <w:rPr>
+                            <w:rFonts w:ascii="Cambria Math" w:hAnsi="Cambria Math"/>
+                          </w:rPr>
                           <m:t>i</m:t>
                         </m:r>
                       </m:sub>
@@ -195,35 +304,55 @@
                   <m:rPr>
                     <m:sty m:val="p"/>
                   </m:rPr>
+                  <w:rPr>
+                    <w:rFonts w:ascii="Cambria Math" w:hAnsi="Cambria Math"/>
+                    <w:lang w:val="en-US"/>
+                  </w:rPr>
                   <m:t>⋅</m:t>
                 </m:r>
                 <m:r>
                   <m:rPr>
+                    <m:scr m:val="double-struck"/>
                     <m:sty m:val="p"/>
-                    <m:scr m:val="double-struck"/>
                   </m:rPr>
+                  <w:rPr>
+                    <w:rFonts w:ascii="Cambria Math" w:hAnsi="Cambria Math"/>
+                  </w:rPr>
                   <m:t>I</m:t>
                 </m:r>
                 <m:d>
                   <m:dPr>
-                    <m:begChr m:val="("/>
-                    <m:sepChr m:val=""/>
-                    <m:endChr m:val=")"/>
-                    <m:grow/>
+                    <m:ctrlPr>
+                      <w:rPr>
+                        <w:rFonts w:ascii="Cambria Math" w:hAnsi="Cambria Math"/>
+                      </w:rPr>
+                    </m:ctrlPr>
                   </m:dPr>
                   <m:e>
                     <m:sSub>
+                      <m:sSubPr>
+                        <m:ctrlPr>
+                          <w:rPr>
+                            <w:rFonts w:ascii="Cambria Math" w:hAnsi="Cambria Math"/>
+                          </w:rPr>
+                        </m:ctrlPr>
+                      </m:sSubPr>
                       <m:e>
                         <m:r>
                           <m:rPr>
                             <m:nor/>
-                            <m:sty m:val="p"/>
                           </m:rPr>
+                          <w:rPr>
+                            <w:lang w:val="en-US"/>
+                          </w:rPr>
                           <m:t>Species</m:t>
                         </m:r>
                       </m:e>
                       <m:sub>
                         <m:r>
+                          <w:rPr>
+                            <w:rFonts w:ascii="Cambria Math" w:hAnsi="Cambria Math"/>
+                          </w:rPr>
                           <m:t>i</m:t>
                         </m:r>
                       </m:sub>
@@ -234,40 +363,71 @@
                   <m:rPr>
                     <m:sty m:val="p"/>
                   </m:rPr>
+                  <w:rPr>
+                    <w:rFonts w:ascii="Cambria Math" w:hAnsi="Cambria Math"/>
+                    <w:lang w:val="en-US"/>
+                  </w:rPr>
                   <m:t>+</m:t>
                 </m:r>
                 <m:sSub>
+                  <m:sSubPr>
+                    <m:ctrlPr>
+                      <w:rPr>
+                        <w:rFonts w:ascii="Cambria Math" w:hAnsi="Cambria Math"/>
+                      </w:rPr>
+                    </m:ctrlPr>
+                  </m:sSubPr>
                   <m:e>
                     <m:r>
+                      <w:rPr>
+                        <w:rFonts w:ascii="Cambria Math" w:hAnsi="Cambria Math"/>
+                      </w:rPr>
                       <m:t>f</m:t>
                     </m:r>
                   </m:e>
                   <m:sub>
                     <m:r>
+                      <w:rPr>
+                        <w:rFonts w:ascii="Cambria Math" w:hAnsi="Cambria Math"/>
+                        <w:lang w:val="en-US"/>
+                      </w:rPr>
                       <m:t>2</m:t>
                     </m:r>
                   </m:sub>
                 </m:sSub>
                 <m:d>
                   <m:dPr>
-                    <m:begChr m:val="("/>
-                    <m:sepChr m:val=""/>
-                    <m:endChr m:val=")"/>
-                    <m:grow/>
+                    <m:ctrlPr>
+                      <w:rPr>
+                        <w:rFonts w:ascii="Cambria Math" w:hAnsi="Cambria Math"/>
+                      </w:rPr>
+                    </m:ctrlPr>
                   </m:dPr>
                   <m:e>
                     <m:sSub>
+                      <m:sSubPr>
+                        <m:ctrlPr>
+                          <w:rPr>
+                            <w:rFonts w:ascii="Cambria Math" w:hAnsi="Cambria Math"/>
+                          </w:rPr>
+                        </m:ctrlPr>
+                      </m:sSubPr>
                       <m:e>
                         <m:r>
                           <m:rPr>
                             <m:nor/>
-                            <m:sty m:val="p"/>
                           </m:rPr>
+                          <w:rPr>
+                            <w:lang w:val="en-US"/>
+                          </w:rPr>
                           <m:t>Dist</m:t>
                         </m:r>
                       </m:e>
                       <m:sub>
                         <m:r>
+                          <w:rPr>
+                            <w:rFonts w:ascii="Cambria Math" w:hAnsi="Cambria Math"/>
+                          </w:rPr>
                           <m:t>i</m:t>
                         </m:r>
                       </m:sub>
@@ -276,20 +436,36 @@
                       <m:rPr>
                         <m:sty m:val="p"/>
                       </m:rPr>
+                      <w:rPr>
+                        <w:rFonts w:ascii="Cambria Math" w:hAnsi="Cambria Math"/>
+                        <w:lang w:val="en-US"/>
+                      </w:rPr>
                       <m:t>,</m:t>
                     </m:r>
                     <m:sSub>
+                      <m:sSubPr>
+                        <m:ctrlPr>
+                          <w:rPr>
+                            <w:rFonts w:ascii="Cambria Math" w:hAnsi="Cambria Math"/>
+                          </w:rPr>
+                        </m:ctrlPr>
+                      </m:sSubPr>
                       <m:e>
                         <m:r>
                           <m:rPr>
                             <m:nor/>
-                            <m:sty m:val="p"/>
                           </m:rPr>
+                          <w:rPr>
+                            <w:lang w:val="en-US"/>
+                          </w:rPr>
                           <m:t>Depth</m:t>
                         </m:r>
                       </m:e>
                       <m:sub>
                         <m:r>
+                          <w:rPr>
+                            <w:rFonts w:ascii="Cambria Math" w:hAnsi="Cambria Math"/>
+                          </w:rPr>
                           <m:t>i</m:t>
                         </m:r>
                       </m:sub>
@@ -300,35 +476,55 @@
                   <m:rPr>
                     <m:sty m:val="p"/>
                   </m:rPr>
+                  <w:rPr>
+                    <w:rFonts w:ascii="Cambria Math" w:hAnsi="Cambria Math"/>
+                    <w:lang w:val="en-US"/>
+                  </w:rPr>
                   <m:t>⋅</m:t>
                 </m:r>
                 <m:r>
                   <m:rPr>
+                    <m:scr m:val="double-struck"/>
                     <m:sty m:val="p"/>
-                    <m:scr m:val="double-struck"/>
                   </m:rPr>
+                  <w:rPr>
+                    <w:rFonts w:ascii="Cambria Math" w:hAnsi="Cambria Math"/>
+                  </w:rPr>
                   <m:t>I</m:t>
                 </m:r>
                 <m:d>
                   <m:dPr>
-                    <m:begChr m:val="("/>
-                    <m:sepChr m:val=""/>
-                    <m:endChr m:val=")"/>
-                    <m:grow/>
+                    <m:ctrlPr>
+                      <w:rPr>
+                        <w:rFonts w:ascii="Cambria Math" w:hAnsi="Cambria Math"/>
+                      </w:rPr>
+                    </m:ctrlPr>
                   </m:dPr>
                   <m:e>
                     <m:sSub>
+                      <m:sSubPr>
+                        <m:ctrlPr>
+                          <w:rPr>
+                            <w:rFonts w:ascii="Cambria Math" w:hAnsi="Cambria Math"/>
+                          </w:rPr>
+                        </m:ctrlPr>
+                      </m:sSubPr>
                       <m:e>
                         <m:r>
                           <m:rPr>
                             <m:nor/>
-                            <m:sty m:val="p"/>
                           </m:rPr>
+                          <w:rPr>
+                            <w:lang w:val="en-US"/>
+                          </w:rPr>
                           <m:t>Species</m:t>
                         </m:r>
                       </m:e>
                       <m:sub>
                         <m:r>
+                          <w:rPr>
+                            <w:rFonts w:ascii="Cambria Math" w:hAnsi="Cambria Math"/>
+                          </w:rPr>
                           <m:t>i</m:t>
                         </m:r>
                       </m:sub>
@@ -337,20 +533,36 @@
                       <m:rPr>
                         <m:sty m:val="p"/>
                       </m:rPr>
+                      <w:rPr>
+                        <w:rFonts w:ascii="Cambria Math" w:hAnsi="Cambria Math"/>
+                        <w:lang w:val="en-US"/>
+                      </w:rPr>
                       <m:t>,</m:t>
                     </m:r>
                     <m:sSub>
+                      <m:sSubPr>
+                        <m:ctrlPr>
+                          <w:rPr>
+                            <w:rFonts w:ascii="Cambria Math" w:hAnsi="Cambria Math"/>
+                          </w:rPr>
+                        </m:ctrlPr>
+                      </m:sSubPr>
                       <m:e>
                         <m:r>
                           <m:rPr>
                             <m:nor/>
-                            <m:sty m:val="p"/>
                           </m:rPr>
+                          <w:rPr>
+                            <w:lang w:val="en-US"/>
+                          </w:rPr>
                           <m:t>Ice</m:t>
                         </m:r>
                       </m:e>
                       <m:sub>
                         <m:r>
+                          <w:rPr>
+                            <w:rFonts w:ascii="Cambria Math" w:hAnsi="Cambria Math"/>
+                          </w:rPr>
                           <m:t>i</m:t>
                         </m:r>
                       </m:sub>
@@ -361,6 +573,10 @@
                   <m:rPr>
                     <m:sty m:val="p"/>
                   </m:rPr>
+                  <w:rPr>
+                    <w:rFonts w:ascii="Cambria Math" w:hAnsi="Cambria Math"/>
+                    <w:lang w:val="en-US"/>
+                  </w:rPr>
                   <m:t>+</m:t>
                 </m:r>
               </m:e>
@@ -369,17 +585,35 @@
               <m:e/>
               <m:e>
                 <m:r>
+                  <w:rPr>
+                    <w:rFonts w:ascii="Cambria Math" w:hAnsi="Cambria Math"/>
+                    <w:lang w:val="en-US"/>
+                  </w:rPr>
                   <m:t> </m:t>
                 </m:r>
                 <m:r>
                   <m:rPr>
                     <m:sty m:val="p"/>
                   </m:rPr>
+                  <w:rPr>
+                    <w:rFonts w:ascii="Cambria Math" w:hAnsi="Cambria Math"/>
+                    <w:lang w:val="en-US"/>
+                  </w:rPr>
                   <m:t>+</m:t>
                 </m:r>
                 <m:sSub>
+                  <m:sSubPr>
+                    <m:ctrlPr>
+                      <w:rPr>
+                        <w:rFonts w:ascii="Cambria Math" w:hAnsi="Cambria Math"/>
+                      </w:rPr>
+                    </m:ctrlPr>
+                  </m:sSubPr>
                   <m:e>
                     <m:r>
+                      <w:rPr>
+                        <w:rFonts w:ascii="Cambria Math" w:hAnsi="Cambria Math"/>
+                      </w:rPr>
                       <m:t>β</m:t>
                     </m:r>
                   </m:e>
@@ -387,8 +621,10 @@
                     <m:r>
                       <m:rPr>
                         <m:nor/>
-                        <m:sty m:val="p"/>
                       </m:rPr>
+                      <w:rPr>
+                        <w:lang w:val="en-US"/>
+                      </w:rPr>
                       <m:t>Species</m:t>
                     </m:r>
                   </m:sub>
@@ -397,20 +633,36 @@
                   <m:rPr>
                     <m:sty m:val="p"/>
                   </m:rPr>
+                  <w:rPr>
+                    <w:rFonts w:ascii="Cambria Math" w:hAnsi="Cambria Math"/>
+                    <w:lang w:val="en-US"/>
+                  </w:rPr>
                   <m:t>⋅</m:t>
                 </m:r>
                 <m:sSub>
+                  <m:sSubPr>
+                    <m:ctrlPr>
+                      <w:rPr>
+                        <w:rFonts w:ascii="Cambria Math" w:hAnsi="Cambria Math"/>
+                      </w:rPr>
+                    </m:ctrlPr>
+                  </m:sSubPr>
                   <m:e>
                     <m:r>
                       <m:rPr>
                         <m:nor/>
-                        <m:sty m:val="p"/>
                       </m:rPr>
+                      <w:rPr>
+                        <w:lang w:val="en-US"/>
+                      </w:rPr>
                       <m:t>Species</m:t>
                     </m:r>
                   </m:e>
                   <m:sub>
                     <m:r>
+                      <w:rPr>
+                        <w:rFonts w:ascii="Cambria Math" w:hAnsi="Cambria Math"/>
+                      </w:rPr>
                       <m:t>i</m:t>
                     </m:r>
                   </m:sub>
@@ -419,11 +671,25 @@
                   <m:rPr>
                     <m:sty m:val="p"/>
                   </m:rPr>
+                  <w:rPr>
+                    <w:rFonts w:ascii="Cambria Math" w:hAnsi="Cambria Math"/>
+                    <w:lang w:val="en-US"/>
+                  </w:rPr>
                   <m:t>+</m:t>
                 </m:r>
                 <m:sSub>
+                  <m:sSubPr>
+                    <m:ctrlPr>
+                      <w:rPr>
+                        <w:rFonts w:ascii="Cambria Math" w:hAnsi="Cambria Math"/>
+                      </w:rPr>
+                    </m:ctrlPr>
+                  </m:sSubPr>
                   <m:e>
                     <m:r>
+                      <w:rPr>
+                        <w:rFonts w:ascii="Cambria Math" w:hAnsi="Cambria Math"/>
+                      </w:rPr>
                       <m:t>β</m:t>
                     </m:r>
                   </m:e>
@@ -431,8 +697,10 @@
                     <m:r>
                       <m:rPr>
                         <m:nor/>
-                        <m:sty m:val="p"/>
                       </m:rPr>
+                      <w:rPr>
+                        <w:lang w:val="en-US"/>
+                      </w:rPr>
                       <m:t>Ice</m:t>
                     </m:r>
                   </m:sub>
@@ -441,20 +709,36 @@
                   <m:rPr>
                     <m:sty m:val="p"/>
                   </m:rPr>
+                  <w:rPr>
+                    <w:rFonts w:ascii="Cambria Math" w:hAnsi="Cambria Math"/>
+                    <w:lang w:val="en-US"/>
+                  </w:rPr>
                   <m:t>⋅</m:t>
                 </m:r>
                 <m:sSub>
+                  <m:sSubPr>
+                    <m:ctrlPr>
+                      <w:rPr>
+                        <w:rFonts w:ascii="Cambria Math" w:hAnsi="Cambria Math"/>
+                      </w:rPr>
+                    </m:ctrlPr>
+                  </m:sSubPr>
                   <m:e>
                     <m:r>
                       <m:rPr>
                         <m:nor/>
-                        <m:sty m:val="p"/>
                       </m:rPr>
+                      <w:rPr>
+                        <w:lang w:val="en-US"/>
+                      </w:rPr>
                       <m:t>Ice</m:t>
                     </m:r>
                   </m:e>
                   <m:sub>
                     <m:r>
+                      <w:rPr>
+                        <w:rFonts w:ascii="Cambria Math" w:hAnsi="Cambria Math"/>
+                      </w:rPr>
                       <m:t>i</m:t>
                     </m:r>
                   </m:sub>
@@ -463,27 +747,53 @@
                   <m:rPr>
                     <m:sty m:val="p"/>
                   </m:rPr>
+                  <w:rPr>
+                    <w:rFonts w:ascii="Cambria Math" w:hAnsi="Cambria Math"/>
+                    <w:lang w:val="en-US"/>
+                  </w:rPr>
                   <m:t>+</m:t>
                 </m:r>
                 <m:sSub>
+                  <m:sSubPr>
+                    <m:ctrlPr>
+                      <w:rPr>
+                        <w:rFonts w:ascii="Cambria Math" w:hAnsi="Cambria Math"/>
+                      </w:rPr>
+                    </m:ctrlPr>
+                  </m:sSubPr>
                   <m:e>
                     <m:r>
+                      <w:rPr>
+                        <w:rFonts w:ascii="Cambria Math" w:hAnsi="Cambria Math"/>
+                      </w:rPr>
                       <m:t>b</m:t>
                     </m:r>
                   </m:e>
                   <m:sub>
                     <m:sSub>
+                      <m:sSubPr>
+                        <m:ctrlPr>
+                          <w:rPr>
+                            <w:rFonts w:ascii="Cambria Math" w:hAnsi="Cambria Math"/>
+                          </w:rPr>
+                        </m:ctrlPr>
+                      </m:sSubPr>
                       <m:e>
                         <m:r>
                           <m:rPr>
                             <m:nor/>
-                            <m:sty m:val="p"/>
                           </m:rPr>
+                          <w:rPr>
+                            <w:lang w:val="en-US"/>
+                          </w:rPr>
                           <m:t>Site</m:t>
                         </m:r>
                       </m:e>
                       <m:sub>
                         <m:r>
+                          <w:rPr>
+                            <w:rFonts w:ascii="Cambria Math" w:hAnsi="Cambria Math"/>
+                          </w:rPr>
                           <m:t>i</m:t>
                         </m:r>
                       </m:sub>
@@ -495,8 +805,18 @@
             <m:mr>
               <m:e>
                 <m:sSub>
+                  <m:sSubPr>
+                    <m:ctrlPr>
+                      <w:rPr>
+                        <w:rFonts w:ascii="Cambria Math" w:hAnsi="Cambria Math"/>
+                      </w:rPr>
+                    </m:ctrlPr>
+                  </m:sSubPr>
                   <m:e>
                     <m:r>
+                      <w:rPr>
+                        <w:rFonts w:ascii="Cambria Math" w:hAnsi="Cambria Math"/>
+                      </w:rPr>
                       <m:t>b</m:t>
                     </m:r>
                   </m:e>
@@ -504,8 +824,10 @@
                     <m:r>
                       <m:rPr>
                         <m:nor/>
-                        <m:sty m:val="p"/>
                       </m:rPr>
+                      <w:rPr>
+                        <w:lang w:val="en-US"/>
+                      </w:rPr>
                       <m:t>Site</m:t>
                     </m:r>
                   </m:sub>
@@ -516,35 +838,61 @@
                   <m:rPr>
                     <m:sty m:val="p"/>
                   </m:rPr>
+                  <w:rPr>
+                    <w:rFonts w:ascii="Cambria Math" w:hAnsi="Cambria Math"/>
+                    <w:lang w:val="en-US"/>
+                  </w:rPr>
                   <m:t>∼</m:t>
                 </m:r>
                 <m:r>
                   <m:rPr>
+                    <m:scr m:val="script"/>
                     <m:sty m:val="p"/>
-                    <m:scr m:val="script"/>
                   </m:rPr>
+                  <w:rPr>
+                    <w:rFonts w:ascii="Cambria Math" w:hAnsi="Cambria Math"/>
+                  </w:rPr>
                   <m:t>N</m:t>
                 </m:r>
                 <m:d>
                   <m:dPr>
-                    <m:begChr m:val="("/>
-                    <m:sepChr m:val=""/>
-                    <m:endChr m:val=")"/>
-                    <m:grow/>
+                    <m:ctrlPr>
+                      <w:rPr>
+                        <w:rFonts w:ascii="Cambria Math" w:hAnsi="Cambria Math"/>
+                      </w:rPr>
+                    </m:ctrlPr>
                   </m:dPr>
                   <m:e>
                     <m:r>
+                      <w:rPr>
+                        <w:rFonts w:ascii="Cambria Math" w:hAnsi="Cambria Math"/>
+                        <w:lang w:val="en-US"/>
+                      </w:rPr>
                       <m:t>0</m:t>
                     </m:r>
                     <m:r>
                       <m:rPr>
                         <m:sty m:val="p"/>
                       </m:rPr>
+                      <w:rPr>
+                        <w:rFonts w:ascii="Cambria Math" w:hAnsi="Cambria Math"/>
+                        <w:lang w:val="en-US"/>
+                      </w:rPr>
                       <m:t>,</m:t>
                     </m:r>
                     <m:sSubSup>
+                      <m:sSubSupPr>
+                        <m:ctrlPr>
+                          <w:rPr>
+                            <w:rFonts w:ascii="Cambria Math" w:hAnsi="Cambria Math"/>
+                          </w:rPr>
+                        </m:ctrlPr>
+                      </m:sSubSupPr>
                       <m:e>
                         <m:r>
+                          <w:rPr>
+                            <w:rFonts w:ascii="Cambria Math" w:hAnsi="Cambria Math"/>
+                          </w:rPr>
                           <m:t>σ</m:t>
                         </m:r>
                       </m:e>
@@ -552,13 +900,19 @@
                         <m:r>
                           <m:rPr>
                             <m:nor/>
-                            <m:sty m:val="p"/>
                           </m:rPr>
+                          <w:rPr>
+                            <w:lang w:val="en-US"/>
+                          </w:rPr>
                           <m:t>Site</m:t>
                         </m:r>
                       </m:sub>
                       <m:sup>
                         <m:r>
+                          <w:rPr>
+                            <w:rFonts w:ascii="Cambria Math" w:hAnsi="Cambria Math"/>
+                            <w:lang w:val="en-US"/>
+                          </w:rPr>
                           <m:t>2</m:t>
                         </m:r>
                       </m:sup>
@@ -573,21 +927,82 @@
     </w:p>
     <w:p>
       <w:pPr>
-        <w:pStyle w:val="Compact"/>
         <w:numPr>
           <w:ilvl w:val="0"/>
-          <w:numId w:val="1001"/>
+          <w:numId w:val="2"/>
         </w:numPr>
       </w:pPr>
       <m:oMath>
         <m:sSub>
+          <m:sSubPr>
+            <m:ctrlPr>
+              <w:rPr>
+                <w:rFonts w:ascii="Cambria Math" w:hAnsi="Cambria Math"/>
+              </w:rPr>
+            </m:ctrlPr>
+          </m:sSubPr>
           <m:e>
             <m:r>
+              <w:rPr>
+                <w:rFonts w:ascii="Cambria Math" w:hAnsi="Cambria Math"/>
+              </w:rPr>
               <m:t>N</m:t>
             </m:r>
           </m:e>
           <m:sub>
             <m:r>
+              <w:rPr>
+                <w:rFonts w:ascii="Cambria Math" w:hAnsi="Cambria Math"/>
+              </w:rPr>
+              <m:t>i</m:t>
+            </m:r>
+          </m:sub>
+        </m:sSub>
+      </m:oMath>
+      <w:r>
+        <w:t xml:space="preserve"> — численность (обилие) для </w:t>
+      </w:r>
+      <m:oMath>
+        <m:r>
+          <w:rPr>
+            <w:rFonts w:ascii="Cambria Math" w:hAnsi="Cambria Math"/>
+          </w:rPr>
+          <m:t>i</m:t>
+        </m:r>
+      </m:oMath>
+      <w:r>
+        <w:t>-го наблюдения;</w:t>
+      </w:r>
+    </w:p>
+    <w:p>
+      <w:pPr>
+        <w:numPr>
+          <w:ilvl w:val="0"/>
+          <w:numId w:val="2"/>
+        </w:numPr>
+      </w:pPr>
+      <m:oMath>
+        <m:sSub>
+          <m:sSubPr>
+            <m:ctrlPr>
+              <w:rPr>
+                <w:rFonts w:ascii="Cambria Math" w:hAnsi="Cambria Math"/>
+              </w:rPr>
+            </m:ctrlPr>
+          </m:sSubPr>
+          <m:e>
+            <m:r>
+              <w:rPr>
+                <w:rFonts w:ascii="Cambria Math" w:hAnsi="Cambria Math"/>
+              </w:rPr>
+              <m:t>μ</m:t>
+            </m:r>
+          </m:e>
+          <m:sub>
+            <m:r>
+              <w:rPr>
+                <w:rFonts w:ascii="Cambria Math" w:hAnsi="Cambria Math"/>
+              </w:rPr>
               <m:t>i</m:t>
             </m:r>
           </m:sub>
@@ -597,151 +1012,141 @@
         <w:t xml:space="preserve"> </w:t>
       </w:r>
       <w:r>
-        <w:t xml:space="preserve">— численность (обилие) для</w:t>
-      </w:r>
-      <w:r>
-        <w:t xml:space="preserve"> </w:t>
+        <w:t xml:space="preserve">— условное математическое ожидание </w:t>
       </w:r>
       <m:oMath>
-        <m:r>
-          <m:t>i</m:t>
-        </m:r>
-      </m:oMath>
-      <w:r>
-        <w:t xml:space="preserve">-го наблюдения;</w:t>
-      </w:r>
-    </w:p>
-    <w:p>
-      <w:pPr>
-        <w:pStyle w:val="Compact"/>
-        <w:numPr>
-          <w:ilvl w:val="0"/>
-          <w:numId w:val="1001"/>
-        </w:numPr>
-      </w:pPr>
-      <m:oMath>
         <m:sSub>
+          <m:sSubPr>
+            <m:ctrlPr>
+              <w:rPr>
+                <w:rFonts w:ascii="Cambria Math" w:hAnsi="Cambria Math"/>
+              </w:rPr>
+            </m:ctrlPr>
+          </m:sSubPr>
           <m:e>
             <m:r>
-              <m:t>μ</m:t>
+              <w:rPr>
+                <w:rFonts w:ascii="Cambria Math" w:hAnsi="Cambria Math"/>
+              </w:rPr>
+              <m:t>N</m:t>
             </m:r>
           </m:e>
           <m:sub>
             <m:r>
+              <w:rPr>
+                <w:rFonts w:ascii="Cambria Math" w:hAnsi="Cambria Math"/>
+              </w:rPr>
               <m:t>i</m:t>
             </m:r>
           </m:sub>
         </m:sSub>
       </m:oMath>
       <w:r>
-        <w:t xml:space="preserve"> </w:t>
-      </w:r>
-      <w:r>
-        <w:t xml:space="preserve">— условное математическое ожидание</w:t>
-      </w:r>
-      <w:r>
-        <w:t xml:space="preserve"> </w:t>
-      </w:r>
-      <m:oMath>
-        <m:sSub>
-          <m:e>
-            <m:r>
-              <m:t>N</m:t>
-            </m:r>
-          </m:e>
-          <m:sub>
-            <m:r>
-              <m:t>i</m:t>
-            </m:r>
-          </m:sub>
-        </m:sSub>
-      </m:oMath>
-      <w:r>
-        <w:t xml:space="preserve">;</w:t>
+        <w:t>;</w:t>
       </w:r>
     </w:p>
     <w:p>
       <w:pPr>
-        <w:pStyle w:val="Compact"/>
         <w:numPr>
           <w:ilvl w:val="0"/>
-          <w:numId w:val="1001"/>
+          <w:numId w:val="2"/>
         </w:numPr>
       </w:pPr>
       <m:oMath>
         <m:r>
+          <w:rPr>
+            <w:rFonts w:ascii="Cambria Math" w:hAnsi="Cambria Math"/>
+          </w:rPr>
           <m:t>θ</m:t>
         </m:r>
       </m:oMath>
       <w:r>
-        <w:t xml:space="preserve"> </w:t>
-      </w:r>
-      <w:r>
-        <w:t xml:space="preserve">— параметр дисперсии отрицательного биномиального распределения;</w:t>
+        <w:t xml:space="preserve"> — параметр дисперсии отрицательного биномиального распределения;</w:t>
       </w:r>
     </w:p>
     <w:p>
       <w:pPr>
-        <w:pStyle w:val="Compact"/>
         <w:numPr>
           <w:ilvl w:val="0"/>
-          <w:numId w:val="1001"/>
+          <w:numId w:val="2"/>
         </w:numPr>
       </w:pPr>
       <m:oMath>
         <m:sSub>
+          <m:sSubPr>
+            <m:ctrlPr>
+              <w:rPr>
+                <w:rFonts w:ascii="Cambria Math" w:hAnsi="Cambria Math"/>
+              </w:rPr>
+            </m:ctrlPr>
+          </m:sSubPr>
           <m:e>
             <m:r>
+              <w:rPr>
+                <w:rFonts w:ascii="Cambria Math" w:hAnsi="Cambria Math"/>
+              </w:rPr>
               <m:t>β</m:t>
             </m:r>
           </m:e>
           <m:sub>
             <m:r>
+              <w:rPr>
+                <w:rFonts w:ascii="Cambria Math" w:hAnsi="Cambria Math"/>
+              </w:rPr>
               <m:t>0</m:t>
             </m:r>
           </m:sub>
         </m:sSub>
       </m:oMath>
       <w:r>
-        <w:t xml:space="preserve"> </w:t>
-      </w:r>
-      <w:r>
-        <w:t xml:space="preserve">— общий свободный член (intercept);</w:t>
+        <w:t xml:space="preserve"> — общий свободный член (intercept);</w:t>
       </w:r>
     </w:p>
     <w:p>
       <w:pPr>
-        <w:pStyle w:val="Compact"/>
         <w:numPr>
           <w:ilvl w:val="0"/>
-          <w:numId w:val="1001"/>
+          <w:numId w:val="2"/>
         </w:numPr>
       </w:pPr>
       <m:oMath>
         <m:sSub>
+          <m:sSubPr>
+            <m:ctrlPr>
+              <w:rPr>
+                <w:rFonts w:ascii="Cambria Math" w:hAnsi="Cambria Math"/>
+              </w:rPr>
+            </m:ctrlPr>
+          </m:sSubPr>
           <m:e>
             <m:r>
+              <w:rPr>
+                <w:rFonts w:ascii="Cambria Math" w:hAnsi="Cambria Math"/>
+              </w:rPr>
               <m:t>f</m:t>
             </m:r>
           </m:e>
           <m:sub>
             <m:r>
+              <w:rPr>
+                <w:rFonts w:ascii="Cambria Math" w:hAnsi="Cambria Math"/>
+              </w:rPr>
               <m:t>1</m:t>
             </m:r>
           </m:sub>
         </m:sSub>
         <m:d>
           <m:dPr>
-            <m:begChr m:val="("/>
-            <m:sepChr m:val=""/>
-            <m:endChr m:val=")"/>
-            <m:grow/>
+            <m:ctrlPr>
+              <w:rPr>
+                <w:rFonts w:ascii="Cambria Math" w:hAnsi="Cambria Math"/>
+              </w:rPr>
+            </m:ctrlPr>
           </m:dPr>
           <m:e>
             <m:r>
               <m:rPr>
                 <m:nor/>
-                <m:sty m:val="p"/>
               </m:rPr>
               <m:t>Year</m:t>
             </m:r>
@@ -749,48 +1154,223 @@
         </m:d>
       </m:oMath>
       <w:r>
-        <w:t xml:space="preserve"> </w:t>
-      </w:r>
-      <w:r>
-        <w:t xml:space="preserve">— функция от года (Year), специфичная для каждого вида (Species);</w:t>
+        <w:t xml:space="preserve"> — функция от года (Year), специфичная для каждого вида (Species);</w:t>
       </w:r>
     </w:p>
     <w:p>
       <w:pPr>
-        <w:pStyle w:val="Compact"/>
         <w:numPr>
           <w:ilvl w:val="0"/>
-          <w:numId w:val="1001"/>
+          <w:numId w:val="2"/>
         </w:numPr>
       </w:pPr>
       <m:oMath>
         <m:r>
           <m:rPr>
+            <m:scr m:val="double-struck"/>
             <m:sty m:val="p"/>
-            <m:scr m:val="double-struck"/>
           </m:rPr>
+          <w:rPr>
+            <w:rFonts w:ascii="Cambria Math" w:hAnsi="Cambria Math"/>
+          </w:rPr>
           <m:t>I</m:t>
         </m:r>
         <m:d>
           <m:dPr>
-            <m:begChr m:val="("/>
-            <m:sepChr m:val=""/>
-            <m:endChr m:val=")"/>
-            <m:grow/>
+            <m:ctrlPr>
+              <w:rPr>
+                <w:rFonts w:ascii="Cambria Math" w:hAnsi="Cambria Math"/>
+              </w:rPr>
+            </m:ctrlPr>
           </m:dPr>
           <m:e>
             <m:sSub>
+              <m:sSubPr>
+                <m:ctrlPr>
+                  <w:rPr>
+                    <w:rFonts w:ascii="Cambria Math" w:hAnsi="Cambria Math"/>
+                  </w:rPr>
+                </m:ctrlPr>
+              </m:sSubPr>
               <m:e>
                 <m:r>
                   <m:rPr>
                     <m:nor/>
-                    <m:sty m:val="p"/>
                   </m:rPr>
                   <m:t>Species</m:t>
                 </m:r>
               </m:e>
               <m:sub>
                 <m:r>
+                  <w:rPr>
+                    <w:rFonts w:ascii="Cambria Math" w:hAnsi="Cambria Math"/>
+                  </w:rPr>
+                  <m:t>i</m:t>
+                </m:r>
+              </m:sub>
+            </m:sSub>
+          </m:e>
+        </m:d>
+      </m:oMath>
+      <w:r>
+        <w:t xml:space="preserve"> — индикатор вида, поз</w:t>
+      </w:r>
+      <w:r>
+        <w:t>воляющий описывать многолетний тренд для каждого вида;</w:t>
+      </w:r>
+    </w:p>
+    <w:p>
+      <w:pPr>
+        <w:numPr>
+          <w:ilvl w:val="0"/>
+          <w:numId w:val="2"/>
+        </w:numPr>
+      </w:pPr>
+      <m:oMath>
+        <m:sSub>
+          <m:sSubPr>
+            <m:ctrlPr>
+              <w:rPr>
+                <w:rFonts w:ascii="Cambria Math" w:hAnsi="Cambria Math"/>
+              </w:rPr>
+            </m:ctrlPr>
+          </m:sSubPr>
+          <m:e>
+            <m:r>
+              <w:rPr>
+                <w:rFonts w:ascii="Cambria Math" w:hAnsi="Cambria Math"/>
+              </w:rPr>
+              <m:t>f</m:t>
+            </m:r>
+          </m:e>
+          <m:sub>
+            <m:r>
+              <w:rPr>
+                <w:rFonts w:ascii="Cambria Math" w:hAnsi="Cambria Math"/>
+              </w:rPr>
+              <m:t>2</m:t>
+            </m:r>
+          </m:sub>
+        </m:sSub>
+        <m:d>
+          <m:dPr>
+            <m:ctrlPr>
+              <w:rPr>
+                <w:rFonts w:ascii="Cambria Math" w:hAnsi="Cambria Math"/>
+              </w:rPr>
+            </m:ctrlPr>
+          </m:dPr>
+          <m:e>
+            <m:r>
+              <m:rPr>
+                <m:nor/>
+              </m:rPr>
+              <m:t>Dist</m:t>
+            </m:r>
+            <m:r>
+              <m:rPr>
+                <m:sty m:val="p"/>
+              </m:rPr>
+              <w:rPr>
+                <w:rFonts w:ascii="Cambria Math" w:hAnsi="Cambria Math"/>
+              </w:rPr>
+              <m:t>,</m:t>
+            </m:r>
+            <m:r>
+              <m:rPr>
+                <m:nor/>
+              </m:rPr>
+              <m:t>Depth</m:t>
+            </m:r>
+          </m:e>
+        </m:d>
+      </m:oMath>
+      <w:r>
+        <w:t xml:space="preserve"> — двумерная функция от расстояния (Dist) и глубины (Depth), специфичная для каждой комбинации вида (Species) и ледовой обстановки (Ice);</w:t>
+      </w:r>
+    </w:p>
+    <w:p>
+      <w:pPr>
+        <w:numPr>
+          <w:ilvl w:val="0"/>
+          <w:numId w:val="2"/>
+        </w:numPr>
+      </w:pPr>
+      <m:oMath>
+        <m:r>
+          <m:rPr>
+            <m:scr m:val="double-struck"/>
+            <m:sty m:val="p"/>
+          </m:rPr>
+          <w:rPr>
+            <w:rFonts w:ascii="Cambria Math" w:hAnsi="Cambria Math"/>
+          </w:rPr>
+          <m:t>I</m:t>
+        </m:r>
+        <m:d>
+          <m:dPr>
+            <m:ctrlPr>
+              <w:rPr>
+                <w:rFonts w:ascii="Cambria Math" w:hAnsi="Cambria Math"/>
+              </w:rPr>
+            </m:ctrlPr>
+          </m:dPr>
+          <m:e>
+            <m:sSub>
+              <m:sSubPr>
+                <m:ctrlPr>
+                  <w:rPr>
+                    <w:rFonts w:ascii="Cambria Math" w:hAnsi="Cambria Math"/>
+                  </w:rPr>
+                </m:ctrlPr>
+              </m:sSubPr>
+              <m:e>
+                <m:r>
+                  <m:rPr>
+                    <m:nor/>
+                  </m:rPr>
+                  <m:t>Species</m:t>
+                </m:r>
+              </m:e>
+              <m:sub>
+                <m:r>
+                  <w:rPr>
+                    <w:rFonts w:ascii="Cambria Math" w:hAnsi="Cambria Math"/>
+                  </w:rPr>
+                  <m:t>i</m:t>
+                </m:r>
+              </m:sub>
+            </m:sSub>
+            <m:r>
+              <m:rPr>
+                <m:sty m:val="p"/>
+              </m:rPr>
+              <w:rPr>
+                <w:rFonts w:ascii="Cambria Math" w:hAnsi="Cambria Math"/>
+              </w:rPr>
+              <m:t>,</m:t>
+            </m:r>
+            <m:sSub>
+              <m:sSubPr>
+                <m:ctrlPr>
+                  <w:rPr>
+                    <w:rFonts w:ascii="Cambria Math" w:hAnsi="Cambria Math"/>
+                  </w:rPr>
+                </m:ctrlPr>
+              </m:sSubPr>
+              <m:e>
+                <m:r>
+                  <m:rPr>
+                    <m:nor/>
+                  </m:rPr>
+                  <m:t>Ice</m:t>
+                </m:r>
+              </m:e>
+              <m:sub>
+                <m:r>
+                  <w:rPr>
+                    <w:rFonts w:ascii="Cambria Math" w:hAnsi="Cambria Math"/>
+                  </w:rPr>
                   <m:t>i</m:t>
                 </m:r>
               </m:sub>
@@ -802,152 +1382,30 @@
         <w:t xml:space="preserve"> </w:t>
       </w:r>
       <w:r>
-        <w:t xml:space="preserve">— индикатор вида, позволяющий описывать многолетний тренд для каждого вида;</w:t>
+        <w:t>— индикатор взаимодействия вида и ледовой обстановки;</w:t>
       </w:r>
     </w:p>
     <w:p>
       <w:pPr>
-        <w:pStyle w:val="Compact"/>
         <w:numPr>
           <w:ilvl w:val="0"/>
-          <w:numId w:val="1001"/>
+          <w:numId w:val="2"/>
         </w:numPr>
       </w:pPr>
       <m:oMath>
         <m:sSub>
+          <m:sSubPr>
+            <m:ctrlPr>
+              <w:rPr>
+                <w:rFonts w:ascii="Cambria Math" w:hAnsi="Cambria Math"/>
+              </w:rPr>
+            </m:ctrlPr>
+          </m:sSubPr>
           <m:e>
             <m:r>
-              <m:t>f</m:t>
-            </m:r>
-          </m:e>
-          <m:sub>
-            <m:r>
-              <m:t>2</m:t>
-            </m:r>
-          </m:sub>
-        </m:sSub>
-        <m:d>
-          <m:dPr>
-            <m:begChr m:val="("/>
-            <m:sepChr m:val=""/>
-            <m:endChr m:val=")"/>
-            <m:grow/>
-          </m:dPr>
-          <m:e>
-            <m:r>
-              <m:rPr>
-                <m:nor/>
-                <m:sty m:val="p"/>
-              </m:rPr>
-              <m:t>Dist</m:t>
-            </m:r>
-            <m:r>
-              <m:rPr>
-                <m:sty m:val="p"/>
-              </m:rPr>
-              <m:t>,</m:t>
-            </m:r>
-            <m:r>
-              <m:rPr>
-                <m:nor/>
-                <m:sty m:val="p"/>
-              </m:rPr>
-              <m:t>Depth</m:t>
-            </m:r>
-          </m:e>
-        </m:d>
-      </m:oMath>
-      <w:r>
-        <w:t xml:space="preserve"> </w:t>
-      </w:r>
-      <w:r>
-        <w:t xml:space="preserve">— двумерная функция от расстояния (Dist) и глубины (Depth), специфичная для каждой комбинации вида (Species) и ледовой обстановки (Ice);</w:t>
-      </w:r>
-    </w:p>
-    <w:p>
-      <w:pPr>
-        <w:pStyle w:val="Compact"/>
-        <w:numPr>
-          <w:ilvl w:val="0"/>
-          <w:numId w:val="1001"/>
-        </w:numPr>
-      </w:pPr>
-      <m:oMath>
-        <m:r>
-          <m:rPr>
-            <m:sty m:val="p"/>
-            <m:scr m:val="double-struck"/>
-          </m:rPr>
-          <m:t>I</m:t>
-        </m:r>
-        <m:d>
-          <m:dPr>
-            <m:begChr m:val="("/>
-            <m:sepChr m:val=""/>
-            <m:endChr m:val=")"/>
-            <m:grow/>
-          </m:dPr>
-          <m:e>
-            <m:sSub>
-              <m:e>
-                <m:r>
-                  <m:rPr>
-                    <m:nor/>
-                    <m:sty m:val="p"/>
-                  </m:rPr>
-                  <m:t>Species</m:t>
-                </m:r>
-              </m:e>
-              <m:sub>
-                <m:r>
-                  <m:t>i</m:t>
-                </m:r>
-              </m:sub>
-            </m:sSub>
-            <m:r>
-              <m:rPr>
-                <m:sty m:val="p"/>
-              </m:rPr>
-              <m:t>,</m:t>
-            </m:r>
-            <m:sSub>
-              <m:e>
-                <m:r>
-                  <m:rPr>
-                    <m:nor/>
-                    <m:sty m:val="p"/>
-                  </m:rPr>
-                  <m:t>Ice</m:t>
-                </m:r>
-              </m:e>
-              <m:sub>
-                <m:r>
-                  <m:t>i</m:t>
-                </m:r>
-              </m:sub>
-            </m:sSub>
-          </m:e>
-        </m:d>
-      </m:oMath>
-      <w:r>
-        <w:t xml:space="preserve"> </w:t>
-      </w:r>
-      <w:r>
-        <w:t xml:space="preserve">— индикатор взаимодействия вида и ледовой обстановки;</w:t>
-      </w:r>
-    </w:p>
-    <w:p>
-      <w:pPr>
-        <w:pStyle w:val="Compact"/>
-        <w:numPr>
-          <w:ilvl w:val="0"/>
-          <w:numId w:val="1001"/>
-        </w:numPr>
-      </w:pPr>
-      <m:oMath>
-        <m:sSub>
-          <m:e>
-            <m:r>
+              <w:rPr>
+                <w:rFonts w:ascii="Cambria Math" w:hAnsi="Cambria Math"/>
+              </w:rPr>
               <m:t>β</m:t>
             </m:r>
           </m:e>
@@ -955,7 +1413,6 @@
             <m:r>
               <m:rPr>
                 <m:nor/>
-                <m:sty m:val="p"/>
               </m:rPr>
               <m:t>Species</m:t>
             </m:r>
@@ -963,24 +1420,30 @@
         </m:sSub>
       </m:oMath>
       <w:r>
-        <w:t xml:space="preserve"> </w:t>
-      </w:r>
-      <w:r>
-        <w:t xml:space="preserve">— параметрический коэффициент для вида (Species), отражающий фиксированный эффект вида;</w:t>
+        <w:t xml:space="preserve"> — параметрический коэффициент для вида (Species), отражающий фиксированный эффект вида;</w:t>
       </w:r>
     </w:p>
     <w:p>
       <w:pPr>
-        <w:pStyle w:val="Compact"/>
         <w:numPr>
           <w:ilvl w:val="0"/>
-          <w:numId w:val="1001"/>
+          <w:numId w:val="2"/>
         </w:numPr>
       </w:pPr>
       <m:oMath>
         <m:sSub>
+          <m:sSubPr>
+            <m:ctrlPr>
+              <w:rPr>
+                <w:rFonts w:ascii="Cambria Math" w:hAnsi="Cambria Math"/>
+              </w:rPr>
+            </m:ctrlPr>
+          </m:sSubPr>
           <m:e>
             <m:r>
+              <w:rPr>
+                <w:rFonts w:ascii="Cambria Math" w:hAnsi="Cambria Math"/>
+              </w:rPr>
               <m:t>β</m:t>
             </m:r>
           </m:e>
@@ -988,7 +1451,6 @@
             <m:r>
               <m:rPr>
                 <m:nor/>
-                <m:sty m:val="p"/>
               </m:rPr>
               <m:t>Ice</m:t>
             </m:r>
@@ -996,24 +1458,30 @@
         </m:sSub>
       </m:oMath>
       <w:r>
-        <w:t xml:space="preserve"> </w:t>
-      </w:r>
-      <w:r>
-        <w:t xml:space="preserve">— параметрический коэффициент для фактора ледовой обстановки (Ice);</w:t>
+        <w:t xml:space="preserve"> — параметрический коэффициент для фактора ледовой обстановки (Ice);</w:t>
       </w:r>
     </w:p>
     <w:p>
       <w:pPr>
-        <w:pStyle w:val="Compact"/>
         <w:numPr>
           <w:ilvl w:val="0"/>
-          <w:numId w:val="1001"/>
+          <w:numId w:val="2"/>
         </w:numPr>
       </w:pPr>
       <m:oMath>
         <m:sSub>
+          <m:sSubPr>
+            <m:ctrlPr>
+              <w:rPr>
+                <w:rFonts w:ascii="Cambria Math" w:hAnsi="Cambria Math"/>
+              </w:rPr>
+            </m:ctrlPr>
+          </m:sSubPr>
           <m:e>
             <m:r>
+              <w:rPr>
+                <w:rFonts w:ascii="Cambria Math" w:hAnsi="Cambria Math"/>
+              </w:rPr>
               <m:t>b</m:t>
             </m:r>
           </m:e>
@@ -1021,7 +1489,6 @@
             <m:r>
               <m:rPr>
                 <m:nor/>
-                <m:sty m:val="p"/>
               </m:rPr>
               <m:t>Site</m:t>
             </m:r>
@@ -1029,24 +1496,33 @@
         </m:sSub>
       </m:oMath>
       <w:r>
-        <w:t xml:space="preserve"> </w:t>
+        <w:t xml:space="preserve"> — случайный эффект факт</w:t>
       </w:r>
       <w:r>
-        <w:t xml:space="preserve">— случайный эффект фактора участка (Site), предполагающий, что наблюдения на одном участке коррелированы;</w:t>
+        <w:t>ора участка (Site), предполагающий, что наблюдения на одном участке коррелированы;</w:t>
       </w:r>
     </w:p>
     <w:p>
       <w:pPr>
-        <w:pStyle w:val="Compact"/>
         <w:numPr>
           <w:ilvl w:val="0"/>
-          <w:numId w:val="1001"/>
+          <w:numId w:val="2"/>
         </w:numPr>
       </w:pPr>
       <m:oMath>
         <m:sSubSup>
+          <m:sSubSupPr>
+            <m:ctrlPr>
+              <w:rPr>
+                <w:rFonts w:ascii="Cambria Math" w:hAnsi="Cambria Math"/>
+              </w:rPr>
+            </m:ctrlPr>
+          </m:sSubSupPr>
           <m:e>
             <m:r>
+              <w:rPr>
+                <w:rFonts w:ascii="Cambria Math" w:hAnsi="Cambria Math"/>
+              </w:rPr>
               <m:t>σ</m:t>
             </m:r>
           </m:e>
@@ -1054,55 +1530,57 @@
             <m:r>
               <m:rPr>
                 <m:nor/>
-                <m:sty m:val="p"/>
               </m:rPr>
               <m:t>Site</m:t>
             </m:r>
           </m:sub>
           <m:sup>
             <m:r>
+              <w:rPr>
+                <w:rFonts w:ascii="Cambria Math" w:hAnsi="Cambria Math"/>
+              </w:rPr>
               <m:t>2</m:t>
             </m:r>
           </m:sup>
         </m:sSubSup>
       </m:oMath>
       <w:r>
-        <w:t xml:space="preserve"> </w:t>
-      </w:r>
-      <w:r>
-        <w:t xml:space="preserve">— дисперсия случайных эффектов участка.</w:t>
-      </w:r>
-    </w:p>
-    <w:bookmarkStart w:id="29" w:name="X8b7968ca2d0d3ae6cd285f883a329f2d69dbe2a"/>
-    <w:p>
-      <w:pPr>
-        <w:pStyle w:val="4"/>
-      </w:pPr>
-      <w:r>
-        <w:t xml:space="preserve">Разделение экологических ниш в градиенте Depth-Distance в безледный период</w:t>
+        <w:t xml:space="preserve"> — дисперсия случайных эффектов участка.</w:t>
       </w:r>
     </w:p>
     <w:p>
       <w:pPr>
-        <w:pStyle w:val="CaptionedFigure"/>
-      </w:pPr>
+        <w:pStyle w:val="3"/>
+      </w:pPr>
+      <w:bookmarkStart w:id="0" w:name="X8b7968ca2d0d3ae6cd285f883a329f2d69dbe2a"/>
       <w:r>
+        <w:lastRenderedPageBreak/>
+        <w:t>Разделение экологических ниш в градиенте Depth-Distance в безледный период</w:t>
+      </w:r>
+    </w:p>
+    <w:p>
+      <w:r>
+        <w:rPr>
+          <w:noProof/>
+        </w:rPr>
+        <w:lastRenderedPageBreak/>
         <w:drawing>
-          <wp:inline>
-            <wp:extent cx="6324600" cy="9779443"/>
-            <wp:effectExtent b="0" l="0" r="0" t="0"/>
-            <wp:docPr descr="Рисунок +. Связь численности трех видов лебедей с глубиной и расстоянием от берега в безледный период A и в период таяния льда B в соответствии с Моделью GAMM1. Relationship between the abundance of three swan species and depth and distance from the shore during the ice-free period A and the ice-melting period B according to Model GAMM1." title="" id="21" name="Picture"/>
-            <a:graphic>
+          <wp:inline distT="0" distB="0" distL="0" distR="0" wp14:anchorId="5B813C86" wp14:editId="5E50E116">
+            <wp:extent cx="3888105" cy="8022866"/>
+            <wp:effectExtent l="0" t="0" r="0" b="0"/>
+            <wp:docPr id="21" name="Picture" descr="Рисунок +. Связь численности трех видов лебедей с глубиной и расстоянием от берега в безледный период A и в период таяния льда B в соответствии с Моделью GAMM1. Relationship between the abundance of three swan species and depth and distance from the shore during the ice-free period A and the ice-melting period B according to Model GAMM1."/>
+            <wp:cNvGraphicFramePr/>
+            <a:graphic xmlns:a="http://schemas.openxmlformats.org/drawingml/2006/main">
               <a:graphicData uri="http://schemas.openxmlformats.org/drawingml/2006/picture">
-                <pic:pic>
+                <pic:pic xmlns:pic="http://schemas.openxmlformats.org/drawingml/2006/picture">
                   <pic:nvPicPr>
-                    <pic:cNvPr descr="Figures/combined_two_periods.png" id="22" name="Picture"/>
+                    <pic:cNvPr id="22" name="Picture" descr="Figures/combined_two_periods.png"/>
                     <pic:cNvPicPr>
-                      <a:picLocks noChangeArrowheads="1" noChangeAspect="1"/>
+                      <a:picLocks noChangeAspect="1" noChangeArrowheads="1"/>
                     </pic:cNvPicPr>
                   </pic:nvPicPr>
                   <pic:blipFill>
-                    <a:blip r:embed="rId20"/>
+                    <a:blip r:embed="rId7"/>
                     <a:stretch>
                       <a:fillRect/>
                     </a:stretch>
@@ -1110,7 +1588,7 @@
                   <pic:spPr bwMode="auto">
                     <a:xfrm>
                       <a:off x="0" y="0"/>
-                      <a:ext cx="6324600" cy="9779443"/>
+                      <a:ext cx="3889313" cy="8025358"/>
                     </a:xfrm>
                     <a:prstGeom prst="rect">
                       <a:avLst/>
@@ -1131,127 +1609,55 @@
     </w:p>
     <w:p>
       <w:pPr>
-        <w:pStyle w:val="ImageCaption"/>
+        <w:rPr>
+          <w:lang w:val="en-US"/>
+        </w:rPr>
       </w:pPr>
       <w:r>
-        <w:t xml:space="preserve">Рисунок +. Связь численности трех видов лебедей с глубиной и расстоянием от берега в безледный период A и в период таяния льда B в соответствии с Моделью GAMM1. Relationship between the abundance of three swan species and depth and distance from the shore during the ice-free period A and the ice-melting period B according to Model GAMM1.</w:t>
+        <w:lastRenderedPageBreak/>
+        <w:t xml:space="preserve">Рисунок +. Связь численности трех видов лебедей </w:t>
+      </w:r>
+      <w:r>
+        <w:t xml:space="preserve">с глубиной и расстоянием от берега в безледный период A и в период таяния льда B в соответствии с Моделью </w:t>
+      </w:r>
+      <w:r>
+        <w:rPr>
+          <w:lang w:val="en-US"/>
+        </w:rPr>
+        <w:t>GAMM1. Relationship between the abundance of three swan species and depth and distance from the shore during the ice-free period A and the ice-melting</w:t>
+      </w:r>
+      <w:r>
+        <w:rPr>
+          <w:lang w:val="en-US"/>
+        </w:rPr>
+        <w:t xml:space="preserve"> period B according to Model GAMM1.</w:t>
       </w:r>
     </w:p>
     <w:p>
       <w:pPr>
-        <w:pStyle w:val="21"/>
+        <w:pStyle w:val="af1"/>
       </w:pPr>
       <w:r>
+        <w:rPr>
+          <w:noProof/>
+        </w:rPr>
         <w:drawing>
-          <wp:inline>
-            <wp:extent cx="5544151" cy="5544151"/>
-            <wp:effectExtent b="0" l="0" r="0" t="0"/>
-            <wp:docPr descr="" title="" id="24" name="Picture"/>
-            <a:graphic>
+          <wp:inline distT="0" distB="0" distL="0" distR="0" wp14:anchorId="61E6F2B1" wp14:editId="73F949D6">
+            <wp:extent cx="5494032" cy="5495559"/>
+            <wp:effectExtent l="0" t="0" r="0" b="0"/>
+            <wp:docPr id="24" name="Picture"/>
+            <wp:cNvGraphicFramePr/>
+            <a:graphic xmlns:a="http://schemas.openxmlformats.org/drawingml/2006/main">
               <a:graphicData uri="http://schemas.openxmlformats.org/drawingml/2006/picture">
-                <pic:pic>
+                <pic:pic xmlns:pic="http://schemas.openxmlformats.org/drawingml/2006/picture">
                   <pic:nvPicPr>
-                    <pic:cNvPr descr="swans_niches_pictures_new_files/figure-docx/unnamed-chunk-18-1.png" id="25" name="Picture"/>
+                    <pic:cNvPr id="25" name="Picture" descr="Figures/Pay_chart.png"/>
                     <pic:cNvPicPr>
-                      <a:picLocks noChangeArrowheads="1" noChangeAspect="1"/>
+                      <a:picLocks noChangeAspect="1" noChangeArrowheads="1"/>
                     </pic:cNvPicPr>
                   </pic:nvPicPr>
                   <pic:blipFill>
-                    <a:blip r:embed="rId23"/>
-                    <a:stretch>
-                      <a:fillRect/>
-                    </a:stretch>
-                  </pic:blipFill>
-                  <pic:spPr bwMode="auto">
-                    <a:xfrm>
-                      <a:off x="0" y="0"/>
-                      <a:ext cx="5544151" cy="5544151"/>
-                    </a:xfrm>
-                    <a:prstGeom prst="rect">
-                      <a:avLst/>
-                    </a:prstGeom>
-                    <a:noFill/>
-                    <a:ln w="9525">
-                      <a:noFill/>
-                      <a:headEnd/>
-                      <a:tailEnd/>
-                    </a:ln>
-                  </pic:spPr>
-                </pic:pic>
-              </a:graphicData>
-            </a:graphic>
-          </wp:inline>
-        </w:drawing>
-      </w:r>
-    </w:p>
-    <w:p>
-      <w:pPr>
-        <w:pStyle w:val="62"/>
-      </w:pPr>
-      <w:r>
-        <w:rPr>
-          <w:rStyle w:val="VerbatimChar"/>
-        </w:rPr>
-        <w:t xml:space="preserve">## [1] "s(Year):Cygnets_AgeCygnets_Young"      </w:t>
-      </w:r>
-      <w:r>
-        <w:br/>
-      </w:r>
-      <w:r>
-        <w:rPr>
-          <w:rStyle w:val="VerbatimChar"/>
-        </w:rPr>
-        <w:t xml:space="preserve">## [2] "s(Year):Cygnets_AgeCygnets_Old"        </w:t>
-      </w:r>
-      <w:r>
-        <w:br/>
-      </w:r>
-      <w:r>
-        <w:rPr>
-          <w:rStyle w:val="VerbatimChar"/>
-        </w:rPr>
-        <w:t xml:space="preserve">## [3] "s(Dist,Depth):Cygnets_AgeCygnets_Young"</w:t>
-      </w:r>
-      <w:r>
-        <w:br/>
-      </w:r>
-      <w:r>
-        <w:rPr>
-          <w:rStyle w:val="VerbatimChar"/>
-        </w:rPr>
-        <w:t xml:space="preserve">## [4] "s(Dist,Depth):Cygnets_AgeCygnets_Old"  </w:t>
-      </w:r>
-      <w:r>
-        <w:br/>
-      </w:r>
-      <w:r>
-        <w:rPr>
-          <w:rStyle w:val="VerbatimChar"/>
-        </w:rPr>
-        <w:t xml:space="preserve">## [5] "s(Site)"</w:t>
-      </w:r>
-    </w:p>
-    <w:p>
-      <w:pPr>
-        <w:pStyle w:val="FirstParagraph"/>
-      </w:pPr>
-      <w:r>
-        <w:drawing>
-          <wp:inline>
-            <wp:extent cx="5494032" cy="5495559"/>
-            <wp:effectExtent b="0" l="0" r="0" t="0"/>
-            <wp:docPr descr="" title="" id="27" name="Picture"/>
-            <a:graphic>
-              <a:graphicData uri="http://schemas.openxmlformats.org/drawingml/2006/picture">
-                <pic:pic>
-                  <pic:nvPicPr>
-                    <pic:cNvPr descr="Figures/Pl_cygnets.png" id="28" name="Picture"/>
-                    <pic:cNvPicPr>
-                      <a:picLocks noChangeArrowheads="1" noChangeAspect="1"/>
-                    </pic:cNvPicPr>
-                  </pic:nvPicPr>
-                  <pic:blipFill>
-                    <a:blip r:embed="rId26"/>
+                    <a:blip r:embed="rId8"/>
                     <a:stretch>
                       <a:fillRect/>
                     </a:stretch>
@@ -1278,37 +1684,32 @@
         </w:drawing>
       </w:r>
     </w:p>
-    <w:bookmarkEnd w:id="29"/>
-    <w:bookmarkStart w:id="33" w:name="X907fd1326e252c554c56e7296d51e0ff57284de"/>
     <w:p>
       <w:pPr>
-        <w:pStyle w:val="2"/>
+        <w:pStyle w:val="af1"/>
       </w:pPr>
       <w:r>
-        <w:t xml:space="preserve">Модель пространственного распределения линяющийх особей лебедя-шипуна</w:t>
-      </w:r>
-    </w:p>
-    <w:p>
-      <w:pPr>
-        <w:pStyle w:val="FirstParagraph"/>
-      </w:pPr>
-      <w:r>
+        <w:rPr>
+          <w:noProof/>
+        </w:rPr>
+        <w:lastRenderedPageBreak/>
         <w:drawing>
-          <wp:inline>
-            <wp:extent cx="5544151" cy="5544151"/>
-            <wp:effectExtent b="0" l="0" r="0" t="0"/>
-            <wp:docPr descr="" title="" id="31" name="Picture"/>
-            <a:graphic>
+          <wp:inline distT="0" distB="0" distL="0" distR="0" wp14:anchorId="3D929945" wp14:editId="3C0EAFBA">
+            <wp:extent cx="6324600" cy="2697149"/>
+            <wp:effectExtent l="0" t="0" r="0" b="0"/>
+            <wp:docPr id="27" name="Picture"/>
+            <wp:cNvGraphicFramePr/>
+            <a:graphic xmlns:a="http://schemas.openxmlformats.org/drawingml/2006/main">
               <a:graphicData uri="http://schemas.openxmlformats.org/drawingml/2006/picture">
-                <pic:pic>
+                <pic:pic xmlns:pic="http://schemas.openxmlformats.org/drawingml/2006/picture">
                   <pic:nvPicPr>
-                    <pic:cNvPr descr="swans_niches_pictures_new_files/figure-docx/unnamed-chunk-30-1.png" id="32" name="Picture"/>
+                    <pic:cNvPr id="28" name="Picture" descr="Figures/combined_Cygnets.png"/>
                     <pic:cNvPicPr>
-                      <a:picLocks noChangeArrowheads="1" noChangeAspect="1"/>
+                      <a:picLocks noChangeAspect="1" noChangeArrowheads="1"/>
                     </pic:cNvPicPr>
                   </pic:nvPicPr>
                   <pic:blipFill>
-                    <a:blip r:embed="rId30"/>
+                    <a:blip r:embed="rId9"/>
                     <a:stretch>
                       <a:fillRect/>
                     </a:stretch>
@@ -1316,7 +1717,7 @@
                   <pic:spPr bwMode="auto">
                     <a:xfrm>
                       <a:off x="0" y="0"/>
-                      <a:ext cx="5544151" cy="5544151"/>
+                      <a:ext cx="6324600" cy="2697149"/>
                     </a:xfrm>
                     <a:prstGeom prst="rect">
                       <a:avLst/>
@@ -1335,45 +1736,158 @@
         </w:drawing>
       </w:r>
     </w:p>
-    <w:bookmarkEnd w:id="33"/>
+    <w:p>
+      <w:pPr>
+        <w:pStyle w:val="1"/>
+      </w:pPr>
+      <w:bookmarkStart w:id="1" w:name="X907fd1326e252c554c56e7296d51e0ff57284de"/>
+      <w:bookmarkEnd w:id="0"/>
+      <w:r>
+        <w:lastRenderedPageBreak/>
+        <w:t>Модель пространственного распределения линяющийх особей лебедя-шипуна</w:t>
+      </w:r>
+    </w:p>
+    <w:p>
+      <w:r>
+        <w:rPr>
+          <w:noProof/>
+        </w:rPr>
+        <w:drawing>
+          <wp:inline distT="0" distB="0" distL="0" distR="0" wp14:anchorId="1A784D3C" wp14:editId="1437C866">
+            <wp:extent cx="5494032" cy="5495559"/>
+            <wp:effectExtent l="0" t="0" r="0" b="0"/>
+            <wp:docPr id="31" name="Picture"/>
+            <wp:cNvGraphicFramePr/>
+            <a:graphic xmlns:a="http://schemas.openxmlformats.org/drawingml/2006/main">
+              <a:graphicData uri="http://schemas.openxmlformats.org/drawingml/2006/picture">
+                <pic:pic xmlns:pic="http://schemas.openxmlformats.org/drawingml/2006/picture">
+                  <pic:nvPicPr>
+                    <pic:cNvPr id="32" name="Picture" descr="Figures/Pl_Molting_Birds.png"/>
+                    <pic:cNvPicPr>
+                      <a:picLocks noChangeAspect="1" noChangeArrowheads="1"/>
+                    </pic:cNvPicPr>
+                  </pic:nvPicPr>
+                  <pic:blipFill>
+                    <a:blip r:embed="rId10"/>
+                    <a:stretch>
+                      <a:fillRect/>
+                    </a:stretch>
+                  </pic:blipFill>
+                  <pic:spPr bwMode="auto">
+                    <a:xfrm>
+                      <a:off x="0" y="0"/>
+                      <a:ext cx="5494032" cy="5495559"/>
+                    </a:xfrm>
+                    <a:prstGeom prst="rect">
+                      <a:avLst/>
+                    </a:prstGeom>
+                    <a:noFill/>
+                    <a:ln w="9525">
+                      <a:noFill/>
+                      <a:headEnd/>
+                      <a:tailEnd/>
+                    </a:ln>
+                  </pic:spPr>
+                </pic:pic>
+              </a:graphicData>
+            </a:graphic>
+          </wp:inline>
+        </w:drawing>
+      </w:r>
+      <w:bookmarkEnd w:id="1"/>
+    </w:p>
     <w:sectPr>
-      <w:footerReference r:id="rId10" w:type="default"/>
-      <w:footerReference r:id="rId9" w:type="even"/>
-      <w:pgSz w:h="15842" w:w="12242"/>
-      <w:pgMar w:bottom="1134" w:footer="709" w:gutter="0" w:header="709" w:left="1134" w:right="1134" w:top="1134"/>
-      <w:lnNumType w:countBy="0" w:restart="continuous"/>
+      <w:footerReference w:type="even" r:id="rId11"/>
+      <w:footerReference w:type="default" r:id="rId12"/>
+      <w:pgSz w:w="12242" w:h="15842"/>
+      <w:pgMar w:top="1134" w:right="1134" w:bottom="1134" w:left="1134" w:header="709" w:footer="709" w:gutter="0"/>
       <w:pgNumType w:start="1"/>
-      <w:cols w:num="1" w:space="708"/>
-      <w:docGrid w:charSpace="0" w:linePitch="360"/>
+      <w:cols w:space="708"/>
+      <w:docGrid w:linePitch="360"/>
     </w:sectPr>
   </w:body>
 </w:document>
 </file>
 
-<file path=word/comments.xml><?xml version="1.0" encoding="utf-8"?>
-<w:comments xmlns:w="http://schemas.openxmlformats.org/wordprocessingml/2006/main" xmlns:m="http://schemas.openxmlformats.org/officeDocument/2006/math" xmlns:r="http://schemas.openxmlformats.org/officeDocument/2006/relationships" xmlns:o="urn:schemas-microsoft-com:office:office" xmlns:v="urn:schemas-microsoft-com:vml" xmlns:w10="urn:schemas-microsoft-com:office:word" xmlns:a="http://schemas.openxmlformats.org/drawingml/2006/main" xmlns:pic="http://schemas.openxmlformats.org/drawingml/2006/picture" xmlns:wp="http://schemas.openxmlformats.org/drawingml/2006/wordprocessingDrawing"/>
+<file path=word/endnotes.xml><?xml version="1.0" encoding="utf-8"?>
+<w:endnotes xmlns:wpc="http://schemas.microsoft.com/office/word/2010/wordprocessingCanvas" xmlns:cx="http://schemas.microsoft.com/office/drawing/2014/chartex" xmlns:cx1="http://schemas.microsoft.com/office/drawing/2015/9/8/chartex" xmlns:cx2="http://schemas.microsoft.com/office/drawing/2015/10/21/chartex" xmlns:cx3="http://schemas.microsoft.com/office/drawing/2016/5/9/chartex" xmlns:cx4="http://schemas.microsoft.com/office/drawing/2016/5/10/chartex" xmlns:cx5="http://schemas.microsoft.com/office/drawing/2016/5/11/chartex" xmlns:cx6="http://schemas.microsoft.com/office/drawing/2016/5/12/chartex" xmlns:cx7="http://schemas.microsoft.com/office/drawing/2016/5/13/chartex" xmlns:cx8="http://schemas.microsoft.com/office/drawing/2016/5/14/chartex" xmlns:mc="http://schemas.openxmlformats.org/markup-compatibility/2006" xmlns:aink="http://schemas.microsoft.com/office/drawing/2016/ink" xmlns:am3d="http://schemas.microsoft.com/office/drawing/2017/model3d" xmlns:o="urn:schemas-microsoft-com:office:office" xmlns:r="http://schemas.openxmlformats.org/officeDocument/2006/relationships" xmlns:m="http://schemas.openxmlformats.org/officeDocument/2006/math" xmlns:v="urn:schemas-microsoft-com:vml" xmlns:wp14="http://schemas.microsoft.com/office/word/2010/wordprocessingDrawing" xmlns:wp="http://schemas.openxmlformats.org/drawingml/2006/wordprocessingDrawing" xmlns:w10="urn:schemas-microsoft-com:office:word" xmlns:w="http://schemas.openxmlformats.org/wordprocessingml/2006/main" xmlns:w14="http://schemas.microsoft.com/office/word/2010/wordml" xmlns:w15="http://schemas.microsoft.com/office/word/2012/wordml" xmlns:w16cex="http://schemas.microsoft.com/office/word/2018/wordml/cex" xmlns:w16cid="http://schemas.microsoft.com/office/word/2016/wordml/cid" xmlns:w16="http://schemas.microsoft.com/office/word/2018/wordml" xmlns:w16sdtdh="http://schemas.microsoft.com/office/word/2020/wordml/sdtdatahash" xmlns:w16se="http://schemas.microsoft.com/office/word/2015/wordml/symex" xmlns:wpg="http://schemas.microsoft.com/office/word/2010/wordprocessingGroup" xmlns:wpi="http://schemas.microsoft.com/office/word/2010/wordprocessingInk" xmlns:wne="http://schemas.microsoft.com/office/word/2006/wordml" xmlns:wps="http://schemas.microsoft.com/office/word/2010/wordprocessingShape" mc:Ignorable="w14 w15 w16se w16cid w16 w16cex w16sdtdh wp14">
+  <w:endnote w:type="separator" w:id="-1">
+    <w:p>
+      <w:pPr>
+        <w:spacing w:after="0" w:line="240" w:lineRule="auto"/>
+      </w:pPr>
+      <w:r>
+        <w:separator/>
+      </w:r>
+    </w:p>
+  </w:endnote>
+  <w:endnote w:type="continuationSeparator" w:id="0">
+    <w:p>
+      <w:pPr>
+        <w:spacing w:after="0" w:line="240" w:lineRule="auto"/>
+      </w:pPr>
+      <w:r>
+        <w:continuationSeparator/>
+      </w:r>
+    </w:p>
+  </w:endnote>
+</w:endnotes>
 </file>
 
 <file path=word/footer1.xml><?xml version="1.0" encoding="utf-8"?>
-<w:ftr xmlns:wpc="http://schemas.microsoft.com/office/word/2010/wordprocessingCanvas" xmlns:mc="http://schemas.openxmlformats.org/markup-compatibility/2006" xmlns:o="urn:schemas-microsoft-com:office:office" xmlns:r="http://schemas.openxmlformats.org/officeDocument/2006/relationships" xmlns:m="http://schemas.openxmlformats.org/officeDocument/2006/math" xmlns:v="urn:schemas-microsoft-com:vml" xmlns:wp14="http://schemas.microsoft.com/office/word/2010/wordprocessingDrawing" xmlns:wp="http://schemas.openxmlformats.org/drawingml/2006/wordprocessingDrawing" xmlns:w10="urn:schemas-microsoft-com:office:word" xmlns:w="http://schemas.openxmlformats.org/wordprocessingml/2006/main" xmlns:w14="http://schemas.microsoft.com/office/word/2010/wordml" xmlns:w15="http://schemas.microsoft.com/office/word/2012/wordml" xmlns:wpg="http://schemas.microsoft.com/office/word/2010/wordprocessingGroup" xmlns:wpi="http://schemas.microsoft.com/office/word/2010/wordprocessingInk" xmlns:wne="http://schemas.microsoft.com/office/word/2006/wordml" xmlns:wps="http://schemas.microsoft.com/office/word/2010/wordprocessingShape" xmlns:wpsCustomData="http://www.wps.cn/officeDocument/2013/wpsCustomData" mc:Ignorable="w14 w15 wp14">
+<w:ftr xmlns:wpc="http://schemas.microsoft.com/office/word/2010/wordprocessingCanvas" xmlns:cx="http://schemas.microsoft.com/office/drawing/2014/chartex" xmlns:cx1="http://schemas.microsoft.com/office/drawing/2015/9/8/chartex" xmlns:cx2="http://schemas.microsoft.com/office/drawing/2015/10/21/chartex" xmlns:cx3="http://schemas.microsoft.com/office/drawing/2016/5/9/chartex" xmlns:cx4="http://schemas.microsoft.com/office/drawing/2016/5/10/chartex" xmlns:cx5="http://schemas.microsoft.com/office/drawing/2016/5/11/chartex" xmlns:cx6="http://schemas.microsoft.com/office/drawing/2016/5/12/chartex" xmlns:cx7="http://schemas.microsoft.com/office/drawing/2016/5/13/chartex" xmlns:cx8="http://schemas.microsoft.com/office/drawing/2016/5/14/chartex" xmlns:mc="http://schemas.openxmlformats.org/markup-compatibility/2006" xmlns:aink="http://schemas.microsoft.com/office/drawing/2016/ink" xmlns:am3d="http://schemas.microsoft.com/office/drawing/2017/model3d" xmlns:o="urn:schemas-microsoft-com:office:office" xmlns:r="http://schemas.openxmlformats.org/officeDocument/2006/relationships" xmlns:m="http://schemas.openxmlformats.org/officeDocument/2006/math" xmlns:v="urn:schemas-microsoft-com:vml" xmlns:wp14="http://schemas.microsoft.com/office/word/2010/wordprocessingDrawing" xmlns:wp="http://schemas.openxmlformats.org/drawingml/2006/wordprocessingDrawing" xmlns:w10="urn:schemas-microsoft-com:office:word" xmlns:w="http://schemas.openxmlformats.org/wordprocessingml/2006/main" xmlns:w14="http://schemas.microsoft.com/office/word/2010/wordml" xmlns:w15="http://schemas.microsoft.com/office/word/2012/wordml" xmlns:w16cex="http://schemas.microsoft.com/office/word/2018/wordml/cex" xmlns:w16cid="http://schemas.microsoft.com/office/word/2016/wordml/cid" xmlns:w16="http://schemas.microsoft.com/office/word/2018/wordml" xmlns:w16sdtdh="http://schemas.microsoft.com/office/word/2020/wordml/sdtdatahash" xmlns:w16se="http://schemas.microsoft.com/office/word/2015/wordml/symex" xmlns:wpg="http://schemas.microsoft.com/office/word/2010/wordprocessingGroup" xmlns:wpi="http://schemas.microsoft.com/office/word/2010/wordprocessingInk" xmlns:wne="http://schemas.microsoft.com/office/word/2006/wordml" xmlns:wps="http://schemas.microsoft.com/office/word/2010/wordprocessingShape" mc:Ignorable="w14 w15 w16se w16cid w16 w16cex w16sdtdh wp14">
+  <w:p>
+    <w:pPr>
+      <w:pStyle w:val="af7"/>
+      <w:rPr>
+        <w:rStyle w:val="a7"/>
+      </w:rPr>
+    </w:pPr>
+    <w:r>
+      <w:rPr>
+        <w:rStyle w:val="a7"/>
+      </w:rPr>
+      <w:fldChar w:fldCharType="begin"/>
+    </w:r>
+    <w:r>
+      <w:rPr>
+        <w:rStyle w:val="a7"/>
+      </w:rPr>
+      <w:instrText xml:space="preserve">PAGE  </w:instrText>
+    </w:r>
+    <w:r>
+      <w:rPr>
+        <w:rStyle w:val="a7"/>
+      </w:rPr>
+      <w:fldChar w:fldCharType="end"/>
+    </w:r>
+  </w:p>
+  <w:p>
+    <w:pPr>
+      <w:pStyle w:val="af7"/>
+    </w:pPr>
+  </w:p>
+</w:ftr>
+</file>
+
+<file path=word/footer2.xml><?xml version="1.0" encoding="utf-8"?>
+<w:ftr xmlns:wpc="http://schemas.microsoft.com/office/word/2010/wordprocessingCanvas" xmlns:cx="http://schemas.microsoft.com/office/drawing/2014/chartex" xmlns:cx1="http://schemas.microsoft.com/office/drawing/2015/9/8/chartex" xmlns:cx2="http://schemas.microsoft.com/office/drawing/2015/10/21/chartex" xmlns:cx3="http://schemas.microsoft.com/office/drawing/2016/5/9/chartex" xmlns:cx4="http://schemas.microsoft.com/office/drawing/2016/5/10/chartex" xmlns:cx5="http://schemas.microsoft.com/office/drawing/2016/5/11/chartex" xmlns:cx6="http://schemas.microsoft.com/office/drawing/2016/5/12/chartex" xmlns:cx7="http://schemas.microsoft.com/office/drawing/2016/5/13/chartex" xmlns:cx8="http://schemas.microsoft.com/office/drawing/2016/5/14/chartex" xmlns:mc="http://schemas.openxmlformats.org/markup-compatibility/2006" xmlns:aink="http://schemas.microsoft.com/office/drawing/2016/ink" xmlns:am3d="http://schemas.microsoft.com/office/drawing/2017/model3d" xmlns:o="urn:schemas-microsoft-com:office:office" xmlns:r="http://schemas.openxmlformats.org/officeDocument/2006/relationships" xmlns:m="http://schemas.openxmlformats.org/officeDocument/2006/math" xmlns:v="urn:schemas-microsoft-com:vml" xmlns:wp14="http://schemas.microsoft.com/office/word/2010/wordprocessingDrawing" xmlns:wp="http://schemas.openxmlformats.org/drawingml/2006/wordprocessingDrawing" xmlns:w10="urn:schemas-microsoft-com:office:word" xmlns:w="http://schemas.openxmlformats.org/wordprocessingml/2006/main" xmlns:w14="http://schemas.microsoft.com/office/word/2010/wordml" xmlns:w15="http://schemas.microsoft.com/office/word/2012/wordml" xmlns:w16cex="http://schemas.microsoft.com/office/word/2018/wordml/cex" xmlns:w16cid="http://schemas.microsoft.com/office/word/2016/wordml/cid" xmlns:w16="http://schemas.microsoft.com/office/word/2018/wordml" xmlns:w16sdtdh="http://schemas.microsoft.com/office/word/2020/wordml/sdtdatahash" xmlns:w16se="http://schemas.microsoft.com/office/word/2015/wordml/symex" xmlns:wpg="http://schemas.microsoft.com/office/word/2010/wordprocessingGroup" xmlns:wpi="http://schemas.microsoft.com/office/word/2010/wordprocessingInk" xmlns:wne="http://schemas.microsoft.com/office/word/2006/wordml" xmlns:wps="http://schemas.microsoft.com/office/word/2010/wordprocessingShape" mc:Ignorable="w14 w15 w16se w16cid w16 w16cex w16sdtdh wp14">
   <w:sdt>
     <w:sdtPr>
       <w:id w:val="1750544075"/>
-      <w:docPartObj>
-        <w:docPartGallery w:val="autotext"/>
-      </w:docPartObj>
     </w:sdtPr>
+    <w:sdtEndPr/>
     <w:sdtContent>
       <w:p>
         <w:pPr>
-          <w:pStyle w:val="24"/>
+          <w:pStyle w:val="af7"/>
           <w:jc w:val="right"/>
         </w:pPr>
         <w:r>
           <w:fldChar w:fldCharType="begin"/>
         </w:r>
         <w:r>
-          <w:instrText xml:space="preserve">PAGE   \* MERGEFORMAT</w:instrText>
+          <w:instrText>PAGE   \* MERGEFORMAT</w:instrText>
         </w:r>
         <w:r>
           <w:fldChar w:fldCharType="separate"/>
@@ -1389,61 +1903,31 @@
   </w:sdt>
   <w:p>
     <w:pPr>
-      <w:pStyle w:val="24"/>
-    </w:pPr>
-  </w:p>
-</w:ftr>
-</file>
-
-<file path=word/footer2.xml><?xml version="1.0" encoding="utf-8"?>
-<w:ftr xmlns:wpc="http://schemas.microsoft.com/office/word/2010/wordprocessingCanvas" xmlns:mc="http://schemas.openxmlformats.org/markup-compatibility/2006" xmlns:o="urn:schemas-microsoft-com:office:office" xmlns:r="http://schemas.openxmlformats.org/officeDocument/2006/relationships" xmlns:m="http://schemas.openxmlformats.org/officeDocument/2006/math" xmlns:v="urn:schemas-microsoft-com:vml" xmlns:wp14="http://schemas.microsoft.com/office/word/2010/wordprocessingDrawing" xmlns:wp="http://schemas.openxmlformats.org/drawingml/2006/wordprocessingDrawing" xmlns:w10="urn:schemas-microsoft-com:office:word" xmlns:w="http://schemas.openxmlformats.org/wordprocessingml/2006/main" xmlns:w14="http://schemas.microsoft.com/office/word/2010/wordml" xmlns:w15="http://schemas.microsoft.com/office/word/2012/wordml" xmlns:wpg="http://schemas.microsoft.com/office/word/2010/wordprocessingGroup" xmlns:wpi="http://schemas.microsoft.com/office/word/2010/wordprocessingInk" xmlns:wne="http://schemas.microsoft.com/office/word/2006/wordml" xmlns:wps="http://schemas.microsoft.com/office/word/2010/wordprocessingShape" xmlns:wpsCustomData="http://www.wps.cn/officeDocument/2013/wpsCustomData" mc:Ignorable="w14 w15 wp14">
-  <w:p>
-    <w:pPr>
-      <w:pStyle w:val="24"/>
-      <w:rPr>
-        <w:rStyle w:val="12"/>
-      </w:rPr>
-    </w:pPr>
-    <w:r>
-      <w:rPr>
-        <w:rStyle w:val="12"/>
-      </w:rPr>
-      <w:fldChar w:fldCharType="begin"/>
-    </w:r>
-    <w:r>
-      <w:rPr>
-        <w:rStyle w:val="12"/>
-      </w:rPr>
-      <w:instrText xml:space="preserve">PAGE  </w:instrText>
-    </w:r>
-    <w:r>
-      <w:rPr>
-        <w:rStyle w:val="12"/>
-      </w:rPr>
-      <w:fldChar w:fldCharType="end"/>
-    </w:r>
-  </w:p>
-  <w:p>
-    <w:pPr>
-      <w:pStyle w:val="24"/>
+      <w:pStyle w:val="af7"/>
     </w:pPr>
   </w:p>
 </w:ftr>
 </file>
 
 <file path=word/footnotes.xml><?xml version="1.0" encoding="utf-8"?>
-<w:footnotes xmlns:w="http://schemas.openxmlformats.org/wordprocessingml/2006/main" xmlns:m="http://schemas.openxmlformats.org/officeDocument/2006/math" xmlns:r="http://schemas.openxmlformats.org/officeDocument/2006/relationships" xmlns:o="urn:schemas-microsoft-com:office:office" xmlns:v="urn:schemas-microsoft-com:vml" xmlns:w10="urn:schemas-microsoft-com:office:word" xmlns:a="http://schemas.openxmlformats.org/drawingml/2006/main" xmlns:pic="http://schemas.openxmlformats.org/drawingml/2006/picture" xmlns:wp="http://schemas.openxmlformats.org/drawingml/2006/wordprocessingDrawing">
-  <w:footnote w:type="continuationSeparator" w:id="0">
+<w:footnotes xmlns:wpc="http://schemas.microsoft.com/office/word/2010/wordprocessingCanvas" xmlns:cx="http://schemas.microsoft.com/office/drawing/2014/chartex" xmlns:cx1="http://schemas.microsoft.com/office/drawing/2015/9/8/chartex" xmlns:cx2="http://schemas.microsoft.com/office/drawing/2015/10/21/chartex" xmlns:cx3="http://schemas.microsoft.com/office/drawing/2016/5/9/chartex" xmlns:cx4="http://schemas.microsoft.com/office/drawing/2016/5/10/chartex" xmlns:cx5="http://schemas.microsoft.com/office/drawing/2016/5/11/chartex" xmlns:cx6="http://schemas.microsoft.com/office/drawing/2016/5/12/chartex" xmlns:cx7="http://schemas.microsoft.com/office/drawing/2016/5/13/chartex" xmlns:cx8="http://schemas.microsoft.com/office/drawing/2016/5/14/chartex" xmlns:mc="http://schemas.openxmlformats.org/markup-compatibility/2006" xmlns:aink="http://schemas.microsoft.com/office/drawing/2016/ink" xmlns:am3d="http://schemas.microsoft.com/office/drawing/2017/model3d" xmlns:o="urn:schemas-microsoft-com:office:office" xmlns:r="http://schemas.openxmlformats.org/officeDocument/2006/relationships" xmlns:m="http://schemas.openxmlformats.org/officeDocument/2006/math" xmlns:v="urn:schemas-microsoft-com:vml" xmlns:wp14="http://schemas.microsoft.com/office/word/2010/wordprocessingDrawing" xmlns:wp="http://schemas.openxmlformats.org/drawingml/2006/wordprocessingDrawing" xmlns:w10="urn:schemas-microsoft-com:office:word" xmlns:w="http://schemas.openxmlformats.org/wordprocessingml/2006/main" xmlns:w14="http://schemas.microsoft.com/office/word/2010/wordml" xmlns:w15="http://schemas.microsoft.com/office/word/2012/wordml" xmlns:w16cex="http://schemas.microsoft.com/office/word/2018/wordml/cex" xmlns:w16cid="http://schemas.microsoft.com/office/word/2016/wordml/cid" xmlns:w16="http://schemas.microsoft.com/office/word/2018/wordml" xmlns:w16sdtdh="http://schemas.microsoft.com/office/word/2020/wordml/sdtdatahash" xmlns:w16se="http://schemas.microsoft.com/office/word/2015/wordml/symex" xmlns:wpg="http://schemas.microsoft.com/office/word/2010/wordprocessingGroup" xmlns:wpi="http://schemas.microsoft.com/office/word/2010/wordprocessingInk" xmlns:wne="http://schemas.microsoft.com/office/word/2006/wordml" xmlns:wps="http://schemas.microsoft.com/office/word/2010/wordprocessingShape" mc:Ignorable="w14 w15 w16se w16cid w16 w16cex w16sdtdh wp14">
+  <w:footnote w:type="separator" w:id="-1">
     <w:p>
+      <w:pPr>
+        <w:spacing w:after="0" w:line="240" w:lineRule="auto"/>
+      </w:pPr>
       <w:r>
-        <w:continuationSeparator/>
+        <w:separator/>
       </w:r>
     </w:p>
   </w:footnote>
-  <w:footnote w:type="separator" w:id="-1">
+  <w:footnote w:type="continuationSeparator" w:id="0">
     <w:p>
+      <w:pPr>
+        <w:spacing w:after="0" w:line="240" w:lineRule="auto"/>
+      </w:pPr>
       <w:r>
-        <w:separator/>
+        <w:continuationSeparator/>
       </w:r>
     </w:p>
   </w:footnote>
@@ -1451,10 +1935,11 @@
 </file>
 
 <file path=word/numbering.xml><?xml version="1.0" encoding="utf-8"?>
-<w:numbering xmlns:w="http://schemas.openxmlformats.org/wordprocessingml/2006/main">
-  <w:abstractNum w:abstractNumId="990">
+<w:numbering xmlns:wpc="http://schemas.microsoft.com/office/word/2010/wordprocessingCanvas" xmlns:cx="http://schemas.microsoft.com/office/drawing/2014/chartex" xmlns:cx1="http://schemas.microsoft.com/office/drawing/2015/9/8/chartex" xmlns:cx2="http://schemas.microsoft.com/office/drawing/2015/10/21/chartex" xmlns:cx3="http://schemas.microsoft.com/office/drawing/2016/5/9/chartex" xmlns:cx4="http://schemas.microsoft.com/office/drawing/2016/5/10/chartex" xmlns:cx5="http://schemas.microsoft.com/office/drawing/2016/5/11/chartex" xmlns:cx6="http://schemas.microsoft.com/office/drawing/2016/5/12/chartex" xmlns:cx7="http://schemas.microsoft.com/office/drawing/2016/5/13/chartex" xmlns:cx8="http://schemas.microsoft.com/office/drawing/2016/5/14/chartex" xmlns:mc="http://schemas.openxmlformats.org/markup-compatibility/2006" xmlns:aink="http://schemas.microsoft.com/office/drawing/2016/ink" xmlns:am3d="http://schemas.microsoft.com/office/drawing/2017/model3d" xmlns:o="urn:schemas-microsoft-com:office:office" xmlns:r="http://schemas.openxmlformats.org/officeDocument/2006/relationships" xmlns:m="http://schemas.openxmlformats.org/officeDocument/2006/math" xmlns:v="urn:schemas-microsoft-com:vml" xmlns:wp14="http://schemas.microsoft.com/office/word/2010/wordprocessingDrawing" xmlns:wp="http://schemas.openxmlformats.org/drawingml/2006/wordprocessingDrawing" xmlns:w10="urn:schemas-microsoft-com:office:word" xmlns:w="http://schemas.openxmlformats.org/wordprocessingml/2006/main" xmlns:w14="http://schemas.microsoft.com/office/word/2010/wordml" xmlns:w15="http://schemas.microsoft.com/office/word/2012/wordml" xmlns:w16cex="http://schemas.microsoft.com/office/word/2018/wordml/cex" xmlns:w16cid="http://schemas.microsoft.com/office/word/2016/wordml/cid" xmlns:w16="http://schemas.microsoft.com/office/word/2018/wordml" xmlns:w16sdtdh="http://schemas.microsoft.com/office/word/2020/wordml/sdtdatahash" xmlns:w16se="http://schemas.microsoft.com/office/word/2015/wordml/symex" xmlns:wpg="http://schemas.microsoft.com/office/word/2010/wordprocessingGroup" xmlns:wpi="http://schemas.microsoft.com/office/word/2010/wordprocessingInk" xmlns:wne="http://schemas.microsoft.com/office/word/2006/wordml" xmlns:wps="http://schemas.microsoft.com/office/word/2010/wordprocessingShape" mc:Ignorable="w14 w15 w16se w16cid w16 w16cex w16sdtdh wp14">
+  <w:abstractNum w:abstractNumId="0" w15:restartNumberingAfterBreak="0">
     <w:nsid w:val="0000A990"/>
     <w:multiLevelType w:val="multilevel"/>
+    <w:tmpl w:val="B99E8064"/>
     <w:lvl w:ilvl="0">
       <w:numFmt w:val="bullet"/>
       <w:lvlText w:val=" "/>
@@ -1528,9 +2013,10 @@
       </w:pPr>
     </w:lvl>
   </w:abstractNum>
-  <w:abstractNum w:abstractNumId="991">
+  <w:abstractNum w:abstractNumId="1" w15:restartNumberingAfterBreak="0">
     <w:nsid w:val="0000A991"/>
     <w:multiLevelType w:val="multilevel"/>
+    <w:tmpl w:val="1666A4B6"/>
     <w:lvl w:ilvl="0">
       <w:numFmt w:val="bullet"/>
       <w:lvlText w:val=""/>
@@ -1631,201 +2117,421 @@
       </w:rPr>
     </w:lvl>
   </w:abstractNum>
-  <w:num w:numId="1000">
-    <w:abstractNumId w:val="990"/>
+  <w:num w:numId="1">
+    <w:abstractNumId w:val="0"/>
   </w:num>
-  <w:num w:numId="1001">
-    <w:abstractNumId w:val="991"/>
+  <w:num w:numId="2">
+    <w:abstractNumId w:val="1"/>
   </w:num>
 </w:numbering>
 </file>
 
 <file path=word/styles.xml><?xml version="1.0" encoding="utf-8"?>
-<w:styles xmlns:m="http://schemas.openxmlformats.org/officeDocument/2006/math" xmlns:mc="http://schemas.openxmlformats.org/markup-compatibility/2006" xmlns:o="urn:schemas-microsoft-com:office:office" xmlns:r="http://schemas.openxmlformats.org/officeDocument/2006/relationships" xmlns:sl="http://schemas.openxmlformats.org/schemaLibrary/2006/main" xmlns:v="urn:schemas-microsoft-com:vml" xmlns:w="http://schemas.openxmlformats.org/wordprocessingml/2006/main" xmlns:w10="urn:schemas-microsoft-com:office:word" xmlns:w14="http://schemas.microsoft.com/office/word/2010/wordml" xmlns:wpsCustomData="http://www.wps.cn/officeDocument/2013/wpsCustomData" mc:Ignorable="w14">
+<w:styles xmlns:mc="http://schemas.openxmlformats.org/markup-compatibility/2006" xmlns:r="http://schemas.openxmlformats.org/officeDocument/2006/relationships" xmlns:w="http://schemas.openxmlformats.org/wordprocessingml/2006/main" xmlns:w14="http://schemas.microsoft.com/office/word/2010/wordml" xmlns:w15="http://schemas.microsoft.com/office/word/2012/wordml" xmlns:w16cex="http://schemas.microsoft.com/office/word/2018/wordml/cex" xmlns:w16cid="http://schemas.microsoft.com/office/word/2016/wordml/cid" xmlns:w16="http://schemas.microsoft.com/office/word/2018/wordml" xmlns:w16sdtdh="http://schemas.microsoft.com/office/word/2020/wordml/sdtdatahash" xmlns:w16se="http://schemas.microsoft.com/office/word/2015/wordml/symex" mc:Ignorable="w14 w15 w16se w16cid w16 w16cex w16sdtdh">
   <w:docDefaults>
     <w:rPrDefault>
       <w:rPr>
-        <w:rFonts w:ascii="Times New Roman" w:cs="Times New Roman" w:eastAsia="SimSun" w:hAnsi="Times New Roman"/>
+        <w:rFonts w:ascii="Times New Roman" w:eastAsia="SimSun" w:hAnsi="Times New Roman" w:cs="Times New Roman"/>
+        <w:lang w:val="ru-RU" w:eastAsia="ru-RU" w:bidi="ar-SA"/>
       </w:rPr>
     </w:rPrDefault>
     <w:pPrDefault/>
   </w:docDefaults>
-  <w:latentStyles w:count="260" w:defLockedState="0" w:defQFormat="0" w:defSemiHidden="1" w:defUIPriority="99" w:defUnhideWhenUsed="1">
-    <w:lsdException w:name="Normal" w:qFormat="1" w:semiHidden="0" w:uiPriority="0" w:unhideWhenUsed="0"/>
-    <w:lsdException w:name="heading 1" w:qFormat="1" w:semiHidden="0" w:uiPriority="0" w:unhideWhenUsed="0"/>
-    <w:lsdException w:name="heading 2" w:qFormat="1" w:semiHidden="0" w:uiPriority="0" w:unhideWhenUsed="0"/>
-    <w:lsdException w:name="heading 3" w:qFormat="1" w:semiHidden="0" w:uiPriority="9"/>
-    <w:lsdException w:name="heading 4" w:qFormat="1" w:semiHidden="0" w:uiPriority="0" w:unhideWhenUsed="0"/>
-    <w:lsdException w:name="heading 5" w:qFormat="1" w:uiPriority="9"/>
-    <w:lsdException w:name="heading 6" w:qFormat="1" w:uiPriority="9"/>
-    <w:lsdException w:name="heading 7" w:qFormat="1" w:uiPriority="9"/>
-    <w:lsdException w:name="heading 8" w:qFormat="1" w:uiPriority="9"/>
-    <w:lsdException w:name="heading 9" w:qFormat="1" w:uiPriority="9"/>
-    <w:lsdException w:name="index 1" w:uiPriority="99"/>
-    <w:lsdException w:name="index 2" w:uiPriority="99"/>
-    <w:lsdException w:name="index 3" w:uiPriority="99"/>
-    <w:lsdException w:name="index 4" w:uiPriority="99"/>
-    <w:lsdException w:name="index 5" w:uiPriority="99"/>
-    <w:lsdException w:name="index 6" w:uiPriority="99"/>
-    <w:lsdException w:name="index 7" w:uiPriority="99"/>
-    <w:lsdException w:name="index 8" w:uiPriority="99"/>
-    <w:lsdException w:name="index 9" w:uiPriority="99"/>
-    <w:lsdException w:name="toc 1" w:uiPriority="39"/>
-    <w:lsdException w:name="toc 2" w:uiPriority="39"/>
-    <w:lsdException w:name="toc 3" w:uiPriority="39"/>
-    <w:lsdException w:name="toc 4" w:uiPriority="39"/>
-    <w:lsdException w:name="toc 5" w:uiPriority="39"/>
-    <w:lsdException w:name="toc 6" w:uiPriority="39"/>
-    <w:lsdException w:name="toc 7" w:uiPriority="39"/>
-    <w:lsdException w:name="toc 8" w:uiPriority="39"/>
-    <w:lsdException w:name="toc 9" w:uiPriority="39"/>
-    <w:lsdException w:name="Normal Indent" w:uiPriority="99"/>
-    <w:lsdException w:name="footnote text" w:qFormat="1" w:uiPriority="0" w:unhideWhenUsed="0"/>
-    <w:lsdException w:name="annotation text" w:uiPriority="99"/>
-    <w:lsdException w:name="header" w:qFormat="1" w:semiHidden="0" w:uiPriority="0" w:unhideWhenUsed="0"/>
-    <w:lsdException w:name="footer" w:qFormat="1" w:semiHidden="0" w:uiPriority="99" w:unhideWhenUsed="0"/>
-    <w:lsdException w:name="index heading" w:uiPriority="99"/>
-    <w:lsdException w:name="caption" w:qFormat="1" w:uiPriority="35"/>
-    <w:lsdException w:name="table of figures" w:uiPriority="99"/>
-    <w:lsdException w:name="envelope address" w:uiPriority="99"/>
-    <w:lsdException w:name="envelope return" w:uiPriority="99"/>
-    <w:lsdException w:name="footnote reference" w:qFormat="1" w:uiPriority="0" w:unhideWhenUsed="0"/>
-    <w:lsdException w:name="annotation reference" w:uiPriority="99"/>
-    <w:lsdException w:name="line number" w:uiPriority="99"/>
-    <w:lsdException w:name="page number" w:qFormat="1" w:semiHidden="0" w:uiPriority="0" w:unhideWhenUsed="0"/>
-    <w:lsdException w:name="endnote reference" w:uiPriority="99"/>
-    <w:lsdException w:name="endnote text" w:uiPriority="99"/>
-    <w:lsdException w:name="table of authorities" w:uiPriority="99"/>
-    <w:lsdException w:name="macro" w:uiPriority="99"/>
-    <w:lsdException w:name="toa heading" w:uiPriority="99"/>
-    <w:lsdException w:name="List" w:uiPriority="99"/>
-    <w:lsdException w:name="List Bullet" w:uiPriority="99"/>
-    <w:lsdException w:name="List Number" w:uiPriority="99"/>
-    <w:lsdException w:name="List 2" w:uiPriority="99"/>
-    <w:lsdException w:name="List 3" w:uiPriority="99"/>
-    <w:lsdException w:name="List 4" w:uiPriority="99"/>
-    <w:lsdException w:name="List 5" w:uiPriority="99"/>
-    <w:lsdException w:name="List Bullet 2" w:uiPriority="99"/>
-    <w:lsdException w:name="List Bullet 3" w:uiPriority="99"/>
-    <w:lsdException w:name="List Bullet 4" w:uiPriority="99"/>
-    <w:lsdException w:name="List Bullet 5" w:uiPriority="99"/>
-    <w:lsdException w:name="List Number 2" w:uiPriority="99"/>
-    <w:lsdException w:name="List Number 3" w:uiPriority="99"/>
-    <w:lsdException w:name="List Number 4" w:uiPriority="99"/>
-    <w:lsdException w:name="List Number 5" w:uiPriority="99"/>
-    <w:lsdException w:name="Title" w:qFormat="1" w:semiHidden="0" w:uiPriority="0" w:unhideWhenUsed="0"/>
-    <w:lsdException w:name="Closing" w:uiPriority="99"/>
-    <w:lsdException w:name="Signature" w:uiPriority="99"/>
-    <w:lsdException w:name="Default Paragraph Font" w:qFormat="1" w:uiPriority="1"/>
-    <w:lsdException w:name="Body Text" w:semiHidden="0" w:uiPriority="0" w:unhideWhenUsed="0"/>
-    <w:lsdException w:name="Body Text Indent" w:qFormat="1" w:semiHidden="0" w:uiPriority="0" w:unhideWhenUsed="0"/>
-    <w:lsdException w:name="List Continue" w:uiPriority="99"/>
-    <w:lsdException w:name="List Continue 2" w:uiPriority="99"/>
-    <w:lsdException w:name="List Continue 3" w:uiPriority="99"/>
-    <w:lsdException w:name="List Continue 4" w:uiPriority="99"/>
-    <w:lsdException w:name="List Continue 5" w:uiPriority="99"/>
-    <w:lsdException w:name="Message Header" w:uiPriority="99"/>
-    <w:lsdException w:name="Subtitle" w:qFormat="1" w:semiHidden="0" w:uiPriority="11" w:unhideWhenUsed="0"/>
-    <w:lsdException w:name="Salutation" w:uiPriority="99"/>
-    <w:lsdException w:name="Date" w:uiPriority="99"/>
-    <w:lsdException w:name="Body Text First Indent" w:uiPriority="99"/>
-    <w:lsdException w:name="Body Text First Indent 2" w:uiPriority="99"/>
-    <w:lsdException w:name="Note Heading" w:uiPriority="99"/>
-    <w:lsdException w:name="Body Text 2" w:qFormat="1" w:semiHidden="0" w:uiPriority="0" w:unhideWhenUsed="0"/>
-    <w:lsdException w:name="Body Text 3" w:qFormat="1" w:semiHidden="0" w:uiPriority="0" w:unhideWhenUsed="0"/>
-    <w:lsdException w:name="Body Text Indent 2" w:semiHidden="0" w:uiPriority="0" w:unhideWhenUsed="0"/>
-    <w:lsdException w:name="Body Text Indent 3" w:qFormat="1" w:semiHidden="0" w:uiPriority="0" w:unhideWhenUsed="0"/>
-    <w:lsdException w:name="Block Text" w:uiPriority="99"/>
-    <w:lsdException w:name="Hyperlink" w:qFormat="1" w:semiHidden="0" w:uiPriority="0" w:unhideWhenUsed="0"/>
-    <w:lsdException w:name="FollowedHyperlink" w:qFormat="1" w:semiHidden="0" w:uiPriority="0" w:unhideWhenUsed="0"/>
-    <w:lsdException w:name="Strong" w:qFormat="1" w:semiHidden="0" w:uiPriority="0" w:unhideWhenUsed="0"/>
-    <w:lsdException w:name="Emphasis" w:qFormat="1" w:semiHidden="0" w:uiPriority="0" w:unhideWhenUsed="0"/>
-    <w:lsdException w:name="Document Map" w:uiPriority="99"/>
-    <w:lsdException w:name="Plain Text" w:qFormat="1" w:semiHidden="0" w:uiPriority="0" w:unhideWhenUsed="0"/>
-    <w:lsdException w:name="E-mail Signature" w:uiPriority="99"/>
-    <w:lsdException w:name="Normal (Web)" w:semiHidden="0" w:uiPriority="0" w:unhideWhenUsed="0"/>
-    <w:lsdException w:name="HTML Acronym" w:uiPriority="99"/>
-    <w:lsdException w:name="HTML Address" w:uiPriority="99"/>
-    <w:lsdException w:name="HTML Cite" w:uiPriority="99"/>
-    <w:lsdException w:name="HTML Code" w:uiPriority="99"/>
-    <w:lsdException w:name="HTML Definition" w:uiPriority="99"/>
-    <w:lsdException w:name="HTML Keyboard" w:uiPriority="99"/>
-    <w:lsdException w:name="HTML Preformatted" w:uiPriority="99"/>
-    <w:lsdException w:name="HTML Sample" w:uiPriority="99"/>
-    <w:lsdException w:name="HTML Typewriter" w:uiPriority="99"/>
-    <w:lsdException w:name="HTML Variable" w:uiPriority="99"/>
-    <w:lsdException w:name="Normal Table" w:qFormat="1" w:uiPriority="99"/>
-    <w:lsdException w:name="annotation subject" w:uiPriority="99"/>
-    <w:lsdException w:name="Table Simple 1" w:uiPriority="99"/>
-    <w:lsdException w:name="Table Simple 2" w:uiPriority="99"/>
-    <w:lsdException w:name="Table Simple 3" w:uiPriority="99"/>
-    <w:lsdException w:name="Table Classic 1" w:uiPriority="99"/>
-    <w:lsdException w:name="Table Classic 2" w:uiPriority="99"/>
-    <w:lsdException w:name="Table Classic 3" w:uiPriority="99"/>
-    <w:lsdException w:name="Table Classic 4" w:uiPriority="99"/>
-    <w:lsdException w:name="Table Colorful 1" w:uiPriority="99"/>
-    <w:lsdException w:name="Table Colorful 2" w:uiPriority="99"/>
-    <w:lsdException w:name="Table Colorful 3" w:uiPriority="99"/>
-    <w:lsdException w:name="Table Columns 1" w:uiPriority="99"/>
-    <w:lsdException w:name="Table Columns 2" w:uiPriority="99"/>
-    <w:lsdException w:name="Table Columns 3" w:uiPriority="99"/>
-    <w:lsdException w:name="Table Columns 4" w:uiPriority="99"/>
-    <w:lsdException w:name="Table Columns 5" w:uiPriority="99"/>
-    <w:lsdException w:name="Table Grid 1" w:uiPriority="99"/>
-    <w:lsdException w:name="Table Grid 2" w:uiPriority="99"/>
-    <w:lsdException w:name="Table Grid 3" w:uiPriority="99"/>
-    <w:lsdException w:name="Table Grid 4" w:uiPriority="99"/>
-    <w:lsdException w:name="Table Grid 5" w:uiPriority="99"/>
-    <w:lsdException w:name="Table Grid 6" w:uiPriority="99"/>
-    <w:lsdException w:name="Table Grid 7" w:uiPriority="99"/>
-    <w:lsdException w:name="Table Grid 8" w:uiPriority="99"/>
-    <w:lsdException w:name="Table List 1" w:uiPriority="99"/>
-    <w:lsdException w:name="Table List 2" w:uiPriority="99"/>
-    <w:lsdException w:name="Table List 3" w:uiPriority="99"/>
-    <w:lsdException w:name="Table List 4" w:uiPriority="99"/>
-    <w:lsdException w:name="Table List 5" w:uiPriority="99"/>
-    <w:lsdException w:name="Table List 6" w:uiPriority="99"/>
-    <w:lsdException w:name="Table List 7" w:uiPriority="99"/>
-    <w:lsdException w:name="Table List 8" w:uiPriority="99"/>
-    <w:lsdException w:name="Table 3D effects 1" w:uiPriority="99"/>
-    <w:lsdException w:name="Table 3D effects 2" w:uiPriority="99"/>
-    <w:lsdException w:name="Table 3D effects 3" w:uiPriority="99"/>
-    <w:lsdException w:name="Table Contemporary" w:uiPriority="99"/>
-    <w:lsdException w:name="Table Elegant" w:uiPriority="99"/>
-    <w:lsdException w:name="Table Professional" w:uiPriority="99"/>
-    <w:lsdException w:name="Table Subtle 1" w:uiPriority="99"/>
-    <w:lsdException w:name="Table Subtle 2" w:uiPriority="99"/>
-    <w:lsdException w:name="Table Web 1" w:uiPriority="99"/>
-    <w:lsdException w:name="Table Web 2" w:uiPriority="99"/>
-    <w:lsdException w:name="Table Web 3" w:uiPriority="99"/>
-    <w:lsdException w:name="Balloon Text" w:qFormat="1" w:uiPriority="0" w:unhideWhenUsed="0"/>
-    <w:lsdException w:name="Table Grid" w:qFormat="1" w:semiHidden="0" w:uiPriority="0" w:unhideWhenUsed="0"/>
-    <w:lsdException w:name="Table Theme" w:uiPriority="99"/>
-    <w:lsdException w:name="Light Shading" w:qFormat="1" w:semiHidden="0" w:uiPriority="60" w:unhideWhenUsed="0"/>
+  <w:latentStyles w:defLockedState="0" w:defUIPriority="99" w:defSemiHidden="0" w:defUnhideWhenUsed="0" w:defQFormat="0" w:count="376">
+    <w:lsdException w:name="Normal" w:uiPriority="0" w:qFormat="1"/>
+    <w:lsdException w:name="heading 1" w:uiPriority="0" w:qFormat="1"/>
+    <w:lsdException w:name="heading 2" w:uiPriority="0" w:qFormat="1"/>
+    <w:lsdException w:name="heading 3" w:uiPriority="9" w:unhideWhenUsed="1" w:qFormat="1"/>
+    <w:lsdException w:name="heading 4" w:uiPriority="0" w:qFormat="1"/>
+    <w:lsdException w:name="heading 5" w:semiHidden="1" w:uiPriority="9" w:unhideWhenUsed="1" w:qFormat="1"/>
+    <w:lsdException w:name="heading 6" w:semiHidden="1" w:uiPriority="9" w:unhideWhenUsed="1" w:qFormat="1"/>
+    <w:lsdException w:name="heading 7" w:semiHidden="1" w:uiPriority="9" w:unhideWhenUsed="1" w:qFormat="1"/>
+    <w:lsdException w:name="heading 8" w:semiHidden="1" w:uiPriority="9" w:unhideWhenUsed="1" w:qFormat="1"/>
+    <w:lsdException w:name="heading 9" w:semiHidden="1" w:uiPriority="9" w:unhideWhenUsed="1" w:qFormat="1"/>
+    <w:lsdException w:name="index 1" w:semiHidden="1" w:unhideWhenUsed="1"/>
+    <w:lsdException w:name="index 2" w:semiHidden="1" w:unhideWhenUsed="1"/>
+    <w:lsdException w:name="index 3" w:semiHidden="1" w:unhideWhenUsed="1"/>
+    <w:lsdException w:name="index 4" w:semiHidden="1" w:unhideWhenUsed="1"/>
+    <w:lsdException w:name="index 5" w:semiHidden="1" w:unhideWhenUsed="1"/>
+    <w:lsdException w:name="index 6" w:semiHidden="1" w:unhideWhenUsed="1"/>
+    <w:lsdException w:name="index 7" w:semiHidden="1" w:unhideWhenUsed="1"/>
+    <w:lsdException w:name="index 8" w:semiHidden="1" w:unhideWhenUsed="1"/>
+    <w:lsdException w:name="index 9" w:semiHidden="1" w:unhideWhenUsed="1"/>
+    <w:lsdException w:name="toc 1" w:semiHidden="1" w:uiPriority="39" w:unhideWhenUsed="1"/>
+    <w:lsdException w:name="toc 2" w:semiHidden="1" w:uiPriority="39" w:unhideWhenUsed="1"/>
+    <w:lsdException w:name="toc 3" w:semiHidden="1" w:uiPriority="39" w:unhideWhenUsed="1"/>
+    <w:lsdException w:name="toc 4" w:semiHidden="1" w:uiPriority="39" w:unhideWhenUsed="1"/>
+    <w:lsdException w:name="toc 5" w:semiHidden="1" w:uiPriority="39" w:unhideWhenUsed="1"/>
+    <w:lsdException w:name="toc 6" w:semiHidden="1" w:uiPriority="39" w:unhideWhenUsed="1"/>
+    <w:lsdException w:name="toc 7" w:semiHidden="1" w:uiPriority="39" w:unhideWhenUsed="1"/>
+    <w:lsdException w:name="toc 8" w:semiHidden="1" w:uiPriority="39" w:unhideWhenUsed="1"/>
+    <w:lsdException w:name="toc 9" w:semiHidden="1" w:uiPriority="39" w:unhideWhenUsed="1"/>
+    <w:lsdException w:name="Normal Indent" w:semiHidden="1" w:unhideWhenUsed="1"/>
+    <w:lsdException w:name="footnote text" w:semiHidden="1" w:uiPriority="0" w:qFormat="1"/>
+    <w:lsdException w:name="annotation text" w:semiHidden="1" w:unhideWhenUsed="1"/>
+    <w:lsdException w:name="header" w:uiPriority="0" w:qFormat="1"/>
+    <w:lsdException w:name="footer" w:qFormat="1"/>
+    <w:lsdException w:name="index heading" w:semiHidden="1" w:unhideWhenUsed="1"/>
+    <w:lsdException w:name="caption" w:semiHidden="1" w:uiPriority="35" w:unhideWhenUsed="1" w:qFormat="1"/>
+    <w:lsdException w:name="table of figures" w:semiHidden="1" w:unhideWhenUsed="1"/>
+    <w:lsdException w:name="envelope address" w:semiHidden="1" w:unhideWhenUsed="1"/>
+    <w:lsdException w:name="envelope return" w:semiHidden="1" w:unhideWhenUsed="1"/>
+    <w:lsdException w:name="footnote reference" w:semiHidden="1" w:uiPriority="0" w:qFormat="1"/>
+    <w:lsdException w:name="annotation reference" w:semiHidden="1" w:unhideWhenUsed="1"/>
+    <w:lsdException w:name="line number" w:semiHidden="1" w:unhideWhenUsed="1"/>
+    <w:lsdException w:name="page number" w:uiPriority="0" w:qFormat="1"/>
+    <w:lsdException w:name="endnote reference" w:semiHidden="1" w:unhideWhenUsed="1"/>
+    <w:lsdException w:name="endnote text" w:semiHidden="1" w:unhideWhenUsed="1"/>
+    <w:lsdException w:name="table of authorities" w:semiHidden="1" w:unhideWhenUsed="1"/>
+    <w:lsdException w:name="macro" w:semiHidden="1" w:unhideWhenUsed="1"/>
+    <w:lsdException w:name="toa heading" w:semiHidden="1" w:unhideWhenUsed="1"/>
+    <w:lsdException w:name="List" w:semiHidden="1" w:unhideWhenUsed="1"/>
+    <w:lsdException w:name="List Bullet" w:semiHidden="1" w:unhideWhenUsed="1"/>
+    <w:lsdException w:name="List Number" w:semiHidden="1" w:unhideWhenUsed="1"/>
+    <w:lsdException w:name="List 2" w:semiHidden="1" w:unhideWhenUsed="1"/>
+    <w:lsdException w:name="List 3" w:semiHidden="1" w:unhideWhenUsed="1"/>
+    <w:lsdException w:name="List 4" w:semiHidden="1" w:unhideWhenUsed="1"/>
+    <w:lsdException w:name="List 5" w:semiHidden="1" w:unhideWhenUsed="1"/>
+    <w:lsdException w:name="List Bullet 2" w:semiHidden="1" w:unhideWhenUsed="1"/>
+    <w:lsdException w:name="List Bullet 3" w:semiHidden="1" w:unhideWhenUsed="1"/>
+    <w:lsdException w:name="List Bullet 4" w:semiHidden="1" w:unhideWhenUsed="1"/>
+    <w:lsdException w:name="List Bullet 5" w:semiHidden="1" w:unhideWhenUsed="1"/>
+    <w:lsdException w:name="List Number 2" w:semiHidden="1" w:unhideWhenUsed="1"/>
+    <w:lsdException w:name="List Number 3" w:semiHidden="1" w:unhideWhenUsed="1"/>
+    <w:lsdException w:name="List Number 4" w:semiHidden="1" w:unhideWhenUsed="1"/>
+    <w:lsdException w:name="List Number 5" w:semiHidden="1" w:unhideWhenUsed="1"/>
+    <w:lsdException w:name="Title" w:uiPriority="0" w:qFormat="1"/>
+    <w:lsdException w:name="Closing" w:semiHidden="1" w:unhideWhenUsed="1"/>
+    <w:lsdException w:name="Signature" w:semiHidden="1" w:unhideWhenUsed="1"/>
+    <w:lsdException w:name="Default Paragraph Font" w:semiHidden="1" w:uiPriority="1" w:unhideWhenUsed="1" w:qFormat="1"/>
+    <w:lsdException w:name="Body Text" w:uiPriority="0"/>
+    <w:lsdException w:name="Body Text Indent" w:uiPriority="0" w:qFormat="1"/>
+    <w:lsdException w:name="List Continue" w:semiHidden="1" w:unhideWhenUsed="1"/>
+    <w:lsdException w:name="List Continue 2" w:semiHidden="1" w:unhideWhenUsed="1"/>
+    <w:lsdException w:name="List Continue 3" w:semiHidden="1" w:unhideWhenUsed="1"/>
+    <w:lsdException w:name="List Continue 4" w:semiHidden="1" w:unhideWhenUsed="1"/>
+    <w:lsdException w:name="List Continue 5" w:semiHidden="1" w:unhideWhenUsed="1"/>
+    <w:lsdException w:name="Message Header" w:semiHidden="1" w:unhideWhenUsed="1"/>
+    <w:lsdException w:name="Subtitle" w:uiPriority="11" w:qFormat="1"/>
+    <w:lsdException w:name="Salutation" w:semiHidden="1" w:unhideWhenUsed="1"/>
+    <w:lsdException w:name="Date" w:semiHidden="1" w:unhideWhenUsed="1"/>
+    <w:lsdException w:name="Body Text First Indent" w:semiHidden="1" w:unhideWhenUsed="1"/>
+    <w:lsdException w:name="Body Text First Indent 2" w:semiHidden="1" w:unhideWhenUsed="1"/>
+    <w:lsdException w:name="Note Heading" w:semiHidden="1" w:unhideWhenUsed="1"/>
+    <w:lsdException w:name="Body Text 2" w:uiPriority="0" w:qFormat="1"/>
+    <w:lsdException w:name="Body Text 3" w:uiPriority="0" w:qFormat="1"/>
+    <w:lsdException w:name="Body Text Indent 2" w:uiPriority="0"/>
+    <w:lsdException w:name="Body Text Indent 3" w:uiPriority="0" w:qFormat="1"/>
+    <w:lsdException w:name="Block Text" w:semiHidden="1" w:unhideWhenUsed="1"/>
+    <w:lsdException w:name="Hyperlink" w:uiPriority="0" w:qFormat="1"/>
+    <w:lsdException w:name="FollowedHyperlink" w:uiPriority="0" w:qFormat="1"/>
+    <w:lsdException w:name="Strong" w:uiPriority="0" w:qFormat="1"/>
+    <w:lsdException w:name="Emphasis" w:uiPriority="0" w:qFormat="1"/>
+    <w:lsdException w:name="Document Map" w:semiHidden="1" w:unhideWhenUsed="1"/>
+    <w:lsdException w:name="Plain Text" w:uiPriority="0" w:qFormat="1"/>
+    <w:lsdException w:name="E-mail Signature" w:semiHidden="1" w:unhideWhenUsed="1"/>
+    <w:lsdException w:name="HTML Top of Form" w:semiHidden="1" w:unhideWhenUsed="1"/>
+    <w:lsdException w:name="HTML Bottom of Form" w:semiHidden="1" w:unhideWhenUsed="1"/>
+    <w:lsdException w:name="Normal (Web)" w:uiPriority="0"/>
+    <w:lsdException w:name="HTML Acronym" w:semiHidden="1" w:unhideWhenUsed="1"/>
+    <w:lsdException w:name="HTML Address" w:semiHidden="1" w:unhideWhenUsed="1"/>
+    <w:lsdException w:name="HTML Cite" w:semiHidden="1" w:unhideWhenUsed="1"/>
+    <w:lsdException w:name="HTML Code" w:semiHidden="1" w:unhideWhenUsed="1"/>
+    <w:lsdException w:name="HTML Definition" w:semiHidden="1" w:unhideWhenUsed="1"/>
+    <w:lsdException w:name="HTML Keyboard" w:semiHidden="1" w:unhideWhenUsed="1"/>
+    <w:lsdException w:name="HTML Preformatted" w:semiHidden="1" w:unhideWhenUsed="1"/>
+    <w:lsdException w:name="HTML Sample" w:semiHidden="1" w:unhideWhenUsed="1"/>
+    <w:lsdException w:name="HTML Typewriter" w:semiHidden="1" w:unhideWhenUsed="1"/>
+    <w:lsdException w:name="HTML Variable" w:semiHidden="1" w:unhideWhenUsed="1"/>
+    <w:lsdException w:name="Normal Table" w:semiHidden="1" w:unhideWhenUsed="1" w:qFormat="1"/>
+    <w:lsdException w:name="annotation subject" w:semiHidden="1" w:unhideWhenUsed="1"/>
+    <w:lsdException w:name="No List" w:semiHidden="1" w:unhideWhenUsed="1"/>
+    <w:lsdException w:name="Outline List 1" w:semiHidden="1" w:unhideWhenUsed="1"/>
+    <w:lsdException w:name="Outline List 2" w:semiHidden="1" w:unhideWhenUsed="1"/>
+    <w:lsdException w:name="Outline List 3" w:semiHidden="1" w:unhideWhenUsed="1"/>
+    <w:lsdException w:name="Table Simple 1" w:semiHidden="1" w:unhideWhenUsed="1"/>
+    <w:lsdException w:name="Table Simple 2" w:semiHidden="1" w:unhideWhenUsed="1"/>
+    <w:lsdException w:name="Table Simple 3" w:semiHidden="1" w:unhideWhenUsed="1"/>
+    <w:lsdException w:name="Table Classic 1" w:semiHidden="1" w:unhideWhenUsed="1"/>
+    <w:lsdException w:name="Table Classic 2" w:semiHidden="1" w:unhideWhenUsed="1"/>
+    <w:lsdException w:name="Table Classic 3" w:semiHidden="1" w:unhideWhenUsed="1"/>
+    <w:lsdException w:name="Table Classic 4" w:semiHidden="1" w:unhideWhenUsed="1"/>
+    <w:lsdException w:name="Table Colorful 1" w:semiHidden="1" w:unhideWhenUsed="1"/>
+    <w:lsdException w:name="Table Colorful 2" w:semiHidden="1" w:unhideWhenUsed="1"/>
+    <w:lsdException w:name="Table Colorful 3" w:semiHidden="1" w:unhideWhenUsed="1"/>
+    <w:lsdException w:name="Table Columns 1" w:semiHidden="1" w:unhideWhenUsed="1"/>
+    <w:lsdException w:name="Table Columns 2" w:semiHidden="1" w:unhideWhenUsed="1"/>
+    <w:lsdException w:name="Table Columns 3" w:semiHidden="1" w:unhideWhenUsed="1"/>
+    <w:lsdException w:name="Table Columns 4" w:semiHidden="1" w:unhideWhenUsed="1"/>
+    <w:lsdException w:name="Table Columns 5" w:semiHidden="1" w:unhideWhenUsed="1"/>
+    <w:lsdException w:name="Table Grid 1" w:semiHidden="1" w:unhideWhenUsed="1"/>
+    <w:lsdException w:name="Table Grid 2" w:semiHidden="1" w:unhideWhenUsed="1"/>
+    <w:lsdException w:name="Table Grid 3" w:semiHidden="1" w:unhideWhenUsed="1"/>
+    <w:lsdException w:name="Table Grid 4" w:semiHidden="1" w:unhideWhenUsed="1"/>
+    <w:lsdException w:name="Table Grid 5" w:semiHidden="1" w:unhideWhenUsed="1"/>
+    <w:lsdException w:name="Table Grid 6" w:semiHidden="1" w:unhideWhenUsed="1"/>
+    <w:lsdException w:name="Table Grid 7" w:semiHidden="1" w:unhideWhenUsed="1"/>
+    <w:lsdException w:name="Table Grid 8" w:semiHidden="1" w:unhideWhenUsed="1"/>
+    <w:lsdException w:name="Table List 1" w:semiHidden="1" w:unhideWhenUsed="1"/>
+    <w:lsdException w:name="Table List 2" w:semiHidden="1" w:unhideWhenUsed="1"/>
+    <w:lsdException w:name="Table List 3" w:semiHidden="1" w:unhideWhenUsed="1"/>
+    <w:lsdException w:name="Table List 4" w:semiHidden="1" w:unhideWhenUsed="1"/>
+    <w:lsdException w:name="Table List 5" w:semiHidden="1" w:unhideWhenUsed="1"/>
+    <w:lsdException w:name="Table List 6" w:semiHidden="1" w:unhideWhenUsed="1"/>
+    <w:lsdException w:name="Table List 7" w:semiHidden="1" w:unhideWhenUsed="1"/>
+    <w:lsdException w:name="Table List 8" w:semiHidden="1" w:unhideWhenUsed="1"/>
+    <w:lsdException w:name="Table 3D effects 1" w:semiHidden="1" w:unhideWhenUsed="1"/>
+    <w:lsdException w:name="Table 3D effects 2" w:semiHidden="1" w:unhideWhenUsed="1"/>
+    <w:lsdException w:name="Table 3D effects 3" w:semiHidden="1" w:unhideWhenUsed="1"/>
+    <w:lsdException w:name="Table Contemporary" w:semiHidden="1" w:unhideWhenUsed="1"/>
+    <w:lsdException w:name="Table Elegant" w:semiHidden="1" w:unhideWhenUsed="1"/>
+    <w:lsdException w:name="Table Professional" w:semiHidden="1" w:unhideWhenUsed="1"/>
+    <w:lsdException w:name="Table Subtle 1" w:semiHidden="1" w:unhideWhenUsed="1"/>
+    <w:lsdException w:name="Table Subtle 2" w:semiHidden="1" w:unhideWhenUsed="1"/>
+    <w:lsdException w:name="Table Web 1" w:semiHidden="1" w:unhideWhenUsed="1"/>
+    <w:lsdException w:name="Table Web 2" w:semiHidden="1" w:unhideWhenUsed="1"/>
+    <w:lsdException w:name="Table Web 3" w:semiHidden="1" w:unhideWhenUsed="1"/>
+    <w:lsdException w:name="Balloon Text" w:semiHidden="1" w:uiPriority="0" w:qFormat="1"/>
+    <w:lsdException w:name="Table Grid" w:uiPriority="0" w:qFormat="1"/>
+    <w:lsdException w:name="Table Theme" w:semiHidden="1" w:unhideWhenUsed="1"/>
+    <w:lsdException w:name="Placeholder Text" w:semiHidden="1"/>
+    <w:lsdException w:name="Light Shading" w:uiPriority="60" w:qFormat="1"/>
+    <w:lsdException w:name="Light List"/>
+    <w:lsdException w:name="Light Grid"/>
+    <w:lsdException w:name="Medium Shading 1"/>
+    <w:lsdException w:name="Medium Shading 2"/>
+    <w:lsdException w:name="Medium List 1"/>
+    <w:lsdException w:name="Medium List 2"/>
+    <w:lsdException w:name="Medium Grid 1"/>
+    <w:lsdException w:name="Medium Grid 2"/>
+    <w:lsdException w:name="Medium Grid 3"/>
+    <w:lsdException w:name="Dark List"/>
+    <w:lsdException w:name="Colorful Shading"/>
+    <w:lsdException w:name="Colorful List"/>
+    <w:lsdException w:name="Colorful Grid"/>
+    <w:lsdException w:name="Light Shading Accent 1"/>
+    <w:lsdException w:name="Light List Accent 1"/>
+    <w:lsdException w:name="Light Grid Accent 1"/>
+    <w:lsdException w:name="Medium Shading 1 Accent 1"/>
+    <w:lsdException w:name="Medium Shading 2 Accent 1"/>
+    <w:lsdException w:name="Medium List 1 Accent 1"/>
+    <w:lsdException w:name="Revision" w:semiHidden="1"/>
+    <w:lsdException w:name="Medium List 2 Accent 1"/>
+    <w:lsdException w:name="Medium Grid 1 Accent 1"/>
+    <w:lsdException w:name="Medium Grid 2 Accent 1"/>
+    <w:lsdException w:name="Medium Grid 3 Accent 1"/>
+    <w:lsdException w:name="Dark List Accent 1"/>
+    <w:lsdException w:name="Colorful Shading Accent 1"/>
+    <w:lsdException w:name="Colorful List Accent 1"/>
+    <w:lsdException w:name="Colorful Grid Accent 1"/>
+    <w:lsdException w:name="Light Shading Accent 2"/>
+    <w:lsdException w:name="Light List Accent 2"/>
+    <w:lsdException w:name="Light Grid Accent 2"/>
+    <w:lsdException w:name="Medium Shading 1 Accent 2"/>
+    <w:lsdException w:name="Medium Shading 2 Accent 2"/>
+    <w:lsdException w:name="Medium List 1 Accent 2"/>
+    <w:lsdException w:name="Medium List 2 Accent 2"/>
+    <w:lsdException w:name="Medium Grid 1 Accent 2"/>
+    <w:lsdException w:name="Medium Grid 2 Accent 2"/>
+    <w:lsdException w:name="Medium Grid 3 Accent 2"/>
+    <w:lsdException w:name="Dark List Accent 2"/>
+    <w:lsdException w:name="Colorful Shading Accent 2"/>
+    <w:lsdException w:name="Colorful List Accent 2"/>
+    <w:lsdException w:name="Colorful Grid Accent 2"/>
+    <w:lsdException w:name="Light Shading Accent 3"/>
+    <w:lsdException w:name="Light List Accent 3"/>
+    <w:lsdException w:name="Light Grid Accent 3"/>
+    <w:lsdException w:name="Medium Shading 1 Accent 3"/>
+    <w:lsdException w:name="Medium Shading 2 Accent 3"/>
+    <w:lsdException w:name="Medium List 1 Accent 3"/>
+    <w:lsdException w:name="Medium List 2 Accent 3"/>
+    <w:lsdException w:name="Medium Grid 1 Accent 3"/>
+    <w:lsdException w:name="Medium Grid 2 Accent 3"/>
+    <w:lsdException w:name="Medium Grid 3 Accent 3"/>
+    <w:lsdException w:name="Dark List Accent 3"/>
+    <w:lsdException w:name="Colorful Shading Accent 3"/>
+    <w:lsdException w:name="Colorful List Accent 3"/>
+    <w:lsdException w:name="Colorful Grid Accent 3"/>
+    <w:lsdException w:name="Light Shading Accent 4"/>
+    <w:lsdException w:name="Light List Accent 4"/>
+    <w:lsdException w:name="Light Grid Accent 4"/>
+    <w:lsdException w:name="Medium Shading 1 Accent 4"/>
+    <w:lsdException w:name="Medium Shading 2 Accent 4"/>
+    <w:lsdException w:name="Medium List 1 Accent 4"/>
+    <w:lsdException w:name="Medium List 2 Accent 4"/>
+    <w:lsdException w:name="Medium Grid 1 Accent 4"/>
+    <w:lsdException w:name="Medium Grid 2 Accent 4"/>
+    <w:lsdException w:name="Medium Grid 3 Accent 4"/>
+    <w:lsdException w:name="Dark List Accent 4"/>
+    <w:lsdException w:name="Colorful Shading Accent 4"/>
+    <w:lsdException w:name="Colorful List Accent 4"/>
+    <w:lsdException w:name="Colorful Grid Accent 4"/>
+    <w:lsdException w:name="Light Shading Accent 5"/>
+    <w:lsdException w:name="Light List Accent 5"/>
+    <w:lsdException w:name="Light Grid Accent 5"/>
+    <w:lsdException w:name="Medium Shading 1 Accent 5"/>
+    <w:lsdException w:name="Medium Shading 2 Accent 5"/>
+    <w:lsdException w:name="Medium List 1 Accent 5"/>
+    <w:lsdException w:name="Medium List 2 Accent 5"/>
+    <w:lsdException w:name="Medium Grid 1 Accent 5"/>
+    <w:lsdException w:name="Medium Grid 2 Accent 5"/>
+    <w:lsdException w:name="Medium Grid 3 Accent 5"/>
+    <w:lsdException w:name="Dark List Accent 5"/>
+    <w:lsdException w:name="Colorful Shading Accent 5"/>
+    <w:lsdException w:name="Colorful List Accent 5"/>
+    <w:lsdException w:name="Colorful Grid Accent 5"/>
+    <w:lsdException w:name="Light Shading Accent 6"/>
+    <w:lsdException w:name="Light List Accent 6"/>
+    <w:lsdException w:name="Light Grid Accent 6"/>
+    <w:lsdException w:name="Medium Shading 1 Accent 6"/>
+    <w:lsdException w:name="Medium Shading 2 Accent 6"/>
+    <w:lsdException w:name="Medium List 1 Accent 6"/>
+    <w:lsdException w:name="Medium List 2 Accent 6"/>
+    <w:lsdException w:name="Medium Grid 1 Accent 6"/>
+    <w:lsdException w:name="Medium Grid 2 Accent 6"/>
+    <w:lsdException w:name="Medium Grid 3 Accent 6"/>
+    <w:lsdException w:name="Dark List Accent 6"/>
+    <w:lsdException w:name="Colorful Shading Accent 6"/>
+    <w:lsdException w:name="Colorful List Accent 6"/>
+    <w:lsdException w:name="Colorful Grid Accent 6"/>
+    <w:lsdException w:name="Subtle Emphasis" w:uiPriority="19" w:qFormat="1"/>
+    <w:lsdException w:name="Intense Emphasis" w:uiPriority="21" w:qFormat="1"/>
+    <w:lsdException w:name="Subtle Reference" w:uiPriority="31" w:qFormat="1"/>
+    <w:lsdException w:name="Intense Reference" w:uiPriority="32" w:qFormat="1"/>
+    <w:lsdException w:name="Book Title" w:uiPriority="33" w:qFormat="1"/>
+    <w:lsdException w:name="Bibliography" w:semiHidden="1" w:uiPriority="37" w:unhideWhenUsed="1"/>
+    <w:lsdException w:name="TOC Heading" w:semiHidden="1" w:uiPriority="39" w:unhideWhenUsed="1" w:qFormat="1"/>
+    <w:lsdException w:name="Plain Table 1" w:uiPriority="41"/>
+    <w:lsdException w:name="Plain Table 2" w:uiPriority="42"/>
+    <w:lsdException w:name="Plain Table 3" w:uiPriority="43"/>
+    <w:lsdException w:name="Plain Table 4" w:uiPriority="44"/>
+    <w:lsdException w:name="Plain Table 5" w:uiPriority="45"/>
+    <w:lsdException w:name="Grid Table Light" w:uiPriority="40"/>
+    <w:lsdException w:name="Grid Table 1 Light" w:uiPriority="46"/>
+    <w:lsdException w:name="Grid Table 2" w:uiPriority="47"/>
+    <w:lsdException w:name="Grid Table 3" w:uiPriority="48"/>
+    <w:lsdException w:name="Grid Table 4" w:uiPriority="49"/>
+    <w:lsdException w:name="Grid Table 5 Dark" w:uiPriority="50"/>
+    <w:lsdException w:name="Grid Table 6 Colorful" w:uiPriority="51"/>
+    <w:lsdException w:name="Grid Table 7 Colorful" w:uiPriority="52"/>
+    <w:lsdException w:name="Grid Table 1 Light Accent 1" w:uiPriority="46"/>
+    <w:lsdException w:name="Grid Table 2 Accent 1" w:uiPriority="47"/>
+    <w:lsdException w:name="Grid Table 3 Accent 1" w:uiPriority="48"/>
+    <w:lsdException w:name="Grid Table 4 Accent 1" w:uiPriority="49"/>
+    <w:lsdException w:name="Grid Table 5 Dark Accent 1" w:uiPriority="50"/>
+    <w:lsdException w:name="Grid Table 6 Colorful Accent 1" w:uiPriority="51"/>
+    <w:lsdException w:name="Grid Table 7 Colorful Accent 1" w:uiPriority="52"/>
+    <w:lsdException w:name="Grid Table 1 Light Accent 2" w:uiPriority="46"/>
+    <w:lsdException w:name="Grid Table 2 Accent 2" w:uiPriority="47"/>
+    <w:lsdException w:name="Grid Table 3 Accent 2" w:uiPriority="48"/>
+    <w:lsdException w:name="Grid Table 4 Accent 2" w:uiPriority="49"/>
+    <w:lsdException w:name="Grid Table 5 Dark Accent 2" w:uiPriority="50"/>
+    <w:lsdException w:name="Grid Table 6 Colorful Accent 2" w:uiPriority="51"/>
+    <w:lsdException w:name="Grid Table 7 Colorful Accent 2" w:uiPriority="52"/>
+    <w:lsdException w:name="Grid Table 1 Light Accent 3" w:uiPriority="46"/>
+    <w:lsdException w:name="Grid Table 2 Accent 3" w:uiPriority="47"/>
+    <w:lsdException w:name="Grid Table 3 Accent 3" w:uiPriority="48"/>
+    <w:lsdException w:name="Grid Table 4 Accent 3" w:uiPriority="49"/>
+    <w:lsdException w:name="Grid Table 5 Dark Accent 3" w:uiPriority="50"/>
+    <w:lsdException w:name="Grid Table 6 Colorful Accent 3" w:uiPriority="51"/>
+    <w:lsdException w:name="Grid Table 7 Colorful Accent 3" w:uiPriority="52"/>
+    <w:lsdException w:name="Grid Table 1 Light Accent 4" w:uiPriority="46"/>
+    <w:lsdException w:name="Grid Table 2 Accent 4" w:uiPriority="47"/>
+    <w:lsdException w:name="Grid Table 3 Accent 4" w:uiPriority="48"/>
+    <w:lsdException w:name="Grid Table 4 Accent 4" w:uiPriority="49"/>
+    <w:lsdException w:name="Grid Table 5 Dark Accent 4" w:uiPriority="50"/>
+    <w:lsdException w:name="Grid Table 6 Colorful Accent 4" w:uiPriority="51"/>
+    <w:lsdException w:name="Grid Table 7 Colorful Accent 4" w:uiPriority="52"/>
+    <w:lsdException w:name="Grid Table 1 Light Accent 5" w:uiPriority="46"/>
+    <w:lsdException w:name="Grid Table 2 Accent 5" w:uiPriority="47"/>
+    <w:lsdException w:name="Grid Table 3 Accent 5" w:uiPriority="48"/>
+    <w:lsdException w:name="Grid Table 4 Accent 5" w:uiPriority="49"/>
+    <w:lsdException w:name="Grid Table 5 Dark Accent 5" w:uiPriority="50"/>
+    <w:lsdException w:name="Grid Table 6 Colorful Accent 5" w:uiPriority="51"/>
+    <w:lsdException w:name="Grid Table 7 Colorful Accent 5" w:uiPriority="52"/>
+    <w:lsdException w:name="Grid Table 1 Light Accent 6" w:uiPriority="46"/>
+    <w:lsdException w:name="Grid Table 2 Accent 6" w:uiPriority="47"/>
+    <w:lsdException w:name="Grid Table 3 Accent 6" w:uiPriority="48"/>
+    <w:lsdException w:name="Grid Table 4 Accent 6" w:uiPriority="49"/>
+    <w:lsdException w:name="Grid Table 5 Dark Accent 6" w:uiPriority="50"/>
+    <w:lsdException w:name="Grid Table 6 Colorful Accent 6" w:uiPriority="51"/>
+    <w:lsdException w:name="Grid Table 7 Colorful Accent 6" w:uiPriority="52"/>
+    <w:lsdException w:name="List Table 1 Light" w:uiPriority="46"/>
+    <w:lsdException w:name="List Table 2" w:uiPriority="47"/>
+    <w:lsdException w:name="List Table 3" w:uiPriority="48"/>
+    <w:lsdException w:name="List Table 4" w:uiPriority="49"/>
+    <w:lsdException w:name="List Table 5 Dark" w:uiPriority="50"/>
+    <w:lsdException w:name="List Table 6 Colorful" w:uiPriority="51"/>
+    <w:lsdException w:name="List Table 7 Colorful" w:uiPriority="52"/>
+    <w:lsdException w:name="List Table 1 Light Accent 1" w:uiPriority="46"/>
+    <w:lsdException w:name="List Table 2 Accent 1" w:uiPriority="47"/>
+    <w:lsdException w:name="List Table 3 Accent 1" w:uiPriority="48"/>
+    <w:lsdException w:name="List Table 4 Accent 1" w:uiPriority="49"/>
+    <w:lsdException w:name="List Table 5 Dark Accent 1" w:uiPriority="50"/>
+    <w:lsdException w:name="List Table 6 Colorful Accent 1" w:uiPriority="51"/>
+    <w:lsdException w:name="List Table 7 Colorful Accent 1" w:uiPriority="52"/>
+    <w:lsdException w:name="List Table 1 Light Accent 2" w:uiPriority="46"/>
+    <w:lsdException w:name="List Table 2 Accent 2" w:uiPriority="47"/>
+    <w:lsdException w:name="List Table 3 Accent 2" w:uiPriority="48"/>
+    <w:lsdException w:name="List Table 4 Accent 2" w:uiPriority="49"/>
+    <w:lsdException w:name="List Table 5 Dark Accent 2" w:uiPriority="50"/>
+    <w:lsdException w:name="List Table 6 Colorful Accent 2" w:uiPriority="51"/>
+    <w:lsdException w:name="List Table 7 Colorful Accent 2" w:uiPriority="52"/>
+    <w:lsdException w:name="List Table 1 Light Accent 3" w:uiPriority="46"/>
+    <w:lsdException w:name="List Table 2 Accent 3" w:uiPriority="47"/>
+    <w:lsdException w:name="List Table 3 Accent 3" w:uiPriority="48"/>
+    <w:lsdException w:name="List Table 4 Accent 3" w:uiPriority="49"/>
+    <w:lsdException w:name="List Table 5 Dark Accent 3" w:uiPriority="50"/>
+    <w:lsdException w:name="List Table 6 Colorful Accent 3" w:uiPriority="51"/>
+    <w:lsdException w:name="List Table 7 Colorful Accent 3" w:uiPriority="52"/>
+    <w:lsdException w:name="List Table 1 Light Accent 4" w:uiPriority="46"/>
+    <w:lsdException w:name="List Table 2 Accent 4" w:uiPriority="47"/>
+    <w:lsdException w:name="List Table 3 Accent 4" w:uiPriority="48"/>
+    <w:lsdException w:name="List Table 4 Accent 4" w:uiPriority="49"/>
+    <w:lsdException w:name="List Table 5 Dark Accent 4" w:uiPriority="50"/>
+    <w:lsdException w:name="List Table 6 Colorful Accent 4" w:uiPriority="51"/>
+    <w:lsdException w:name="List Table 7 Colorful Accent 4" w:uiPriority="52"/>
+    <w:lsdException w:name="List Table 1 Light Accent 5" w:uiPriority="46"/>
+    <w:lsdException w:name="List Table 2 Accent 5" w:uiPriority="47"/>
+    <w:lsdException w:name="List Table 3 Accent 5" w:uiPriority="48"/>
+    <w:lsdException w:name="List Table 4 Accent 5" w:uiPriority="49"/>
+    <w:lsdException w:name="List Table 5 Dark Accent 5" w:uiPriority="50"/>
+    <w:lsdException w:name="List Table 6 Colorful Accent 5" w:uiPriority="51"/>
+    <w:lsdException w:name="List Table 7 Colorful Accent 5" w:uiPriority="52"/>
+    <w:lsdException w:name="List Table 1 Light Accent 6" w:uiPriority="46"/>
+    <w:lsdException w:name="List Table 2 Accent 6" w:uiPriority="47"/>
+    <w:lsdException w:name="List Table 3 Accent 6" w:uiPriority="48"/>
+    <w:lsdException w:name="List Table 4 Accent 6" w:uiPriority="49"/>
+    <w:lsdException w:name="List Table 5 Dark Accent 6" w:uiPriority="50"/>
+    <w:lsdException w:name="List Table 6 Colorful Accent 6" w:uiPriority="51"/>
+    <w:lsdException w:name="List Table 7 Colorful Accent 6" w:uiPriority="52"/>
+    <w:lsdException w:name="Mention" w:semiHidden="1" w:unhideWhenUsed="1"/>
+    <w:lsdException w:name="Smart Hyperlink" w:semiHidden="1" w:unhideWhenUsed="1"/>
+    <w:lsdException w:name="Hashtag" w:semiHidden="1" w:unhideWhenUsed="1"/>
+    <w:lsdException w:name="Unresolved Mention" w:semiHidden="1" w:unhideWhenUsed="1"/>
+    <w:lsdException w:name="Smart Link" w:semiHidden="1" w:unhideWhenUsed="1"/>
   </w:latentStyles>
-  <w:style w:default="1" w:styleId="1" w:type="paragraph">
+  <w:style w:type="paragraph" w:default="1" w:styleId="a">
     <w:name w:val="Normal"/>
     <w:qFormat/>
-    <w:uiPriority w:val="0"/>
     <w:pPr>
       <w:spacing w:after="120" w:line="480" w:lineRule="auto"/>
       <w:ind w:firstLine="567"/>
       <w:jc w:val="both"/>
     </w:pPr>
     <w:rPr>
-      <w:rFonts w:ascii="Times New Roman" w:cs="Times New Roman" w:eastAsia="Times New Roman" w:hAnsi="Times New Roman"/>
+      <w:rFonts w:eastAsia="Times New Roman"/>
       <w:sz w:val="24"/>
       <w:szCs w:val="24"/>
-      <w:lang w:bidi="ar-SA" w:eastAsia="en-US" w:val="ru-RU"/>
-    </w:rPr>
-  </w:style>
-  <w:style w:styleId="2" w:type="paragraph">
+      <w:lang w:eastAsia="en-US"/>
+    </w:rPr>
+  </w:style>
+  <w:style w:type="paragraph" w:styleId="1">
     <w:name w:val="heading 1"/>
-    <w:basedOn w:val="1"/>
-    <w:next w:val="1"/>
-    <w:link w:val="30"/>
-    <w:qFormat/>
-    <w:uiPriority w:val="0"/>
+    <w:basedOn w:val="a"/>
+    <w:next w:val="a"/>
+    <w:link w:val="10"/>
+    <w:qFormat/>
     <w:pPr>
       <w:keepNext/>
       <w:ind w:firstLine="0"/>
@@ -1836,20 +2542,19 @@
       <w:b/>
     </w:rPr>
   </w:style>
-  <w:style w:styleId="3" w:type="paragraph">
+  <w:style w:type="paragraph" w:styleId="2">
     <w:name w:val="heading 2"/>
-    <w:basedOn w:val="1"/>
-    <w:next w:val="1"/>
-    <w:link w:val="29"/>
-    <w:qFormat/>
-    <w:uiPriority w:val="0"/>
+    <w:basedOn w:val="a"/>
+    <w:next w:val="a"/>
+    <w:link w:val="20"/>
+    <w:qFormat/>
     <w:pPr>
       <w:keepNext/>
       <w:widowControl w:val="0"/>
       <w:autoSpaceDE w:val="0"/>
       <w:autoSpaceDN w:val="0"/>
       <w:adjustRightInd w:val="0"/>
-      <w:spacing w:after="60" w:before="240"/>
+      <w:spacing w:before="240" w:after="60"/>
       <w:jc w:val="left"/>
       <w:outlineLvl w:val="1"/>
     </w:pPr>
@@ -1861,140 +2566,134 @@
       <w:szCs w:val="28"/>
     </w:rPr>
   </w:style>
-  <w:style w:styleId="4" w:type="paragraph">
+  <w:style w:type="paragraph" w:styleId="3">
     <w:name w:val="heading 3"/>
-    <w:basedOn w:val="1"/>
-    <w:next w:val="1"/>
+    <w:basedOn w:val="a"/>
+    <w:next w:val="a"/>
+    <w:uiPriority w:val="9"/>
     <w:unhideWhenUsed/>
     <w:qFormat/>
-    <w:uiPriority w:val="9"/>
     <w:pPr>
       <w:keepNext/>
-      <w:widowControl/>
-      <w:spacing w:after="60" w:before="240"/>
+      <w:spacing w:before="240" w:after="60"/>
       <w:jc w:val="left"/>
       <w:outlineLvl w:val="2"/>
     </w:pPr>
     <w:rPr>
-      <w:rFonts w:ascii="Times New Roman" w:cs="Arial" w:eastAsia="Times New Roman" w:hAnsi="Times New Roman"/>
+      <w:rFonts w:cs="Arial"/>
       <w:bCs/>
       <w:i/>
       <w:szCs w:val="26"/>
     </w:rPr>
   </w:style>
-  <w:style w:styleId="5" w:type="paragraph">
+  <w:style w:type="paragraph" w:styleId="4">
     <w:name w:val="heading 4"/>
-    <w:basedOn w:val="1"/>
-    <w:next w:val="1"/>
-    <w:qFormat/>
-    <w:uiPriority w:val="0"/>
+    <w:basedOn w:val="a"/>
+    <w:next w:val="a"/>
+    <w:qFormat/>
     <w:pPr>
       <w:keepNext/>
-      <w:spacing w:after="60" w:before="240"/>
+      <w:spacing w:before="240" w:after="60"/>
       <w:ind w:firstLine="0"/>
       <w:outlineLvl w:val="3"/>
     </w:pPr>
     <w:rPr>
-      <w:rFonts w:ascii="Times New Roman" w:eastAsia="Times New Roman" w:hAnsi="Times New Roman"/>
       <w:b/>
       <w:bCs/>
       <w:i/>
-      <w:sz w:val="24"/>
       <w:szCs w:val="28"/>
     </w:rPr>
   </w:style>
-  <w:style w:default="1" w:styleId="6" w:type="character">
+  <w:style w:type="character" w:default="1" w:styleId="a0">
     <w:name w:val="Default Paragraph Font"/>
+    <w:uiPriority w:val="1"/>
     <w:semiHidden/>
     <w:unhideWhenUsed/>
-    <w:qFormat/>
-    <w:uiPriority w:val="1"/>
-  </w:style>
-  <w:style w:default="1" w:styleId="7" w:type="table">
+  </w:style>
+  <w:style w:type="table" w:default="1" w:styleId="a1">
     <w:name w:val="Normal Table"/>
+    <w:uiPriority w:val="99"/>
     <w:semiHidden/>
     <w:unhideWhenUsed/>
-    <w:qFormat/>
-    <w:uiPriority w:val="99"/>
     <w:tblPr>
+      <w:tblInd w:w="0" w:type="dxa"/>
       <w:tblCellMar>
-        <w:top w:type="dxa" w:w="0"/>
-        <w:left w:type="dxa" w:w="108"/>
-        <w:bottom w:type="dxa" w:w="0"/>
-        <w:right w:type="dxa" w:w="108"/>
+        <w:top w:w="0" w:type="dxa"/>
+        <w:left w:w="108" w:type="dxa"/>
+        <w:bottom w:w="0" w:type="dxa"/>
+        <w:right w:w="108" w:type="dxa"/>
       </w:tblCellMar>
     </w:tblPr>
   </w:style>
-  <w:style w:styleId="8" w:type="character">
+  <w:style w:type="numbering" w:default="1" w:styleId="a2">
+    <w:name w:val="No List"/>
+    <w:uiPriority w:val="99"/>
+    <w:semiHidden/>
+    <w:unhideWhenUsed/>
+  </w:style>
+  <w:style w:type="character" w:styleId="a3">
     <w:name w:val="FollowedHyperlink"/>
-    <w:basedOn w:val="6"/>
-    <w:qFormat/>
-    <w:uiPriority w:val="0"/>
+    <w:basedOn w:val="a0"/>
+    <w:qFormat/>
     <w:rPr>
       <w:color w:val="800080"/>
       <w:u w:val="single"/>
     </w:rPr>
   </w:style>
-  <w:style w:styleId="9" w:type="character">
+  <w:style w:type="character" w:styleId="a4">
     <w:name w:val="footnote reference"/>
-    <w:basedOn w:val="6"/>
+    <w:basedOn w:val="a0"/>
     <w:semiHidden/>
     <w:qFormat/>
-    <w:uiPriority w:val="0"/>
     <w:rPr>
       <w:vertAlign w:val="superscript"/>
     </w:rPr>
   </w:style>
-  <w:style w:styleId="10" w:type="character">
+  <w:style w:type="character" w:styleId="a5">
     <w:name w:val="Emphasis"/>
-    <w:basedOn w:val="6"/>
-    <w:qFormat/>
-    <w:uiPriority w:val="0"/>
+    <w:basedOn w:val="a0"/>
+    <w:qFormat/>
     <w:rPr>
       <w:b/>
       <w:bCs/>
     </w:rPr>
   </w:style>
-  <w:style w:styleId="11" w:type="character">
+  <w:style w:type="character" w:styleId="a6">
     <w:name w:val="Hyperlink"/>
-    <w:basedOn w:val="6"/>
-    <w:qFormat/>
-    <w:uiPriority w:val="0"/>
+    <w:basedOn w:val="a0"/>
+    <w:qFormat/>
     <w:rPr>
       <w:color w:val="0000FF"/>
       <w:u w:val="single"/>
     </w:rPr>
   </w:style>
-  <w:style w:styleId="12" w:type="character">
+  <w:style w:type="character" w:styleId="a7">
     <w:name w:val="page number"/>
-    <w:basedOn w:val="6"/>
-    <w:qFormat/>
-    <w:uiPriority w:val="0"/>
-  </w:style>
-  <w:style w:styleId="13" w:type="character">
+    <w:basedOn w:val="a0"/>
+    <w:qFormat/>
+  </w:style>
+  <w:style w:type="character" w:styleId="a8">
     <w:name w:val="line number"/>
-    <w:basedOn w:val="6"/>
+    <w:basedOn w:val="a0"/>
+    <w:uiPriority w:val="99"/>
     <w:semiHidden/>
     <w:unhideWhenUsed/>
-    <w:uiPriority w:val="99"/>
-  </w:style>
-  <w:style w:styleId="14" w:type="character">
+  </w:style>
+  <w:style w:type="character" w:styleId="a9">
     <w:name w:val="Strong"/>
-    <w:basedOn w:val="6"/>
-    <w:qFormat/>
-    <w:uiPriority w:val="0"/>
+    <w:basedOn w:val="a0"/>
+    <w:qFormat/>
     <w:rPr>
       <w:b/>
       <w:bCs/>
     </w:rPr>
   </w:style>
-  <w:style w:styleId="15" w:type="paragraph">
+  <w:style w:type="paragraph" w:styleId="aa">
     <w:name w:val="Balloon Text"/>
-    <w:basedOn w:val="1"/>
-    <w:link w:val="39"/>
+    <w:basedOn w:val="a"/>
+    <w:link w:val="ab"/>
     <w:semiHidden/>
     <w:qFormat/>
-    <w:uiPriority w:val="0"/>
     <w:pPr>
       <w:widowControl w:val="0"/>
       <w:autoSpaceDE w:val="0"/>
@@ -2006,11 +2705,10 @@
       <w:szCs w:val="0"/>
     </w:rPr>
   </w:style>
-  <w:style w:styleId="16" w:type="paragraph">
+  <w:style w:type="paragraph" w:styleId="21">
     <w:name w:val="Body Text 2"/>
-    <w:basedOn w:val="1"/>
-    <w:qFormat/>
-    <w:uiPriority w:val="0"/>
+    <w:basedOn w:val="a"/>
+    <w:qFormat/>
     <w:pPr>
       <w:spacing w:after="240"/>
       <w:ind w:firstLine="0"/>
@@ -2019,11 +2717,10 @@
       <w:sz w:val="28"/>
     </w:rPr>
   </w:style>
-  <w:style w:styleId="17" w:type="paragraph">
+  <w:style w:type="paragraph" w:styleId="ac">
     <w:name w:val="Plain Text"/>
-    <w:basedOn w:val="1"/>
-    <w:qFormat/>
-    <w:uiPriority w:val="0"/>
+    <w:basedOn w:val="a"/>
+    <w:qFormat/>
     <w:pPr>
       <w:ind w:firstLine="0"/>
     </w:pPr>
@@ -2032,11 +2729,10 @@
       <w:sz w:val="20"/>
     </w:rPr>
   </w:style>
-  <w:style w:styleId="18" w:type="paragraph">
+  <w:style w:type="paragraph" w:styleId="30">
     <w:name w:val="Body Text Indent 3"/>
-    <w:basedOn w:val="1"/>
-    <w:qFormat/>
-    <w:uiPriority w:val="0"/>
+    <w:basedOn w:val="a"/>
+    <w:qFormat/>
     <w:pPr>
       <w:ind w:left="283"/>
     </w:pPr>
@@ -2045,13 +2741,12 @@
       <w:szCs w:val="16"/>
     </w:rPr>
   </w:style>
-  <w:style w:styleId="19" w:type="paragraph">
+  <w:style w:type="paragraph" w:styleId="ad">
     <w:name w:val="footnote text"/>
-    <w:basedOn w:val="1"/>
-    <w:link w:val="44"/>
+    <w:basedOn w:val="a"/>
+    <w:link w:val="ae"/>
     <w:semiHidden/>
     <w:qFormat/>
-    <w:uiPriority w:val="0"/>
     <w:pPr>
       <w:ind w:firstLine="0"/>
     </w:pPr>
@@ -2059,117 +2754,109 @@
       <w:sz w:val="20"/>
     </w:rPr>
   </w:style>
-  <w:style w:styleId="20" w:type="paragraph">
+  <w:style w:type="paragraph" w:styleId="af">
     <w:name w:val="header"/>
-    <w:basedOn w:val="1"/>
-    <w:link w:val="38"/>
-    <w:qFormat/>
-    <w:uiPriority w:val="0"/>
+    <w:basedOn w:val="a"/>
+    <w:link w:val="af0"/>
+    <w:qFormat/>
     <w:pPr>
       <w:widowControl w:val="0"/>
       <w:tabs>
-        <w:tab w:pos="4677" w:val="center"/>
-        <w:tab w:pos="9355" w:val="right"/>
+        <w:tab w:val="center" w:pos="4677"/>
+        <w:tab w:val="right" w:pos="9355"/>
       </w:tabs>
       <w:autoSpaceDE w:val="0"/>
       <w:autoSpaceDN w:val="0"/>
       <w:adjustRightInd w:val="0"/>
     </w:pPr>
     <w:rPr>
-      <w:rFonts w:ascii="Courier New" w:cs="Courier New" w:hAnsi="Courier New"/>
-    </w:rPr>
-  </w:style>
-  <w:style w:styleId="21" w:type="paragraph">
+      <w:rFonts w:ascii="Courier New" w:hAnsi="Courier New" w:cs="Courier New"/>
+    </w:rPr>
+  </w:style>
+  <w:style w:type="paragraph" w:styleId="af1">
     <w:name w:val="Body Text"/>
+    <w:basedOn w:val="a"/>
+    <w:link w:val="af2"/>
+  </w:style>
+  <w:style w:type="paragraph" w:styleId="af3">
+    <w:name w:val="Body Text Indent"/>
+    <w:basedOn w:val="a"/>
+    <w:link w:val="af4"/>
+    <w:qFormat/>
+    <w:pPr>
+      <w:ind w:left="283" w:firstLine="0"/>
+    </w:pPr>
+  </w:style>
+  <w:style w:type="paragraph" w:styleId="af5">
+    <w:name w:val="Title"/>
     <w:basedOn w:val="1"/>
-    <w:link w:val="34"/>
-    <w:uiPriority w:val="0"/>
-  </w:style>
-  <w:style w:styleId="22" w:type="paragraph">
-    <w:name w:val="Body Text Indent"/>
-    <w:basedOn w:val="1"/>
-    <w:link w:val="33"/>
-    <w:qFormat/>
-    <w:uiPriority w:val="0"/>
-    <w:pPr>
-      <w:ind w:firstLine="0" w:left="283"/>
-    </w:pPr>
-  </w:style>
-  <w:style w:styleId="23" w:type="paragraph">
-    <w:name w:val="Title"/>
-    <w:basedOn w:val="2"/>
-    <w:link w:val="46"/>
-    <w:qFormat/>
-    <w:uiPriority w:val="0"/>
-  </w:style>
-  <w:style w:styleId="24" w:type="paragraph">
+    <w:link w:val="af6"/>
+    <w:qFormat/>
+  </w:style>
+  <w:style w:type="paragraph" w:styleId="af7">
     <w:name w:val="footer"/>
-    <w:basedOn w:val="1"/>
-    <w:link w:val="36"/>
-    <w:qFormat/>
+    <w:basedOn w:val="a"/>
+    <w:link w:val="af8"/>
     <w:uiPriority w:val="99"/>
+    <w:qFormat/>
     <w:pPr>
       <w:widowControl w:val="0"/>
       <w:tabs>
-        <w:tab w:pos="4677" w:val="center"/>
-        <w:tab w:pos="9355" w:val="right"/>
+        <w:tab w:val="center" w:pos="4677"/>
+        <w:tab w:val="right" w:pos="9355"/>
       </w:tabs>
       <w:autoSpaceDE w:val="0"/>
       <w:autoSpaceDN w:val="0"/>
       <w:adjustRightInd w:val="0"/>
     </w:pPr>
     <w:rPr>
-      <w:rFonts w:ascii="Courier New" w:cs="Courier New" w:hAnsi="Courier New"/>
-    </w:rPr>
-  </w:style>
-  <w:style w:styleId="25" w:type="paragraph">
+      <w:rFonts w:ascii="Courier New" w:hAnsi="Courier New" w:cs="Courier New"/>
+    </w:rPr>
+  </w:style>
+  <w:style w:type="paragraph" w:styleId="af9">
     <w:name w:val="Normal (Web)"/>
-    <w:basedOn w:val="1"/>
-    <w:uiPriority w:val="0"/>
+    <w:basedOn w:val="a"/>
     <w:pPr>
-      <w:spacing w:after="100" w:afterAutospacing="1" w:before="100" w:beforeAutospacing="1"/>
+      <w:spacing w:before="100" w:beforeAutospacing="1" w:after="100" w:afterAutospacing="1"/>
       <w:ind w:firstLine="0"/>
     </w:pPr>
     <w:rPr>
-      <w:rFonts w:ascii="Arial Unicode MS" w:cs="Arial Unicode MS" w:eastAsia="Arial Unicode MS" w:hAnsi="Arial Unicode MS"/>
-    </w:rPr>
-  </w:style>
-  <w:style w:styleId="26" w:type="paragraph">
+      <w:rFonts w:ascii="Arial Unicode MS" w:eastAsia="Arial Unicode MS" w:hAnsi="Arial Unicode MS" w:cs="Arial Unicode MS"/>
+    </w:rPr>
+  </w:style>
+  <w:style w:type="paragraph" w:styleId="31">
     <w:name w:val="Body Text 3"/>
-    <w:basedOn w:val="1"/>
-    <w:qFormat/>
-    <w:uiPriority w:val="0"/>
+    <w:basedOn w:val="a"/>
+    <w:qFormat/>
     <w:rPr>
       <w:sz w:val="16"/>
       <w:szCs w:val="16"/>
     </w:rPr>
   </w:style>
-  <w:style w:styleId="27" w:type="paragraph">
+  <w:style w:type="paragraph" w:styleId="22">
     <w:name w:val="Body Text Indent 2"/>
-    <w:basedOn w:val="1"/>
-    <w:link w:val="32"/>
-    <w:uiPriority w:val="0"/>
+    <w:basedOn w:val="a"/>
+    <w:link w:val="23"/>
     <w:pPr>
       <w:ind w:left="283"/>
     </w:pPr>
   </w:style>
-  <w:style w:styleId="28" w:type="table">
+  <w:style w:type="table" w:styleId="afa">
     <w:name w:val="Table Grid"/>
-    <w:basedOn w:val="7"/>
-    <w:qFormat/>
-    <w:uiPriority w:val="0"/>
+    <w:basedOn w:val="a1"/>
+    <w:qFormat/>
     <w:rPr>
       <w:rFonts w:ascii="Arial" w:eastAsia="Times New Roman" w:hAnsi="Arial"/>
       <w:sz w:val="24"/>
     </w:rPr>
     <w:tblPr>
       <w:tblBorders>
-        <w:top w:color="auto" w:space="0" w:sz="4" w:val="single"/>
-        <w:left w:color="auto" w:space="0" w:sz="4" w:val="single"/>
-        <w:bottom w:color="auto" w:space="0" w:sz="4" w:val="single"/>
-        <w:right w:color="auto" w:space="0" w:sz="4" w:val="single"/>
-        <w:insideH w:color="auto" w:space="0" w:sz="4" w:val="single"/>
-        <w:insideV w:color="auto" w:space="0" w:sz="4" w:val="single"/>
+        <w:top w:val="single" w:sz="4" w:space="0" w:color="auto"/>
+        <w:left w:val="single" w:sz="4" w:space="0" w:color="auto"/>
+        <w:bottom w:val="single" w:sz="4" w:space="0" w:color="auto"/>
+        <w:right w:val="single" w:sz="4" w:space="0" w:color="auto"/>
+        <w:insideH w:val="single" w:sz="4" w:space="0" w:color="auto"/>
+        <w:insideV w:val="single" w:sz="4" w:space="0" w:color="auto"/>
       </w:tblBorders>
     </w:tblPr>
     <w:tblStylePr w:type="firstCol">
@@ -2178,15 +2865,14 @@
       </w:pPr>
     </w:tblStylePr>
   </w:style>
-  <w:style w:customStyle="1" w:styleId="29" w:type="character">
+  <w:style w:type="character" w:customStyle="1" w:styleId="20">
     <w:name w:val="Заголовок 2 Знак"/>
-    <w:basedOn w:val="6"/>
-    <w:link w:val="3"/>
+    <w:basedOn w:val="a0"/>
+    <w:link w:val="2"/>
     <w:qFormat/>
     <w:locked/>
-    <w:uiPriority w:val="0"/>
-    <w:rPr>
-      <w:rFonts w:ascii="Arial" w:cs="Cambria" w:eastAsia="Times New Roman" w:hAnsi="Arial"/>
+    <w:rPr>
+      <w:rFonts w:ascii="Arial" w:eastAsia="Times New Roman" w:hAnsi="Arial" w:cs="Cambria"/>
       <w:bCs/>
       <w:i/>
       <w:iCs/>
@@ -2194,71 +2880,65 @@
       <w:szCs w:val="28"/>
     </w:rPr>
   </w:style>
-  <w:style w:customStyle="1" w:styleId="30" w:type="character">
+  <w:style w:type="character" w:customStyle="1" w:styleId="10">
     <w:name w:val="Заголовок 1 Знак"/>
-    <w:basedOn w:val="6"/>
-    <w:link w:val="2"/>
-    <w:qFormat/>
-    <w:uiPriority w:val="0"/>
-    <w:rPr>
-      <w:rFonts w:ascii="Arial" w:cs="Arial" w:eastAsia="Times New Roman" w:hAnsi="Arial"/>
+    <w:basedOn w:val="a0"/>
+    <w:link w:val="1"/>
+    <w:qFormat/>
+    <w:rPr>
+      <w:rFonts w:ascii="Arial" w:eastAsia="Times New Roman" w:hAnsi="Arial" w:cs="Arial"/>
       <w:b/>
       <w:sz w:val="32"/>
       <w:szCs w:val="32"/>
     </w:rPr>
   </w:style>
-  <w:style w:customStyle="1" w:styleId="31" w:type="paragraph">
+  <w:style w:type="paragraph" w:customStyle="1" w:styleId="24">
     <w:name w:val="Дерюгин 2"/>
-    <w:basedOn w:val="1"/>
-    <w:qFormat/>
-    <w:uiPriority w:val="0"/>
+    <w:basedOn w:val="a"/>
+    <w:qFormat/>
     <w:rPr>
       <w:b/>
     </w:rPr>
   </w:style>
-  <w:style w:customStyle="1" w:styleId="32" w:type="character">
+  <w:style w:type="character" w:customStyle="1" w:styleId="23">
     <w:name w:val="Основной текст с отступом 2 Знак"/>
-    <w:basedOn w:val="6"/>
-    <w:link w:val="27"/>
-    <w:semiHidden/>
-    <w:qFormat/>
-    <w:uiPriority w:val="0"/>
-    <w:rPr>
-      <w:sz w:val="24"/>
-      <w:lang w:bidi="ar-SA" w:eastAsia="ru-RU" w:val="ru-RU"/>
-    </w:rPr>
-  </w:style>
-  <w:style w:customStyle="1" w:styleId="33" w:type="character">
-    <w:name w:val="Основной текст с отступом Знак"/>
-    <w:basedOn w:val="6"/>
+    <w:basedOn w:val="a0"/>
     <w:link w:val="22"/>
     <w:semiHidden/>
-    <w:uiPriority w:val="0"/>
+    <w:qFormat/>
+    <w:rPr>
+      <w:sz w:val="24"/>
+      <w:lang w:val="ru-RU" w:eastAsia="ru-RU" w:bidi="ar-SA"/>
+    </w:rPr>
+  </w:style>
+  <w:style w:type="character" w:customStyle="1" w:styleId="af4">
+    <w:name w:val="Основной текст с отступом Знак"/>
+    <w:basedOn w:val="a0"/>
+    <w:link w:val="af3"/>
+    <w:semiHidden/>
     <w:rPr>
       <w:sz w:val="24"/>
       <w:szCs w:val="24"/>
-      <w:lang w:bidi="ar-SA" w:eastAsia="ru-RU" w:val="ru-RU"/>
-    </w:rPr>
-  </w:style>
-  <w:style w:customStyle="1" w:styleId="34" w:type="character">
+      <w:lang w:val="ru-RU" w:eastAsia="ru-RU" w:bidi="ar-SA"/>
+    </w:rPr>
+  </w:style>
+  <w:style w:type="character" w:customStyle="1" w:styleId="af2">
     <w:name w:val="Основной текст Знак"/>
-    <w:basedOn w:val="6"/>
-    <w:link w:val="21"/>
-    <w:uiPriority w:val="0"/>
+    <w:basedOn w:val="a0"/>
+    <w:link w:val="af1"/>
     <w:rPr>
       <w:rFonts w:eastAsia="Times New Roman"/>
       <w:sz w:val="24"/>
       <w:szCs w:val="24"/>
     </w:rPr>
   </w:style>
-  <w:style w:customStyle="1" w:styleId="35" w:type="character">
+  <w:style w:type="character" w:customStyle="1" w:styleId="Heading2Char">
     <w:name w:val="Heading 2 Char"/>
-    <w:basedOn w:val="6"/>
+    <w:basedOn w:val="a0"/>
     <w:semiHidden/>
     <w:qFormat/>
-    <w:uiPriority w:val="0"/>
-    <w:rPr>
-      <w:rFonts w:ascii="Cambria" w:cs="Times New Roman" w:eastAsia="Times New Roman" w:hAnsi="Cambria"/>
+    <w:rPr>
+      <w:rFonts w:ascii="Cambria" w:eastAsia="Times New Roman" w:hAnsi="Cambria" w:cs="Times New Roman"/>
       <w:b/>
       <w:bCs/>
       <w:i/>
@@ -2267,144 +2947,133 @@
       <w:szCs w:val="28"/>
     </w:rPr>
   </w:style>
-  <w:style w:customStyle="1" w:styleId="36" w:type="character">
+  <w:style w:type="character" w:customStyle="1" w:styleId="af8">
     <w:name w:val="Нижний колонтитул Знак"/>
-    <w:basedOn w:val="6"/>
-    <w:link w:val="24"/>
+    <w:basedOn w:val="a0"/>
+    <w:link w:val="af7"/>
+    <w:uiPriority w:val="99"/>
     <w:qFormat/>
     <w:locked/>
-    <w:uiPriority w:val="99"/>
-    <w:rPr>
-      <w:rFonts w:ascii="Courier New" w:cs="Courier New" w:hAnsi="Courier New"/>
+    <w:rPr>
+      <w:rFonts w:ascii="Courier New" w:hAnsi="Courier New" w:cs="Courier New"/>
       <w:sz w:val="24"/>
       <w:szCs w:val="24"/>
-      <w:lang w:bidi="ar-SA" w:eastAsia="ru-RU" w:val="ru-RU"/>
-    </w:rPr>
-  </w:style>
-  <w:style w:customStyle="1" w:styleId="37" w:type="character">
+      <w:lang w:val="ru-RU" w:eastAsia="ru-RU" w:bidi="ar-SA"/>
+    </w:rPr>
+  </w:style>
+  <w:style w:type="character" w:customStyle="1" w:styleId="FooterChar">
     <w:name w:val="Footer Char"/>
-    <w:basedOn w:val="6"/>
+    <w:basedOn w:val="a0"/>
     <w:semiHidden/>
     <w:qFormat/>
-    <w:uiPriority w:val="0"/>
-    <w:rPr>
-      <w:rFonts w:ascii="Courier New" w:cs="Courier New" w:hAnsi="Courier New"/>
+    <w:rPr>
+      <w:rFonts w:ascii="Courier New" w:hAnsi="Courier New" w:cs="Courier New"/>
       <w:sz w:val="24"/>
       <w:szCs w:val="24"/>
     </w:rPr>
   </w:style>
-  <w:style w:customStyle="1" w:styleId="38" w:type="character">
+  <w:style w:type="character" w:customStyle="1" w:styleId="af0">
     <w:name w:val="Верхний колонтитул Знак"/>
-    <w:basedOn w:val="6"/>
-    <w:link w:val="20"/>
+    <w:basedOn w:val="a0"/>
+    <w:link w:val="af"/>
     <w:semiHidden/>
     <w:qFormat/>
-    <w:uiPriority w:val="0"/>
-    <w:rPr>
-      <w:rFonts w:ascii="Courier New" w:cs="Courier New" w:hAnsi="Courier New"/>
+    <w:rPr>
+      <w:rFonts w:ascii="Courier New" w:hAnsi="Courier New" w:cs="Courier New"/>
       <w:sz w:val="24"/>
       <w:szCs w:val="24"/>
-      <w:lang w:bidi="ar-SA" w:eastAsia="ru-RU" w:val="ru-RU"/>
-    </w:rPr>
-  </w:style>
-  <w:style w:customStyle="1" w:styleId="39" w:type="character">
+      <w:lang w:val="ru-RU" w:eastAsia="ru-RU" w:bidi="ar-SA"/>
+    </w:rPr>
+  </w:style>
+  <w:style w:type="character" w:customStyle="1" w:styleId="ab">
     <w:name w:val="Текст выноски Знак"/>
-    <w:basedOn w:val="6"/>
-    <w:link w:val="15"/>
+    <w:basedOn w:val="a0"/>
+    <w:link w:val="aa"/>
     <w:semiHidden/>
     <w:qFormat/>
-    <w:uiPriority w:val="0"/>
     <w:rPr>
       <w:sz w:val="0"/>
       <w:szCs w:val="0"/>
-      <w:lang w:bidi="ar-SA" w:eastAsia="ru-RU" w:val="ru-RU"/>
-    </w:rPr>
-  </w:style>
-  <w:style w:customStyle="1" w:styleId="40" w:type="character">
+      <w:lang w:val="ru-RU" w:eastAsia="ru-RU" w:bidi="ar-SA"/>
+    </w:rPr>
+  </w:style>
+  <w:style w:type="character" w:customStyle="1" w:styleId="40">
     <w:name w:val="Знак4"/>
-    <w:basedOn w:val="6"/>
+    <w:basedOn w:val="a0"/>
     <w:qFormat/>
     <w:locked/>
-    <w:uiPriority w:val="0"/>
     <w:rPr>
       <w:sz w:val="28"/>
       <w:szCs w:val="28"/>
     </w:rPr>
   </w:style>
-  <w:style w:customStyle="1" w:styleId="41" w:type="character">
+  <w:style w:type="character" w:customStyle="1" w:styleId="32">
     <w:name w:val="Знак3"/>
-    <w:basedOn w:val="6"/>
+    <w:basedOn w:val="a0"/>
     <w:locked/>
-    <w:uiPriority w:val="0"/>
-    <w:rPr>
-      <w:rFonts w:ascii="Courier New" w:cs="Courier New" w:hAnsi="Courier New"/>
+    <w:rPr>
+      <w:rFonts w:ascii="Courier New" w:hAnsi="Courier New" w:cs="Courier New"/>
       <w:sz w:val="24"/>
       <w:szCs w:val="24"/>
     </w:rPr>
   </w:style>
-  <w:style w:customStyle="1" w:styleId="42" w:type="character">
+  <w:style w:type="character" w:customStyle="1" w:styleId="25">
     <w:name w:val="Знак2"/>
-    <w:basedOn w:val="6"/>
+    <w:basedOn w:val="a0"/>
     <w:semiHidden/>
     <w:locked/>
-    <w:uiPriority w:val="0"/>
-    <w:rPr>
-      <w:rFonts w:ascii="Courier New" w:cs="Courier New" w:hAnsi="Courier New"/>
+    <w:rPr>
+      <w:rFonts w:ascii="Courier New" w:hAnsi="Courier New" w:cs="Courier New"/>
       <w:sz w:val="24"/>
       <w:szCs w:val="24"/>
     </w:rPr>
   </w:style>
-  <w:style w:customStyle="1" w:styleId="43" w:type="character">
+  <w:style w:type="character" w:customStyle="1" w:styleId="9">
     <w:name w:val="Знак9"/>
-    <w:basedOn w:val="6"/>
+    <w:basedOn w:val="a0"/>
     <w:qFormat/>
     <w:locked/>
-    <w:uiPriority w:val="0"/>
     <w:rPr>
       <w:b/>
       <w:bCs/>
     </w:rPr>
   </w:style>
-  <w:style w:customStyle="1" w:styleId="44" w:type="character">
+  <w:style w:type="character" w:customStyle="1" w:styleId="ae">
     <w:name w:val="Текст сноски Знак"/>
-    <w:basedOn w:val="6"/>
-    <w:link w:val="19"/>
+    <w:basedOn w:val="a0"/>
+    <w:link w:val="ad"/>
     <w:semiHidden/>
     <w:locked/>
-    <w:uiPriority w:val="0"/>
-    <w:rPr>
-      <w:lang w:bidi="ar-SA" w:eastAsia="ru-RU" w:val="ru-RU"/>
-    </w:rPr>
-  </w:style>
-  <w:style w:customStyle="1" w:styleId="45" w:type="character">
+    <w:rPr>
+      <w:lang w:val="ru-RU" w:eastAsia="ru-RU" w:bidi="ar-SA"/>
+    </w:rPr>
+  </w:style>
+  <w:style w:type="character" w:customStyle="1" w:styleId="FootnoteTextChar">
     <w:name w:val="Footnote Text Char"/>
-    <w:basedOn w:val="6"/>
+    <w:basedOn w:val="a0"/>
     <w:semiHidden/>
-    <w:uiPriority w:val="0"/>
-    <w:rPr>
-      <w:rFonts w:ascii="Courier New" w:cs="Courier New" w:hAnsi="Courier New"/>
+    <w:rPr>
+      <w:rFonts w:ascii="Courier New" w:hAnsi="Courier New" w:cs="Courier New"/>
       <w:sz w:val="20"/>
       <w:szCs w:val="20"/>
     </w:rPr>
   </w:style>
-  <w:style w:customStyle="1" w:styleId="46" w:type="character">
-    <w:name w:val="Название Знак"/>
-    <w:basedOn w:val="6"/>
-    <w:link w:val="23"/>
+  <w:style w:type="character" w:customStyle="1" w:styleId="af6">
+    <w:name w:val="Заголовок Знак"/>
+    <w:basedOn w:val="a0"/>
+    <w:link w:val="af5"/>
     <w:qFormat/>
     <w:locked/>
-    <w:uiPriority w:val="0"/>
     <w:rPr>
       <w:rFonts w:ascii="Arial" w:eastAsia="Times New Roman" w:hAnsi="Arial"/>
       <w:sz w:val="36"/>
     </w:rPr>
   </w:style>
-  <w:style w:customStyle="1" w:styleId="47" w:type="character">
+  <w:style w:type="character" w:customStyle="1" w:styleId="TitleChar">
     <w:name w:val="Title Char"/>
-    <w:basedOn w:val="6"/>
-    <w:uiPriority w:val="0"/>
-    <w:rPr>
-      <w:rFonts w:ascii="Cambria" w:cs="Times New Roman" w:eastAsia="Times New Roman" w:hAnsi="Cambria"/>
+    <w:basedOn w:val="a0"/>
+    <w:rPr>
+      <w:rFonts w:ascii="Cambria" w:eastAsia="Times New Roman" w:hAnsi="Cambria" w:cs="Times New Roman"/>
       <w:b/>
       <w:bCs/>
       <w:kern w:val="28"/>
@@ -2412,38 +3081,33 @@
       <w:szCs w:val="32"/>
     </w:rPr>
   </w:style>
-  <w:style w:customStyle="1" w:styleId="48" w:type="character">
+  <w:style w:type="character" w:customStyle="1" w:styleId="spelle">
     <w:name w:val="spelle"/>
-    <w:basedOn w:val="6"/>
-    <w:uiPriority w:val="0"/>
-  </w:style>
-  <w:style w:customStyle="1" w:styleId="49" w:type="character">
+    <w:basedOn w:val="a0"/>
+  </w:style>
+  <w:style w:type="character" w:customStyle="1" w:styleId="grame">
     <w:name w:val="grame"/>
-    <w:basedOn w:val="6"/>
-    <w:qFormat/>
-    <w:uiPriority w:val="0"/>
-  </w:style>
-  <w:style w:customStyle="1" w:styleId="50" w:type="character">
+    <w:basedOn w:val="a0"/>
+    <w:qFormat/>
+  </w:style>
+  <w:style w:type="character" w:customStyle="1" w:styleId="ref-journal">
     <w:name w:val="ref-journal"/>
-    <w:basedOn w:val="6"/>
-    <w:qFormat/>
-    <w:uiPriority w:val="0"/>
-  </w:style>
-  <w:style w:customStyle="1" w:styleId="51" w:type="character">
+    <w:basedOn w:val="a0"/>
+    <w:qFormat/>
+  </w:style>
+  <w:style w:type="character" w:customStyle="1" w:styleId="ref-vol">
     <w:name w:val="ref-vol"/>
-    <w:basedOn w:val="6"/>
-    <w:qFormat/>
-    <w:uiPriority w:val="0"/>
-  </w:style>
-  <w:style w:customStyle="1" w:styleId="52" w:type="paragraph">
+    <w:basedOn w:val="a0"/>
+    <w:qFormat/>
+  </w:style>
+  <w:style w:type="paragraph" w:customStyle="1" w:styleId="11">
     <w:name w:val="Стиль1"/>
-    <w:basedOn w:val="1"/>
-    <w:qFormat/>
-    <w:uiPriority w:val="0"/>
+    <w:basedOn w:val="a"/>
+    <w:qFormat/>
     <w:pPr>
       <w:tabs>
-        <w:tab w:pos="420" w:val="left"/>
-        <w:tab w:pos="900" w:val="left"/>
+        <w:tab w:val="left" w:pos="420"/>
+        <w:tab w:val="left" w:pos="900"/>
       </w:tabs>
       <w:ind w:firstLine="0"/>
     </w:pPr>
@@ -2451,29 +3115,28 @@
       <w:bCs/>
     </w:rPr>
   </w:style>
-  <w:style w:customStyle="1" w:styleId="53" w:type="paragraph">
+  <w:style w:type="paragraph" w:customStyle="1" w:styleId="HTMLPreformatted1">
     <w:name w:val="HTML Preformatted1"/>
-    <w:basedOn w:val="1"/>
-    <w:qFormat/>
-    <w:uiPriority w:val="0"/>
+    <w:basedOn w:val="a"/>
+    <w:qFormat/>
     <w:pPr>
       <w:tabs>
-        <w:tab w:pos="916" w:val="left"/>
-        <w:tab w:pos="1832" w:val="left"/>
-        <w:tab w:pos="2748" w:val="left"/>
-        <w:tab w:pos="3664" w:val="left"/>
-        <w:tab w:pos="4580" w:val="left"/>
-        <w:tab w:pos="5496" w:val="left"/>
-        <w:tab w:pos="6412" w:val="left"/>
-        <w:tab w:pos="7328" w:val="left"/>
-        <w:tab w:pos="8244" w:val="left"/>
-        <w:tab w:pos="9160" w:val="left"/>
-        <w:tab w:pos="10076" w:val="left"/>
-        <w:tab w:pos="10992" w:val="left"/>
-        <w:tab w:pos="11908" w:val="left"/>
-        <w:tab w:pos="12824" w:val="left"/>
-        <w:tab w:pos="13740" w:val="left"/>
-        <w:tab w:pos="14656" w:val="left"/>
+        <w:tab w:val="left" w:pos="916"/>
+        <w:tab w:val="left" w:pos="1832"/>
+        <w:tab w:val="left" w:pos="2748"/>
+        <w:tab w:val="left" w:pos="3664"/>
+        <w:tab w:val="left" w:pos="4580"/>
+        <w:tab w:val="left" w:pos="5496"/>
+        <w:tab w:val="left" w:pos="6412"/>
+        <w:tab w:val="left" w:pos="7328"/>
+        <w:tab w:val="left" w:pos="8244"/>
+        <w:tab w:val="left" w:pos="9160"/>
+        <w:tab w:val="left" w:pos="10076"/>
+        <w:tab w:val="left" w:pos="10992"/>
+        <w:tab w:val="left" w:pos="11908"/>
+        <w:tab w:val="left" w:pos="12824"/>
+        <w:tab w:val="left" w:pos="13740"/>
+        <w:tab w:val="left" w:pos="14656"/>
       </w:tabs>
       <w:ind w:firstLine="0"/>
     </w:pPr>
@@ -2483,12 +3146,11 @@
       <w:lang w:val="en-US"/>
     </w:rPr>
   </w:style>
-  <w:style w:customStyle="1" w:styleId="54" w:type="paragraph">
+  <w:style w:type="paragraph" w:customStyle="1" w:styleId="afb">
     <w:name w:val="Табл. текст"/>
-    <w:basedOn w:val="1"/>
-    <w:next w:val="5"/>
-    <w:qFormat/>
-    <w:uiPriority w:val="0"/>
+    <w:basedOn w:val="a"/>
+    <w:next w:val="4"/>
+    <w:qFormat/>
     <w:pPr>
       <w:ind w:firstLine="0"/>
       <w:jc w:val="center"/>
@@ -2497,11 +3159,10 @@
       <w:snapToGrid w:val="0"/>
     </w:rPr>
   </w:style>
-  <w:style w:customStyle="1" w:styleId="55" w:type="paragraph">
+  <w:style w:type="paragraph" w:customStyle="1" w:styleId="afc">
     <w:name w:val="Таблица_текст"/>
-    <w:basedOn w:val="1"/>
-    <w:qFormat/>
-    <w:uiPriority w:val="0"/>
+    <w:basedOn w:val="a"/>
+    <w:qFormat/>
     <w:pPr>
       <w:ind w:firstLine="0"/>
       <w:jc w:val="center"/>
@@ -2510,21 +3171,19 @@
       <w:kern w:val="24"/>
     </w:rPr>
   </w:style>
-  <w:style w:customStyle="1" w:styleId="56" w:type="paragraph">
+  <w:style w:type="paragraph" w:customStyle="1" w:styleId="071">
     <w:name w:val="Стиль Табл. текст + Первая строка:  07 см1"/>
-    <w:basedOn w:val="54"/>
-    <w:qFormat/>
-    <w:uiPriority w:val="0"/>
+    <w:basedOn w:val="afb"/>
+    <w:qFormat/>
     <w:rPr>
       <w:szCs w:val="20"/>
     </w:rPr>
   </w:style>
-  <w:style w:customStyle="1" w:styleId="57" w:type="paragraph">
+  <w:style w:type="paragraph" w:customStyle="1" w:styleId="afd">
     <w:name w:val="текст без отступа"/>
-    <w:basedOn w:val="1"/>
-    <w:next w:val="17"/>
-    <w:qFormat/>
-    <w:uiPriority w:val="0"/>
+    <w:basedOn w:val="a"/>
+    <w:next w:val="ac"/>
+    <w:qFormat/>
     <w:pPr>
       <w:spacing w:line="312" w:lineRule="auto"/>
       <w:ind w:firstLine="0"/>
@@ -2533,11 +3192,10 @@
       <w:sz w:val="28"/>
     </w:rPr>
   </w:style>
-  <w:style w:customStyle="1" w:styleId="58" w:type="paragraph">
+  <w:style w:type="paragraph" w:customStyle="1" w:styleId="210">
     <w:name w:val="Основной текст 21"/>
-    <w:basedOn w:val="1"/>
-    <w:qFormat/>
-    <w:uiPriority w:val="0"/>
+    <w:basedOn w:val="a"/>
+    <w:qFormat/>
     <w:pPr>
       <w:widowControl w:val="0"/>
       <w:overflowPunct w:val="0"/>
@@ -2551,11 +3209,10 @@
       <w:b/>
     </w:rPr>
   </w:style>
-  <w:style w:customStyle="1" w:styleId="59" w:type="paragraph">
+  <w:style w:type="paragraph" w:customStyle="1" w:styleId="Derugintitle">
     <w:name w:val="Derugin_title"/>
-    <w:basedOn w:val="1"/>
-    <w:qFormat/>
-    <w:uiPriority w:val="0"/>
+    <w:basedOn w:val="a"/>
+    <w:qFormat/>
     <w:pPr>
       <w:jc w:val="center"/>
     </w:pPr>
@@ -2563,43 +3220,43 @@
       <w:sz w:val="36"/>
     </w:rPr>
   </w:style>
-  <w:style w:customStyle="1" w:styleId="60" w:type="character">
+  <w:style w:type="character" w:customStyle="1" w:styleId="Arial16">
     <w:name w:val="Стиль Arial 16 пт"/>
-    <w:basedOn w:val="6"/>
-    <w:qFormat/>
-    <w:uiPriority w:val="0"/>
+    <w:basedOn w:val="a0"/>
+    <w:qFormat/>
     <w:rPr>
       <w:rFonts w:ascii="Arial" w:hAnsi="Arial"/>
       <w:sz w:val="32"/>
     </w:rPr>
   </w:style>
-  <w:style w:styleId="61" w:type="table">
+  <w:style w:type="table" w:styleId="afe">
     <w:name w:val="Light Shading"/>
-    <w:basedOn w:val="7"/>
-    <w:qFormat/>
+    <w:basedOn w:val="a1"/>
     <w:uiPriority w:val="60"/>
-    <w:rPr>
-      <w:color w:themeColor="text1" w:themeShade="BF" w:val="000000"/>
+    <w:qFormat/>
+    <w:rPr>
+      <w:color w:val="000000" w:themeColor="text1" w:themeShade="BF"/>
     </w:rPr>
     <w:tblPr>
       <w:tblBorders>
-        <w:top w:color="000000" w:space="0" w:sz="8" w:themeColor="text1" w:val="single"/>
-        <w:bottom w:color="000000" w:space="0" w:sz="8" w:themeColor="text1" w:val="single"/>
+        <w:top w:val="single" w:sz="8" w:space="0" w:color="000000" w:themeColor="text1"/>
+        <w:bottom w:val="single" w:sz="8" w:space="0" w:color="000000" w:themeColor="text1"/>
       </w:tblBorders>
     </w:tblPr>
     <w:tblStylePr w:type="firstRow">
       <w:pPr>
-        <w:spacing w:after="0" w:before="0" w:line="240" w:lineRule="auto"/>
+        <w:spacing w:before="0" w:after="0" w:line="240" w:lineRule="auto"/>
       </w:pPr>
       <w:rPr>
         <w:b/>
         <w:bCs/>
       </w:rPr>
+      <w:tblPr/>
       <w:tcPr>
         <w:tcBorders>
-          <w:top w:color="000000" w:space="0" w:sz="8" w:themeColor="text1" w:val="single"/>
+          <w:top w:val="single" w:sz="8" w:space="0" w:color="000000" w:themeColor="text1"/>
           <w:left w:val="nil"/>
-          <w:bottom w:color="000000" w:space="0" w:sz="8" w:themeColor="text1" w:val="single"/>
+          <w:bottom w:val="single" w:sz="8" w:space="0" w:color="000000" w:themeColor="text1"/>
           <w:right w:val="nil"/>
           <w:insideH w:val="nil"/>
           <w:insideV w:val="nil"/>
@@ -2608,17 +3265,18 @@
     </w:tblStylePr>
     <w:tblStylePr w:type="lastRow">
       <w:pPr>
-        <w:spacing w:after="0" w:before="0" w:line="240" w:lineRule="auto"/>
+        <w:spacing w:before="0" w:after="0" w:line="240" w:lineRule="auto"/>
       </w:pPr>
       <w:rPr>
         <w:b/>
         <w:bCs/>
       </w:rPr>
+      <w:tblPr/>
       <w:tcPr>
         <w:tcBorders>
-          <w:top w:color="000000" w:space="0" w:sz="8" w:themeColor="text1" w:val="single"/>
+          <w:top w:val="single" w:sz="8" w:space="0" w:color="000000" w:themeColor="text1"/>
           <w:left w:val="nil"/>
-          <w:bottom w:color="000000" w:space="0" w:sz="8" w:themeColor="text1" w:val="single"/>
+          <w:bottom w:val="single" w:sz="8" w:space="0" w:color="000000" w:themeColor="text1"/>
           <w:right w:val="nil"/>
           <w:insideH w:val="nil"/>
           <w:insideV w:val="nil"/>
@@ -2638,6 +3296,7 @@
       </w:rPr>
     </w:tblStylePr>
     <w:tblStylePr w:type="band1Vert">
+      <w:tblPr/>
       <w:tcPr>
         <w:tcBorders>
           <w:left w:val="nil"/>
@@ -2645,10 +3304,11 @@
           <w:insideH w:val="nil"/>
           <w:insideV w:val="nil"/>
         </w:tcBorders>
-        <w:shd w:color="auto" w:fill="BFBFBF" w:themeFill="text1" w:themeFillTint="3F" w:val="clear"/>
+        <w:shd w:val="clear" w:color="auto" w:fill="C0C0C0" w:themeFill="text1" w:themeFillTint="3F"/>
       </w:tcPr>
     </w:tblStylePr>
     <w:tblStylePr w:type="band1Horz">
+      <w:tblPr/>
       <w:tcPr>
         <w:tcBorders>
           <w:left w:val="nil"/>
@@ -2656,303 +3316,270 @@
           <w:insideH w:val="nil"/>
           <w:insideV w:val="nil"/>
         </w:tcBorders>
-        <w:shd w:color="auto" w:fill="BFBFBF" w:themeFill="text1" w:themeFillTint="3F" w:val="clear"/>
+        <w:shd w:val="clear" w:color="auto" w:fill="C0C0C0" w:themeFill="text1" w:themeFillTint="3F"/>
       </w:tcPr>
     </w:tblStylePr>
   </w:style>
-  <w:style w:customStyle="1" w:styleId="62" w:type="paragraph">
+  <w:style w:type="paragraph" w:customStyle="1" w:styleId="SourceCode">
     <w:name w:val="Source Code"/>
     <w:qFormat/>
-    <w:uiPriority w:val="0"/>
     <w:pPr>
-      <w:shd w:color="auto" w:fill="F8F8F8" w:val="clear"/>
+      <w:shd w:val="clear" w:color="auto" w:fill="F8F8F8"/>
       <w:wordWrap w:val="0"/>
       <w:spacing w:after="160" w:line="480" w:lineRule="auto"/>
     </w:pPr>
     <w:rPr>
-      <w:rFonts w:ascii="Times New Roman" w:cs="Times New Roman" w:eastAsia="SimSun" w:hAnsi="Times New Roman"/>
-      <w:lang w:bidi="ar-SA" w:eastAsia="en-US" w:val="ru-RU"/>
-    </w:rPr>
-  </w:style>
-  <w:style w:customStyle="1" w:styleId="63" w:type="character">
+      <w:lang w:eastAsia="en-US"/>
+    </w:rPr>
+  </w:style>
+  <w:style w:type="character" w:customStyle="1" w:styleId="KeywordTok">
     <w:name w:val="KeywordTok"/>
     <w:qFormat/>
-    <w:uiPriority w:val="0"/>
     <w:rPr>
       <w:b/>
       <w:color w:val="204A87"/>
-      <w:shd w:color="auto" w:fill="F8F8F8" w:val="clear"/>
-    </w:rPr>
-  </w:style>
-  <w:style w:customStyle="1" w:styleId="64" w:type="character">
+      <w:shd w:val="clear" w:color="auto" w:fill="F8F8F8"/>
+    </w:rPr>
+  </w:style>
+  <w:style w:type="character" w:customStyle="1" w:styleId="DataTypeTok">
     <w:name w:val="DataTypeTok"/>
     <w:qFormat/>
-    <w:uiPriority w:val="0"/>
     <w:rPr>
       <w:color w:val="204A87"/>
-      <w:shd w:color="auto" w:fill="F8F8F8" w:val="clear"/>
-    </w:rPr>
-  </w:style>
-  <w:style w:customStyle="1" w:styleId="65" w:type="character">
+      <w:shd w:val="clear" w:color="auto" w:fill="F8F8F8"/>
+    </w:rPr>
+  </w:style>
+  <w:style w:type="character" w:customStyle="1" w:styleId="DecValTok">
     <w:name w:val="DecValTok"/>
     <w:qFormat/>
-    <w:uiPriority w:val="0"/>
     <w:rPr>
       <w:color w:val="0000CF"/>
-      <w:shd w:color="auto" w:fill="F8F8F8" w:val="clear"/>
-    </w:rPr>
-  </w:style>
-  <w:style w:customStyle="1" w:styleId="66" w:type="character">
+      <w:shd w:val="clear" w:color="auto" w:fill="F8F8F8"/>
+    </w:rPr>
+  </w:style>
+  <w:style w:type="character" w:customStyle="1" w:styleId="BaseNTok">
     <w:name w:val="BaseNTok"/>
-    <w:uiPriority w:val="0"/>
     <w:rPr>
       <w:color w:val="0000CF"/>
-      <w:shd w:color="auto" w:fill="F8F8F8" w:val="clear"/>
-    </w:rPr>
-  </w:style>
-  <w:style w:customStyle="1" w:styleId="67" w:type="character">
+      <w:shd w:val="clear" w:color="auto" w:fill="F8F8F8"/>
+    </w:rPr>
+  </w:style>
+  <w:style w:type="character" w:customStyle="1" w:styleId="FloatTok">
     <w:name w:val="FloatTok"/>
     <w:qFormat/>
-    <w:uiPriority w:val="0"/>
     <w:rPr>
       <w:color w:val="0000CF"/>
-      <w:shd w:color="auto" w:fill="F8F8F8" w:val="clear"/>
-    </w:rPr>
-  </w:style>
-  <w:style w:customStyle="1" w:styleId="68" w:type="character">
+      <w:shd w:val="clear" w:color="auto" w:fill="F8F8F8"/>
+    </w:rPr>
+  </w:style>
+  <w:style w:type="character" w:customStyle="1" w:styleId="ConstantTok">
     <w:name w:val="ConstantTok"/>
     <w:qFormat/>
-    <w:uiPriority w:val="0"/>
     <w:rPr>
       <w:color w:val="000000"/>
-      <w:shd w:color="auto" w:fill="F8F8F8" w:val="clear"/>
-    </w:rPr>
-  </w:style>
-  <w:style w:customStyle="1" w:styleId="69" w:type="character">
+      <w:shd w:val="clear" w:color="auto" w:fill="F8F8F8"/>
+    </w:rPr>
+  </w:style>
+  <w:style w:type="character" w:customStyle="1" w:styleId="CharTok">
     <w:name w:val="CharTok"/>
     <w:qFormat/>
-    <w:uiPriority w:val="0"/>
     <w:rPr>
       <w:color w:val="4E9A06"/>
-      <w:shd w:color="auto" w:fill="F8F8F8" w:val="clear"/>
-    </w:rPr>
-  </w:style>
-  <w:style w:customStyle="1" w:styleId="70" w:type="character">
+      <w:shd w:val="clear" w:color="auto" w:fill="F8F8F8"/>
+    </w:rPr>
+  </w:style>
+  <w:style w:type="character" w:customStyle="1" w:styleId="SpecialCharTok">
     <w:name w:val="SpecialCharTok"/>
-    <w:uiPriority w:val="0"/>
     <w:rPr>
       <w:color w:val="000000"/>
-      <w:shd w:color="auto" w:fill="F8F8F8" w:val="clear"/>
-    </w:rPr>
-  </w:style>
-  <w:style w:customStyle="1" w:styleId="71" w:type="character">
+      <w:shd w:val="clear" w:color="auto" w:fill="F8F8F8"/>
+    </w:rPr>
+  </w:style>
+  <w:style w:type="character" w:customStyle="1" w:styleId="StringTok">
     <w:name w:val="StringTok"/>
     <w:qFormat/>
-    <w:uiPriority w:val="0"/>
     <w:rPr>
       <w:color w:val="4E9A06"/>
-      <w:shd w:color="auto" w:fill="F8F8F8" w:val="clear"/>
-    </w:rPr>
-  </w:style>
-  <w:style w:customStyle="1" w:styleId="72" w:type="character">
+      <w:shd w:val="clear" w:color="auto" w:fill="F8F8F8"/>
+    </w:rPr>
+  </w:style>
+  <w:style w:type="character" w:customStyle="1" w:styleId="VerbatimStringTok">
     <w:name w:val="VerbatimStringTok"/>
     <w:qFormat/>
-    <w:uiPriority w:val="0"/>
     <w:rPr>
       <w:color w:val="4E9A06"/>
-      <w:shd w:color="auto" w:fill="F8F8F8" w:val="clear"/>
-    </w:rPr>
-  </w:style>
-  <w:style w:customStyle="1" w:styleId="73" w:type="character">
+      <w:shd w:val="clear" w:color="auto" w:fill="F8F8F8"/>
+    </w:rPr>
+  </w:style>
+  <w:style w:type="character" w:customStyle="1" w:styleId="SpecialStringTok">
     <w:name w:val="SpecialStringTok"/>
     <w:qFormat/>
-    <w:uiPriority w:val="0"/>
     <w:rPr>
       <w:color w:val="4E9A06"/>
-      <w:shd w:color="auto" w:fill="F8F8F8" w:val="clear"/>
-    </w:rPr>
-  </w:style>
-  <w:style w:customStyle="1" w:styleId="74" w:type="character">
+      <w:shd w:val="clear" w:color="auto" w:fill="F8F8F8"/>
+    </w:rPr>
+  </w:style>
+  <w:style w:type="character" w:customStyle="1" w:styleId="ImportTok">
     <w:name w:val="ImportTok"/>
     <w:qFormat/>
-    <w:uiPriority w:val="0"/>
-    <w:rPr>
-      <w:shd w:color="auto" w:fill="F8F8F8" w:val="clear"/>
-    </w:rPr>
-  </w:style>
-  <w:style w:customStyle="1" w:styleId="75" w:type="character">
+    <w:rPr>
+      <w:shd w:val="clear" w:color="auto" w:fill="F8F8F8"/>
+    </w:rPr>
+  </w:style>
+  <w:style w:type="character" w:customStyle="1" w:styleId="CommentTok">
     <w:name w:val="CommentTok"/>
     <w:qFormat/>
-    <w:uiPriority w:val="0"/>
     <w:rPr>
       <w:i/>
       <w:color w:val="8F5902"/>
-      <w:shd w:color="auto" w:fill="F8F8F8" w:val="clear"/>
-    </w:rPr>
-  </w:style>
-  <w:style w:customStyle="1" w:styleId="76" w:type="character">
+      <w:shd w:val="clear" w:color="auto" w:fill="F8F8F8"/>
+    </w:rPr>
+  </w:style>
+  <w:style w:type="character" w:customStyle="1" w:styleId="DocumentationTok">
     <w:name w:val="DocumentationTok"/>
-    <w:uiPriority w:val="0"/>
     <w:rPr>
       <w:b/>
       <w:i/>
       <w:color w:val="8F5902"/>
-      <w:shd w:color="auto" w:fill="F8F8F8" w:val="clear"/>
-    </w:rPr>
-  </w:style>
-  <w:style w:customStyle="1" w:styleId="77" w:type="character">
+      <w:shd w:val="clear" w:color="auto" w:fill="F8F8F8"/>
+    </w:rPr>
+  </w:style>
+  <w:style w:type="character" w:customStyle="1" w:styleId="AnnotationTok">
     <w:name w:val="AnnotationTok"/>
     <w:qFormat/>
-    <w:uiPriority w:val="0"/>
     <w:rPr>
       <w:b/>
       <w:i/>
       <w:color w:val="8F5902"/>
-      <w:shd w:color="auto" w:fill="F8F8F8" w:val="clear"/>
-    </w:rPr>
-  </w:style>
-  <w:style w:customStyle="1" w:styleId="78" w:type="character">
+      <w:shd w:val="clear" w:color="auto" w:fill="F8F8F8"/>
+    </w:rPr>
+  </w:style>
+  <w:style w:type="character" w:customStyle="1" w:styleId="CommentVarTok">
     <w:name w:val="CommentVarTok"/>
     <w:qFormat/>
-    <w:uiPriority w:val="0"/>
     <w:rPr>
       <w:b/>
       <w:i/>
       <w:color w:val="8F5902"/>
-      <w:shd w:color="auto" w:fill="F8F8F8" w:val="clear"/>
-    </w:rPr>
-  </w:style>
-  <w:style w:customStyle="1" w:styleId="79" w:type="character">
+      <w:shd w:val="clear" w:color="auto" w:fill="F8F8F8"/>
+    </w:rPr>
+  </w:style>
+  <w:style w:type="character" w:customStyle="1" w:styleId="OtherTok">
     <w:name w:val="OtherTok"/>
-    <w:uiPriority w:val="0"/>
     <w:rPr>
       <w:color w:val="8F5902"/>
-      <w:shd w:color="auto" w:fill="F8F8F8" w:val="clear"/>
-    </w:rPr>
-  </w:style>
-  <w:style w:customStyle="1" w:styleId="80" w:type="character">
+      <w:shd w:val="clear" w:color="auto" w:fill="F8F8F8"/>
+    </w:rPr>
+  </w:style>
+  <w:style w:type="character" w:customStyle="1" w:styleId="FunctionTok">
     <w:name w:val="FunctionTok"/>
-    <w:uiPriority w:val="0"/>
     <w:rPr>
       <w:color w:val="000000"/>
-      <w:shd w:color="auto" w:fill="F8F8F8" w:val="clear"/>
-    </w:rPr>
-  </w:style>
-  <w:style w:customStyle="1" w:styleId="81" w:type="character">
+      <w:shd w:val="clear" w:color="auto" w:fill="F8F8F8"/>
+    </w:rPr>
+  </w:style>
+  <w:style w:type="character" w:customStyle="1" w:styleId="VariableTok">
     <w:name w:val="VariableTok"/>
     <w:qFormat/>
-    <w:uiPriority w:val="0"/>
     <w:rPr>
       <w:color w:val="000000"/>
-      <w:shd w:color="auto" w:fill="F8F8F8" w:val="clear"/>
-    </w:rPr>
-  </w:style>
-  <w:style w:customStyle="1" w:styleId="82" w:type="character">
+      <w:shd w:val="clear" w:color="auto" w:fill="F8F8F8"/>
+    </w:rPr>
+  </w:style>
+  <w:style w:type="character" w:customStyle="1" w:styleId="ControlFlowTok">
     <w:name w:val="ControlFlowTok"/>
     <w:qFormat/>
-    <w:uiPriority w:val="0"/>
     <w:rPr>
       <w:b/>
       <w:color w:val="204A87"/>
-      <w:shd w:color="auto" w:fill="F8F8F8" w:val="clear"/>
-    </w:rPr>
-  </w:style>
-  <w:style w:customStyle="1" w:styleId="83" w:type="character">
+      <w:shd w:val="clear" w:color="auto" w:fill="F8F8F8"/>
+    </w:rPr>
+  </w:style>
+  <w:style w:type="character" w:customStyle="1" w:styleId="OperatorTok">
     <w:name w:val="OperatorTok"/>
     <w:qFormat/>
-    <w:uiPriority w:val="0"/>
     <w:rPr>
       <w:b/>
       <w:color w:val="CE5C00"/>
-      <w:shd w:color="auto" w:fill="F8F8F8" w:val="clear"/>
-    </w:rPr>
-  </w:style>
-  <w:style w:customStyle="1" w:styleId="84" w:type="character">
+      <w:shd w:val="clear" w:color="auto" w:fill="F8F8F8"/>
+    </w:rPr>
+  </w:style>
+  <w:style w:type="character" w:customStyle="1" w:styleId="BuiltInTok">
     <w:name w:val="BuiltInTok"/>
-    <w:uiPriority w:val="0"/>
-    <w:rPr>
-      <w:shd w:color="auto" w:fill="F8F8F8" w:val="clear"/>
-    </w:rPr>
-  </w:style>
-  <w:style w:customStyle="1" w:styleId="85" w:type="character">
+    <w:rPr>
+      <w:shd w:val="clear" w:color="auto" w:fill="F8F8F8"/>
+    </w:rPr>
+  </w:style>
+  <w:style w:type="character" w:customStyle="1" w:styleId="ExtensionTok">
     <w:name w:val="ExtensionTok"/>
     <w:qFormat/>
-    <w:uiPriority w:val="0"/>
-    <w:rPr>
-      <w:shd w:color="auto" w:fill="F8F8F8" w:val="clear"/>
-    </w:rPr>
-  </w:style>
-  <w:style w:customStyle="1" w:styleId="86" w:type="character">
+    <w:rPr>
+      <w:shd w:val="clear" w:color="auto" w:fill="F8F8F8"/>
+    </w:rPr>
+  </w:style>
+  <w:style w:type="character" w:customStyle="1" w:styleId="PreprocessorTok">
     <w:name w:val="PreprocessorTok"/>
-    <w:uiPriority w:val="0"/>
     <w:rPr>
       <w:i/>
       <w:color w:val="8F5902"/>
-      <w:shd w:color="auto" w:fill="F8F8F8" w:val="clear"/>
-    </w:rPr>
-  </w:style>
-  <w:style w:customStyle="1" w:styleId="87" w:type="character">
+      <w:shd w:val="clear" w:color="auto" w:fill="F8F8F8"/>
+    </w:rPr>
+  </w:style>
+  <w:style w:type="character" w:customStyle="1" w:styleId="AttributeTok">
     <w:name w:val="AttributeTok"/>
     <w:qFormat/>
-    <w:uiPriority w:val="0"/>
     <w:rPr>
       <w:color w:val="C4A000"/>
-      <w:shd w:color="auto" w:fill="F8F8F8" w:val="clear"/>
-    </w:rPr>
-  </w:style>
-  <w:style w:customStyle="1" w:styleId="88" w:type="character">
+      <w:shd w:val="clear" w:color="auto" w:fill="F8F8F8"/>
+    </w:rPr>
+  </w:style>
+  <w:style w:type="character" w:customStyle="1" w:styleId="RegionMarkerTok">
     <w:name w:val="RegionMarkerTok"/>
     <w:qFormat/>
-    <w:uiPriority w:val="0"/>
-    <w:rPr>
-      <w:shd w:color="auto" w:fill="F8F8F8" w:val="clear"/>
-    </w:rPr>
-  </w:style>
-  <w:style w:customStyle="1" w:styleId="89" w:type="character">
+    <w:rPr>
+      <w:shd w:val="clear" w:color="auto" w:fill="F8F8F8"/>
+    </w:rPr>
+  </w:style>
+  <w:style w:type="character" w:customStyle="1" w:styleId="InformationTok">
     <w:name w:val="InformationTok"/>
     <w:qFormat/>
-    <w:uiPriority w:val="0"/>
     <w:rPr>
       <w:b/>
       <w:i/>
       <w:color w:val="8F5902"/>
-      <w:shd w:color="auto" w:fill="F8F8F8" w:val="clear"/>
-    </w:rPr>
-  </w:style>
-  <w:style w:customStyle="1" w:styleId="90" w:type="character">
+      <w:shd w:val="clear" w:color="auto" w:fill="F8F8F8"/>
+    </w:rPr>
+  </w:style>
+  <w:style w:type="character" w:customStyle="1" w:styleId="WarningTok">
     <w:name w:val="WarningTok"/>
     <w:qFormat/>
-    <w:uiPriority w:val="0"/>
     <w:rPr>
       <w:b/>
       <w:i/>
       <w:color w:val="8F5902"/>
-      <w:shd w:color="auto" w:fill="F8F8F8" w:val="clear"/>
-    </w:rPr>
-  </w:style>
-  <w:style w:customStyle="1" w:styleId="91" w:type="character">
+      <w:shd w:val="clear" w:color="auto" w:fill="F8F8F8"/>
+    </w:rPr>
+  </w:style>
+  <w:style w:type="character" w:customStyle="1" w:styleId="AlertTok">
     <w:name w:val="AlertTok"/>
     <w:qFormat/>
-    <w:uiPriority w:val="0"/>
     <w:rPr>
       <w:color w:val="EF2929"/>
-      <w:shd w:color="auto" w:fill="F8F8F8" w:val="clear"/>
-    </w:rPr>
-  </w:style>
-  <w:style w:customStyle="1" w:styleId="92" w:type="character">
+      <w:shd w:val="clear" w:color="auto" w:fill="F8F8F8"/>
+    </w:rPr>
+  </w:style>
+  <w:style w:type="character" w:customStyle="1" w:styleId="ErrorTok">
     <w:name w:val="ErrorTok"/>
-    <w:uiPriority w:val="0"/>
     <w:rPr>
       <w:b/>
       <w:color w:val="A40000"/>
-      <w:shd w:color="auto" w:fill="F8F8F8" w:val="clear"/>
-    </w:rPr>
-  </w:style>
-  <w:style w:customStyle="1" w:styleId="93" w:type="character">
+      <w:shd w:val="clear" w:color="auto" w:fill="F8F8F8"/>
+    </w:rPr>
+  </w:style>
+  <w:style w:type="character" w:customStyle="1" w:styleId="NormalTok">
     <w:name w:val="NormalTok"/>
-    <w:uiPriority w:val="0"/>
-    <w:rPr>
-      <w:shd w:color="auto" w:fill="F8F8F8" w:val="clear"/>
+    <w:rPr>
+      <w:shd w:val="clear" w:color="auto" w:fill="F8F8F8"/>
     </w:rPr>
   </w:style>
 </w:styles>
@@ -3239,5 +3866,6 @@
     </a:fmtScheme>
   </a:themeElements>
   <a:objectDefaults/>
+  <a:extraClrSchemeLst/>
 </a:theme>
 </file>
--- a/Swans/R_calc_swans/swans_niches_pictures_new.docx
+++ b/Swans/R_calc_swans/swans_niches_pictures_new.docx
@@ -1,37 +1,38 @@
 
 <file path=word/document.xml><?xml version="1.0" encoding="utf-8"?>
-<w:document xmlns:wpc="http://schemas.microsoft.com/office/word/2010/wordprocessingCanvas" xmlns:mc="http://schemas.openxmlformats.org/markup-compatibility/2006" xmlns:o="urn:schemas-microsoft-com:office:office" xmlns:r="http://schemas.openxmlformats.org/officeDocument/2006/relationships" xmlns:m="http://schemas.openxmlformats.org/officeDocument/2006/math" xmlns:v="urn:schemas-microsoft-com:vml" xmlns:wp14="http://schemas.microsoft.com/office/word/2010/wordprocessingDrawing" xmlns:wp="http://schemas.openxmlformats.org/drawingml/2006/wordprocessingDrawing" xmlns:w="http://schemas.openxmlformats.org/wordprocessingml/2006/main" xmlns:w14="http://schemas.microsoft.com/office/word/2010/wordml" xmlns:w10="urn:schemas-microsoft-com:office:word" xmlns:w15="http://schemas.microsoft.com/office/word/2012/wordml" xmlns:wpg="http://schemas.microsoft.com/office/word/2010/wordprocessingGroup" xmlns:wpi="http://schemas.microsoft.com/office/word/2010/wordprocessingInk" xmlns:wne="http://schemas.microsoft.com/office/word/2006/wordml" xmlns:wps="http://schemas.microsoft.com/office/word/2010/wordprocessingShape" xmlns:wpsCustomData="http://www.wps.cn/officeDocument/2013/wpsCustomData" mc:Ignorable="w14 w15 wp14">
+<w:document xmlns:wpc="http://schemas.microsoft.com/office/word/2010/wordprocessingCanvas" xmlns:cx="http://schemas.microsoft.com/office/drawing/2014/chartex" xmlns:cx1="http://schemas.microsoft.com/office/drawing/2015/9/8/chartex" xmlns:cx2="http://schemas.microsoft.com/office/drawing/2015/10/21/chartex" xmlns:cx3="http://schemas.microsoft.com/office/drawing/2016/5/9/chartex" xmlns:cx4="http://schemas.microsoft.com/office/drawing/2016/5/10/chartex" xmlns:cx5="http://schemas.microsoft.com/office/drawing/2016/5/11/chartex" xmlns:cx6="http://schemas.microsoft.com/office/drawing/2016/5/12/chartex" xmlns:cx7="http://schemas.microsoft.com/office/drawing/2016/5/13/chartex" xmlns:cx8="http://schemas.microsoft.com/office/drawing/2016/5/14/chartex" xmlns:mc="http://schemas.openxmlformats.org/markup-compatibility/2006" xmlns:aink="http://schemas.microsoft.com/office/drawing/2016/ink" xmlns:am3d="http://schemas.microsoft.com/office/drawing/2017/model3d" xmlns:o="urn:schemas-microsoft-com:office:office" xmlns:r="http://schemas.openxmlformats.org/officeDocument/2006/relationships" xmlns:m="http://schemas.openxmlformats.org/officeDocument/2006/math" xmlns:v="urn:schemas-microsoft-com:vml" xmlns:wp14="http://schemas.microsoft.com/office/word/2010/wordprocessingDrawing" xmlns:wp="http://schemas.openxmlformats.org/drawingml/2006/wordprocessingDrawing" xmlns:w10="urn:schemas-microsoft-com:office:word" xmlns:w="http://schemas.openxmlformats.org/wordprocessingml/2006/main" xmlns:w14="http://schemas.microsoft.com/office/word/2010/wordml" xmlns:w15="http://schemas.microsoft.com/office/word/2012/wordml" xmlns:w16cex="http://schemas.microsoft.com/office/word/2018/wordml/cex" xmlns:w16cid="http://schemas.microsoft.com/office/word/2016/wordml/cid" xmlns:w16="http://schemas.microsoft.com/office/word/2018/wordml" xmlns:w16sdtdh="http://schemas.microsoft.com/office/word/2020/wordml/sdtdatahash" xmlns:w16se="http://schemas.microsoft.com/office/word/2015/wordml/symex" xmlns:wpg="http://schemas.microsoft.com/office/word/2010/wordprocessingGroup" xmlns:wpi="http://schemas.microsoft.com/office/word/2010/wordprocessingInk" xmlns:wne="http://schemas.microsoft.com/office/word/2006/wordml" xmlns:wps="http://schemas.microsoft.com/office/word/2010/wordprocessingShape" mc:Ignorable="w14 w15 w16se w16cid w16 w16cex w16sdtdh wp14">
   <w:body>
     <w:p>
       <w:bookmarkStart w:id="0" w:name="X8b7968ca2d0d3ae6cd285f883a329f2d69dbe2a"/>
       <w:r>
+        <w:rPr>
+          <w:noProof/>
+        </w:rPr>
         <w:drawing>
-          <wp:inline distT="0" distB="0" distL="114300" distR="114300">
-            <wp:extent cx="4821555" cy="7493635"/>
-            <wp:effectExtent l="0" t="0" r="9525" b="4445"/>
+          <wp:inline distT="0" distB="0" distL="0" distR="0" wp14:anchorId="44C63437" wp14:editId="45EE849E">
+            <wp:extent cx="4559200" cy="8413198"/>
+            <wp:effectExtent l="0" t="0" r="0" b="6985"/>
             <wp:docPr id="21" name="Picture" descr="Рисунок +. Связь численности трех видов лебедей с глубиной и расстоянием от берега в период таяния льда (A) и в безледный период (B) в соответствии с Моделью GAMM1. Частный эффект равный нулю соответствует среднему значению численности. Relationship between the abundance of three swan species and depth and distance from the shore during the ice-melting period (A) and the ice-free period (B) according to Model GAMM1. A partial effect equal to zero corresponds to the mean abundance."/>
-            <wp:cNvGraphicFramePr>
-              <a:graphicFrameLocks xmlns:a="http://schemas.openxmlformats.org/drawingml/2006/main" noChangeAspect="1"/>
-            </wp:cNvGraphicFramePr>
+            <wp:cNvGraphicFramePr/>
             <a:graphic xmlns:a="http://schemas.openxmlformats.org/drawingml/2006/main">
               <a:graphicData uri="http://schemas.openxmlformats.org/drawingml/2006/picture">
                 <pic:pic xmlns:pic="http://schemas.openxmlformats.org/drawingml/2006/picture">
                   <pic:nvPicPr>
-                    <pic:cNvPr id="21" name="Picture" descr="Рисунок +. Связь численности трех видов лебедей с глубиной и расстоянием от берега в период таяния льда (A) и в безледный период (B) в соответствии с Моделью GAMM1. Частный эффект равный нулю соответствует среднему значению численности. Relationship between the abundance of three swan species and depth and distance from the shore during the ice-melting period (A) and the ice-free period (B) according to Model GAMM1. A partial effect equal to zero corresponds to the mean abundance."/>
+                    <pic:cNvPr id="22" name="Picture" descr="Figures/combined_two_periods.png"/>
                     <pic:cNvPicPr>
                       <a:picLocks noChangeAspect="1" noChangeArrowheads="1"/>
                     </pic:cNvPicPr>
                   </pic:nvPicPr>
                   <pic:blipFill>
-                    <a:blip r:embed="rId8"/>
+                    <a:blip r:embed="rId7"/>
                     <a:stretch>
                       <a:fillRect/>
                     </a:stretch>
                   </pic:blipFill>
-                  <pic:spPr>
+                  <pic:spPr bwMode="auto">
                     <a:xfrm>
                       <a:off x="0" y="0"/>
-                      <a:ext cx="4821555" cy="7493635"/>
+                      <a:ext cx="4560077" cy="8414817"/>
                     </a:xfrm>
                     <a:prstGeom prst="rect">
                       <a:avLst/>
@@ -39,6 +40,8 @@
                     <a:noFill/>
                     <a:ln w="9525">
                       <a:noFill/>
+                      <a:headEnd/>
+                      <a:tailEnd/>
                     </a:ln>
                   </pic:spPr>
                 </pic:pic>
@@ -49,34 +52,214 @@
       </w:r>
     </w:p>
     <w:p>
-      <w:r>
-        <w:t>Рисунок +. Связь численности трех видов лебедей с глубиной и расстоянием от берега в период таяния льда (A) и в безледный период (B) в соответствии с Моделью GAMM1. Частный эффект равный нулю соответствует среднему значению численности. Relationship between the abundance of three swan species and depth and distance from the shore during the ice-melting period (A) and the ice-free period (B) according to Model GAMM1. A partial effect equal to zero corresponds to the mean abundance.</w:t>
+      <w:pPr>
+        <w:rPr>
+          <w:lang w:val="en-US"/>
+        </w:rPr>
+      </w:pPr>
+      <w:r>
+        <w:lastRenderedPageBreak/>
+        <w:t xml:space="preserve">Рисунок +. Связь численности трех видов лебедей </w:t>
+      </w:r>
+      <w:r>
+        <w:t xml:space="preserve">с глубиной и расстоянием от берега в период таяния льда (A) и в </w:t>
+      </w:r>
+      <w:proofErr w:type="spellStart"/>
+      <w:r>
+        <w:t>безледный</w:t>
+      </w:r>
+      <w:proofErr w:type="spellEnd"/>
+      <w:r>
+        <w:t xml:space="preserve"> период (B) в соответствии с Моделью </w:t>
+      </w:r>
+      <w:r>
+        <w:rPr>
+          <w:lang w:val="en-US"/>
+        </w:rPr>
+        <w:t xml:space="preserve">GAMM1. </w:t>
+      </w:r>
+      <w:r>
+        <w:t>Частный</w:t>
+      </w:r>
+      <w:r>
+        <w:rPr>
+          <w:lang w:val="en-US"/>
+        </w:rPr>
+        <w:t xml:space="preserve"> </w:t>
+      </w:r>
+      <w:r>
+        <w:t>эффект</w:t>
+      </w:r>
+      <w:r>
+        <w:rPr>
+          <w:lang w:val="en-US"/>
+        </w:rPr>
+        <w:t xml:space="preserve"> </w:t>
+      </w:r>
+      <w:r>
+        <w:t>равный</w:t>
+      </w:r>
+      <w:r>
+        <w:rPr>
+          <w:lang w:val="en-US"/>
+        </w:rPr>
+        <w:t xml:space="preserve"> </w:t>
+      </w:r>
+      <w:r>
+        <w:t>нулю</w:t>
+      </w:r>
+      <w:r>
+        <w:rPr>
+          <w:lang w:val="en-US"/>
+        </w:rPr>
+        <w:t xml:space="preserve"> </w:t>
+      </w:r>
+      <w:r>
+        <w:t>соответствует</w:t>
+      </w:r>
+      <w:r>
+        <w:rPr>
+          <w:lang w:val="en-US"/>
+        </w:rPr>
+        <w:t xml:space="preserve"> </w:t>
+      </w:r>
+      <w:r>
+        <w:t>среднему</w:t>
+      </w:r>
+      <w:r>
+        <w:rPr>
+          <w:lang w:val="en-US"/>
+        </w:rPr>
+        <w:t xml:space="preserve"> </w:t>
+      </w:r>
+      <w:r>
+        <w:t>значению</w:t>
+      </w:r>
+      <w:r>
+        <w:rPr>
+          <w:lang w:val="en-US"/>
+        </w:rPr>
+        <w:t xml:space="preserve"> </w:t>
+      </w:r>
+      <w:r>
+        <w:t>численности</w:t>
+      </w:r>
+      <w:r>
+        <w:rPr>
+          <w:lang w:val="en-US"/>
+        </w:rPr>
+        <w:t xml:space="preserve">. Relationship between the abundance of three swan species and depth </w:t>
+      </w:r>
+      <w:r>
+        <w:rPr>
+          <w:lang w:val="en-US"/>
+        </w:rPr>
+        <w:t>and distance from the shore during the ice-melting period (A) and the ice-free period (B) according to Model GAMM1. A partial effect equal to zero corresponds to the mean abundance.</w:t>
       </w:r>
     </w:p>
     <w:p>
-      <w:r>
+      <w:pPr>
+        <w:spacing w:after="0" w:line="240" w:lineRule="auto"/>
+        <w:ind w:firstLine="0"/>
+        <w:jc w:val="left"/>
+        <w:rPr>
+          <w:lang w:val="en-US"/>
+        </w:rPr>
+      </w:pPr>
+      <w:r>
+        <w:rPr>
+          <w:lang w:val="en-US"/>
+        </w:rPr>
         <w:br w:type="page"/>
       </w:r>
     </w:p>
     <w:p>
-      <w:bookmarkStart w:id="2" w:name="_GoBack"/>
-      <w:bookmarkEnd w:id="2"/>
-    </w:p>
-    <w:p>
-      <w:r>
+      <w:r>
+        <w:rPr>
+          <w:noProof/>
+        </w:rPr>
+        <w:lastRenderedPageBreak/>
         <w:drawing>
-          <wp:inline distT="0" distB="0" distL="114300" distR="114300">
-            <wp:extent cx="5543550" cy="5543550"/>
-            <wp:effectExtent l="0" t="0" r="0" b="0"/>
+          <wp:inline distT="0" distB="0" distL="0" distR="0" wp14:anchorId="34C3A7A2" wp14:editId="3FD35B25">
+            <wp:extent cx="5542925" cy="2663687"/>
+            <wp:effectExtent l="0" t="0" r="635" b="3810"/>
             <wp:docPr id="24" name="Picture" descr="Рисунок ++. Соотношение численности особей трех видов лебедей, держащихся в разных типах разводий в период таяния льда. The ratio of the abundance of three swan species staying in different types of ice openings during the ice melting period."/>
-            <wp:cNvGraphicFramePr>
-              <a:graphicFrameLocks xmlns:a="http://schemas.openxmlformats.org/drawingml/2006/main" noChangeAspect="1"/>
-            </wp:cNvGraphicFramePr>
+            <wp:cNvGraphicFramePr/>
             <a:graphic xmlns:a="http://schemas.openxmlformats.org/drawingml/2006/main">
               <a:graphicData uri="http://schemas.openxmlformats.org/drawingml/2006/picture">
                 <pic:pic xmlns:pic="http://schemas.openxmlformats.org/drawingml/2006/picture">
                   <pic:nvPicPr>
-                    <pic:cNvPr id="24" name="Picture" descr="Рисунок ++. Соотношение численности особей трех видов лебедей, держащихся в разных типах разводий в период таяния льда. The ratio of the abundance of three swan species staying in different types of ice openings during the ice melting period."/>
+                    <pic:cNvPr id="25" name="Picture" descr="swans_niches_pictures_new_files/figure-docx/unnamed-chunk-19-1.png"/>
+                    <pic:cNvPicPr>
+                      <a:picLocks noChangeAspect="1" noChangeArrowheads="1"/>
+                    </pic:cNvPicPr>
+                  </pic:nvPicPr>
+                  <pic:blipFill rotWithShape="1">
+                    <a:blip r:embed="rId8"/>
+                    <a:srcRect t="24814" b="27130"/>
+                    <a:stretch/>
+                  </pic:blipFill>
+                  <pic:spPr bwMode="auto">
+                    <a:xfrm>
+                      <a:off x="0" y="0"/>
+                      <a:ext cx="5544151" cy="2664276"/>
+                    </a:xfrm>
+                    <a:prstGeom prst="rect">
+                      <a:avLst/>
+                    </a:prstGeom>
+                    <a:noFill/>
+                    <a:ln>
+                      <a:noFill/>
+                    </a:ln>
+                    <a:extLst>
+                      <a:ext uri="{53640926-AAD7-44D8-BBD7-CCE9431645EC}">
+                        <a14:shadowObscured xmlns:a14="http://schemas.microsoft.com/office/drawing/2010/main"/>
+                      </a:ext>
+                    </a:extLst>
+                  </pic:spPr>
+                </pic:pic>
+              </a:graphicData>
+            </a:graphic>
+          </wp:inline>
+        </w:drawing>
+      </w:r>
+    </w:p>
+    <w:p>
+      <w:pPr>
+        <w:rPr>
+          <w:lang w:val="en-US"/>
+        </w:rPr>
+      </w:pPr>
+      <w:r>
+        <w:t>Рисунок ++. Соотношение численности особей трех видов лебедей, держащихс</w:t>
+      </w:r>
+      <w:r>
+        <w:t xml:space="preserve">я в разных типах разводий в период таяния льда. </w:t>
+      </w:r>
+      <w:r>
+        <w:rPr>
+          <w:lang w:val="en-US"/>
+        </w:rPr>
+        <w:t>The ratio of the abundance of three swan species staying in different types of ice openings during the ice melting period.</w:t>
+      </w:r>
+    </w:p>
+    <w:p>
+      <w:r>
+        <w:rPr>
+          <w:noProof/>
+        </w:rPr>
+        <w:lastRenderedPageBreak/>
+        <w:drawing>
+          <wp:inline distT="0" distB="0" distL="0" distR="0" wp14:anchorId="70F748DF" wp14:editId="5E9DD522">
+            <wp:extent cx="3347085" cy="5700286"/>
+            <wp:effectExtent l="0" t="0" r="5715" b="0"/>
+            <wp:docPr id="27" name="Picture" descr="Рисунок ++. Связь обилия выводков лебедя-шипуна с расстоянием от берега и глубиной в соответствии с моделью GAMM2.Relationship between the abundance of mute swan broods and distance from shore and depth according to the GAMM2 model."/>
+            <wp:cNvGraphicFramePr/>
+            <a:graphic xmlns:a="http://schemas.openxmlformats.org/drawingml/2006/main">
+              <a:graphicData uri="http://schemas.openxmlformats.org/drawingml/2006/picture">
+                <pic:pic xmlns:pic="http://schemas.openxmlformats.org/drawingml/2006/picture">
+                  <pic:nvPicPr>
+                    <pic:cNvPr id="28" name="Picture" descr="Figures/combined_Cygnets.png"/>
                     <pic:cNvPicPr>
                       <a:picLocks noChangeAspect="1" noChangeArrowheads="1"/>
                     </pic:cNvPicPr>
@@ -87,10 +270,10 @@
                       <a:fillRect/>
                     </a:stretch>
                   </pic:blipFill>
-                  <pic:spPr>
+                  <pic:spPr bwMode="auto">
                     <a:xfrm>
                       <a:off x="0" y="0"/>
-                      <a:ext cx="5544151" cy="5544151"/>
+                      <a:ext cx="3357613" cy="5718217"/>
                     </a:xfrm>
                     <a:prstGeom prst="rect">
                       <a:avLst/>
@@ -98,6 +281,8 @@
                     <a:noFill/>
                     <a:ln w="9525">
                       <a:noFill/>
+                      <a:headEnd/>
+                      <a:tailEnd/>
                     </a:ln>
                   </pic:spPr>
                 </pic:pic>
@@ -108,25 +293,43 @@
       </w:r>
     </w:p>
     <w:p>
-      <w:r>
-        <w:t>Рисунок ++. Соотношение численности особей трех видов лебедей, держащихся в разных типах разводий в период таяния льда. The ratio of the abundance of three swan species staying in different types of ice openings during the ice melting period.</w:t>
+      <w:pPr>
+        <w:rPr>
+          <w:lang w:val="en-US"/>
+        </w:rPr>
+      </w:pPr>
+      <w:r>
+        <w:t xml:space="preserve">Рисунок ++. Связь обилия выводков лебедя-шипуна с расстоянием от берега и глубиной </w:t>
+      </w:r>
+      <w:r>
+        <w:t xml:space="preserve">в соответствии с моделью </w:t>
+      </w:r>
+      <w:r>
+        <w:rPr>
+          <w:lang w:val="en-US"/>
+        </w:rPr>
+        <w:t>GAMM2.Relationship between the abundance of mute swan broods and distance from shore and depth according to the GAMM2 model.</w:t>
       </w:r>
     </w:p>
     <w:p>
-      <w:r>
+      <w:bookmarkStart w:id="1" w:name="X907fd1326e252c554c56e7296d51e0ff57284de"/>
+      <w:bookmarkEnd w:id="0"/>
+      <w:r>
+        <w:rPr>
+          <w:noProof/>
+        </w:rPr>
+        <w:lastRenderedPageBreak/>
         <w:drawing>
-          <wp:inline distT="0" distB="0" distL="114300" distR="114300">
-            <wp:extent cx="5494020" cy="5495290"/>
+          <wp:inline distT="0" distB="0" distL="0" distR="0" wp14:anchorId="59B05050" wp14:editId="0F5F2006">
+            <wp:extent cx="3419061" cy="3754507"/>
             <wp:effectExtent l="0" t="0" r="0" b="0"/>
-            <wp:docPr id="27" name="Picture" descr="Рисунок ++. Связь обилия выводков лебедя-шипуна с расстоянием от берега и глубиной в соответствии с моделью GAMM2.Relationship between the abundance of mute swan broods and distance from shore and depth according to the GAMM2 model."/>
-            <wp:cNvGraphicFramePr>
-              <a:graphicFrameLocks xmlns:a="http://schemas.openxmlformats.org/drawingml/2006/main" noChangeAspect="1"/>
-            </wp:cNvGraphicFramePr>
+            <wp:docPr id="31" name="Picture" descr="Рисунок ++. Связь обилия линяющих особей лебедя-шипуна с расстоянием от берега и глубиной в соответствии с моделью GAMM3. Relationship between the abundance of molting mute swan individuals and distance from shore and depth according to the GAMM3 model."/>
+            <wp:cNvGraphicFramePr/>
             <a:graphic xmlns:a="http://schemas.openxmlformats.org/drawingml/2006/main">
               <a:graphicData uri="http://schemas.openxmlformats.org/drawingml/2006/picture">
                 <pic:pic xmlns:pic="http://schemas.openxmlformats.org/drawingml/2006/picture">
                   <pic:nvPicPr>
-                    <pic:cNvPr id="27" name="Picture" descr="Рисунок ++. Связь обилия выводков лебедя-шипуна с расстоянием от берега и глубиной в соответствии с моделью GAMM2.Relationship between the abundance of mute swan broods and distance from shore and depth according to the GAMM2 model."/>
+                    <pic:cNvPr id="32" name="Picture" descr="swans_niches_pictures_new_files/figure-docx/unnamed-chunk-31-1.png"/>
                     <pic:cNvPicPr>
                       <a:picLocks noChangeAspect="1" noChangeArrowheads="1"/>
                     </pic:cNvPicPr>
@@ -137,10 +340,10 @@
                       <a:fillRect/>
                     </a:stretch>
                   </pic:blipFill>
-                  <pic:spPr>
+                  <pic:spPr bwMode="auto">
                     <a:xfrm>
                       <a:off x="0" y="0"/>
-                      <a:ext cx="5494032" cy="5495559"/>
+                      <a:ext cx="3437120" cy="3774338"/>
                     </a:xfrm>
                     <a:prstGeom prst="rect">
                       <a:avLst/>
@@ -148,6 +351,8 @@
                     <a:noFill/>
                     <a:ln w="9525">
                       <a:noFill/>
+                      <a:headEnd/>
+                      <a:tailEnd/>
                     </a:ln>
                   </pic:spPr>
                 </pic:pic>
@@ -158,101 +363,54 @@
       </w:r>
     </w:p>
     <w:p>
-      <w:r>
-        <w:t>Рисунок ++. Связь обилия выводков лебедя-шипуна с расстоянием от берега и глубиной в соответствии с моделью GAMM2.Relationship between the abundance of mute swan broods and distance from shore and depth according to the GAMM2 model.</w:t>
-      </w:r>
+      <w:pPr>
+        <w:rPr>
+          <w:lang w:val="en-US"/>
+        </w:rPr>
+      </w:pPr>
+      <w:r>
+        <w:t xml:space="preserve">Рисунок ++. Связь обилия линяющих </w:t>
+      </w:r>
+      <w:r>
+        <w:t xml:space="preserve">особей лебедя-шипуна с расстоянием от берега и глубиной в соответствии с моделью </w:t>
+      </w:r>
+      <w:r>
+        <w:rPr>
+          <w:lang w:val="en-US"/>
+        </w:rPr>
+        <w:t>GAMM3. Relationship between the abundance of molting mute swan individuals and distance from shore and depth according to the GAMM3 model.</w:t>
+      </w:r>
+      <w:bookmarkEnd w:id="1"/>
     </w:p>
-    <w:bookmarkEnd w:id="0"/>
-    <w:p>
-      <w:pPr>
-        <w:pStyle w:val="2"/>
-      </w:pPr>
-      <w:bookmarkStart w:id="1" w:name="X907fd1326e252c554c56e7296d51e0ff57284de"/>
-      <w:r>
-        <w:t>Модель пространственного распределения линяющийх особей лебедя-шипуна</w:t>
-      </w:r>
-    </w:p>
-    <w:p>
-      <w:r>
-        <w:drawing>
-          <wp:inline distT="0" distB="0" distL="114300" distR="114300">
-            <wp:extent cx="5543550" cy="5543550"/>
-            <wp:effectExtent l="0" t="0" r="0" b="0"/>
-            <wp:docPr id="31" name="Picture" descr="Рисунок ++. Связь обилия линяющих особей лебедя-шипуна с расстоянием от берега и глубиной в соответствии с моделью GAMM3. Relationship between the abundance of molting mute swan individuals and distance from shore and depth according to the GAMM3 model."/>
-            <wp:cNvGraphicFramePr>
-              <a:graphicFrameLocks xmlns:a="http://schemas.openxmlformats.org/drawingml/2006/main" noChangeAspect="1"/>
-            </wp:cNvGraphicFramePr>
-            <a:graphic xmlns:a="http://schemas.openxmlformats.org/drawingml/2006/main">
-              <a:graphicData uri="http://schemas.openxmlformats.org/drawingml/2006/picture">
-                <pic:pic xmlns:pic="http://schemas.openxmlformats.org/drawingml/2006/picture">
-                  <pic:nvPicPr>
-                    <pic:cNvPr id="31" name="Picture" descr="Рисунок ++. Связь обилия линяющих особей лебедя-шипуна с расстоянием от берега и глубиной в соответствии с моделью GAMM3. Relationship between the abundance of molting mute swan individuals and distance from shore and depth according to the GAMM3 model."/>
-                    <pic:cNvPicPr>
-                      <a:picLocks noChangeAspect="1" noChangeArrowheads="1"/>
-                    </pic:cNvPicPr>
-                  </pic:nvPicPr>
-                  <pic:blipFill>
-                    <a:blip r:embed="rId11"/>
-                    <a:stretch>
-                      <a:fillRect/>
-                    </a:stretch>
-                  </pic:blipFill>
-                  <pic:spPr>
-                    <a:xfrm>
-                      <a:off x="0" y="0"/>
-                      <a:ext cx="5544151" cy="5544151"/>
-                    </a:xfrm>
-                    <a:prstGeom prst="rect">
-                      <a:avLst/>
-                    </a:prstGeom>
-                    <a:noFill/>
-                    <a:ln w="9525">
-                      <a:noFill/>
-                    </a:ln>
-                  </pic:spPr>
-                </pic:pic>
-              </a:graphicData>
-            </a:graphic>
-          </wp:inline>
-        </w:drawing>
-      </w:r>
-    </w:p>
-    <w:p>
-      <w:r>
-        <w:t>Рисунок ++. Связь обилия линяющих особей лебедя-шипуна с расстоянием от берега и глубиной в соответствии с моделью GAMM3. Relationship between the abundance of molting mute swan individuals and distance from shore and depth according to the GAMM3 model.</w:t>
-      </w:r>
-    </w:p>
-    <w:bookmarkEnd w:id="1"/>
     <w:sectPr>
-      <w:footerReference r:id="rId5" w:type="default"/>
-      <w:footerReference r:id="rId6" w:type="even"/>
+      <w:footerReference w:type="even" r:id="rId11"/>
+      <w:footerReference w:type="default" r:id="rId12"/>
       <w:pgSz w:w="12242" w:h="15842"/>
       <w:pgMar w:top="1134" w:right="1134" w:bottom="1134" w:left="1134" w:header="709" w:footer="709" w:gutter="0"/>
-      <w:lnNumType w:countBy="0" w:restart="continuous"/>
       <w:pgNumType w:start="1"/>
-      <w:cols w:space="708" w:num="1"/>
-      <w:docGrid w:linePitch="360" w:charSpace="0"/>
+      <w:cols w:space="708"/>
+      <w:docGrid w:linePitch="360"/>
     </w:sectPr>
   </w:body>
 </w:document>
 </file>
 
 <file path=word/endnotes.xml><?xml version="1.0" encoding="utf-8"?>
-<w:endnotes xmlns:wpc="http://schemas.microsoft.com/office/word/2010/wordprocessingCanvas" xmlns:mc="http://schemas.openxmlformats.org/markup-compatibility/2006" xmlns:o="urn:schemas-microsoft-com:office:office" xmlns:r="http://schemas.openxmlformats.org/officeDocument/2006/relationships" xmlns:m="http://schemas.openxmlformats.org/officeDocument/2006/math" xmlns:v="urn:schemas-microsoft-com:vml" xmlns:wp14="http://schemas.microsoft.com/office/word/2010/wordprocessingDrawing" xmlns:wp="http://schemas.openxmlformats.org/drawingml/2006/wordprocessingDrawing" xmlns:w="http://schemas.openxmlformats.org/wordprocessingml/2006/main" xmlns:w14="http://schemas.microsoft.com/office/word/2010/wordml" xmlns:w15="http://schemas.microsoft.com/office/word/2012/wordml" xmlns:w10="urn:schemas-microsoft-com:office:word" xmlns:wpg="http://schemas.microsoft.com/office/word/2010/wordprocessingGroup" xmlns:wpi="http://schemas.microsoft.com/office/word/2010/wordprocessingInk" xmlns:wne="http://schemas.microsoft.com/office/word/2006/wordml" xmlns:wps="http://schemas.microsoft.com/office/word/2010/wordprocessingShape" xmlns:wpsCustomData="http://www.wps.cn/officeDocument/2013/wpsCustomData" mc:Ignorable="w14 w15 wp14">
-  <w:endnote w:type="separator" w:id="0">
+<w:endnotes xmlns:wpc="http://schemas.microsoft.com/office/word/2010/wordprocessingCanvas" xmlns:cx="http://schemas.microsoft.com/office/drawing/2014/chartex" xmlns:cx1="http://schemas.microsoft.com/office/drawing/2015/9/8/chartex" xmlns:cx2="http://schemas.microsoft.com/office/drawing/2015/10/21/chartex" xmlns:cx3="http://schemas.microsoft.com/office/drawing/2016/5/9/chartex" xmlns:cx4="http://schemas.microsoft.com/office/drawing/2016/5/10/chartex" xmlns:cx5="http://schemas.microsoft.com/office/drawing/2016/5/11/chartex" xmlns:cx6="http://schemas.microsoft.com/office/drawing/2016/5/12/chartex" xmlns:cx7="http://schemas.microsoft.com/office/drawing/2016/5/13/chartex" xmlns:cx8="http://schemas.microsoft.com/office/drawing/2016/5/14/chartex" xmlns:mc="http://schemas.openxmlformats.org/markup-compatibility/2006" xmlns:aink="http://schemas.microsoft.com/office/drawing/2016/ink" xmlns:am3d="http://schemas.microsoft.com/office/drawing/2017/model3d" xmlns:o="urn:schemas-microsoft-com:office:office" xmlns:r="http://schemas.openxmlformats.org/officeDocument/2006/relationships" xmlns:m="http://schemas.openxmlformats.org/officeDocument/2006/math" xmlns:v="urn:schemas-microsoft-com:vml" xmlns:wp14="http://schemas.microsoft.com/office/word/2010/wordprocessingDrawing" xmlns:wp="http://schemas.openxmlformats.org/drawingml/2006/wordprocessingDrawing" xmlns:w10="urn:schemas-microsoft-com:office:word" xmlns:w="http://schemas.openxmlformats.org/wordprocessingml/2006/main" xmlns:w14="http://schemas.microsoft.com/office/word/2010/wordml" xmlns:w15="http://schemas.microsoft.com/office/word/2012/wordml" xmlns:w16cex="http://schemas.microsoft.com/office/word/2018/wordml/cex" xmlns:w16cid="http://schemas.microsoft.com/office/word/2016/wordml/cid" xmlns:w16="http://schemas.microsoft.com/office/word/2018/wordml" xmlns:w16sdtdh="http://schemas.microsoft.com/office/word/2020/wordml/sdtdatahash" xmlns:w16se="http://schemas.microsoft.com/office/word/2015/wordml/symex" xmlns:wpg="http://schemas.microsoft.com/office/word/2010/wordprocessingGroup" xmlns:wpi="http://schemas.microsoft.com/office/word/2010/wordprocessingInk" xmlns:wne="http://schemas.microsoft.com/office/word/2006/wordml" xmlns:wps="http://schemas.microsoft.com/office/word/2010/wordprocessingShape" mc:Ignorable="w14 w15 w16se w16cid w16 w16cex w16sdtdh wp14">
+  <w:endnote w:type="separator" w:id="-1">
     <w:p>
       <w:pPr>
-        <w:spacing w:line="240" w:lineRule="auto"/>
+        <w:spacing w:after="0" w:line="240" w:lineRule="auto"/>
       </w:pPr>
       <w:r>
         <w:separator/>
       </w:r>
     </w:p>
   </w:endnote>
-  <w:endnote w:type="continuationSeparator" w:id="1">
+  <w:endnote w:type="continuationSeparator" w:id="0">
     <w:p>
       <w:pPr>
-        <w:spacing w:line="240" w:lineRule="auto"/>
+        <w:spacing w:after="0" w:line="240" w:lineRule="auto"/>
       </w:pPr>
       <w:r>
         <w:continuationSeparator/>
@@ -263,25 +421,59 @@
 </file>
 
 <file path=word/footer1.xml><?xml version="1.0" encoding="utf-8"?>
-<w:ftr xmlns:wpc="http://schemas.microsoft.com/office/word/2010/wordprocessingCanvas" xmlns:mc="http://schemas.openxmlformats.org/markup-compatibility/2006" xmlns:o="urn:schemas-microsoft-com:office:office" xmlns:r="http://schemas.openxmlformats.org/officeDocument/2006/relationships" xmlns:m="http://schemas.openxmlformats.org/officeDocument/2006/math" xmlns:v="urn:schemas-microsoft-com:vml" xmlns:wp14="http://schemas.microsoft.com/office/word/2010/wordprocessingDrawing" xmlns:wp="http://schemas.openxmlformats.org/drawingml/2006/wordprocessingDrawing" xmlns:w10="urn:schemas-microsoft-com:office:word" xmlns:w="http://schemas.openxmlformats.org/wordprocessingml/2006/main" xmlns:w14="http://schemas.microsoft.com/office/word/2010/wordml" xmlns:w15="http://schemas.microsoft.com/office/word/2012/wordml" xmlns:wpg="http://schemas.microsoft.com/office/word/2010/wordprocessingGroup" xmlns:wpi="http://schemas.microsoft.com/office/word/2010/wordprocessingInk" xmlns:wne="http://schemas.microsoft.com/office/word/2006/wordml" xmlns:wps="http://schemas.microsoft.com/office/word/2010/wordprocessingShape" xmlns:wpsCustomData="http://www.wps.cn/officeDocument/2013/wpsCustomData" mc:Ignorable="w14 w15 wp14">
+<w:ftr xmlns:wpc="http://schemas.microsoft.com/office/word/2010/wordprocessingCanvas" xmlns:cx="http://schemas.microsoft.com/office/drawing/2014/chartex" xmlns:cx1="http://schemas.microsoft.com/office/drawing/2015/9/8/chartex" xmlns:cx2="http://schemas.microsoft.com/office/drawing/2015/10/21/chartex" xmlns:cx3="http://schemas.microsoft.com/office/drawing/2016/5/9/chartex" xmlns:cx4="http://schemas.microsoft.com/office/drawing/2016/5/10/chartex" xmlns:cx5="http://schemas.microsoft.com/office/drawing/2016/5/11/chartex" xmlns:cx6="http://schemas.microsoft.com/office/drawing/2016/5/12/chartex" xmlns:cx7="http://schemas.microsoft.com/office/drawing/2016/5/13/chartex" xmlns:cx8="http://schemas.microsoft.com/office/drawing/2016/5/14/chartex" xmlns:mc="http://schemas.openxmlformats.org/markup-compatibility/2006" xmlns:aink="http://schemas.microsoft.com/office/drawing/2016/ink" xmlns:am3d="http://schemas.microsoft.com/office/drawing/2017/model3d" xmlns:o="urn:schemas-microsoft-com:office:office" xmlns:r="http://schemas.openxmlformats.org/officeDocument/2006/relationships" xmlns:m="http://schemas.openxmlformats.org/officeDocument/2006/math" xmlns:v="urn:schemas-microsoft-com:vml" xmlns:wp14="http://schemas.microsoft.com/office/word/2010/wordprocessingDrawing" xmlns:wp="http://schemas.openxmlformats.org/drawingml/2006/wordprocessingDrawing" xmlns:w10="urn:schemas-microsoft-com:office:word" xmlns:w="http://schemas.openxmlformats.org/wordprocessingml/2006/main" xmlns:w14="http://schemas.microsoft.com/office/word/2010/wordml" xmlns:w15="http://schemas.microsoft.com/office/word/2012/wordml" xmlns:w16cex="http://schemas.microsoft.com/office/word/2018/wordml/cex" xmlns:w16cid="http://schemas.microsoft.com/office/word/2016/wordml/cid" xmlns:w16="http://schemas.microsoft.com/office/word/2018/wordml" xmlns:w16sdtdh="http://schemas.microsoft.com/office/word/2020/wordml/sdtdatahash" xmlns:w16se="http://schemas.microsoft.com/office/word/2015/wordml/symex" xmlns:wpg="http://schemas.microsoft.com/office/word/2010/wordprocessingGroup" xmlns:wpi="http://schemas.microsoft.com/office/word/2010/wordprocessingInk" xmlns:wne="http://schemas.microsoft.com/office/word/2006/wordml" xmlns:wps="http://schemas.microsoft.com/office/word/2010/wordprocessingShape" mc:Ignorable="w14 w15 w16se w16cid w16 w16cex w16sdtdh wp14">
+  <w:p>
+    <w:pPr>
+      <w:pStyle w:val="af7"/>
+      <w:rPr>
+        <w:rStyle w:val="a7"/>
+      </w:rPr>
+    </w:pPr>
+    <w:r>
+      <w:rPr>
+        <w:rStyle w:val="a7"/>
+      </w:rPr>
+      <w:fldChar w:fldCharType="begin"/>
+    </w:r>
+    <w:r>
+      <w:rPr>
+        <w:rStyle w:val="a7"/>
+      </w:rPr>
+      <w:instrText xml:space="preserve">PAGE  </w:instrText>
+    </w:r>
+    <w:r>
+      <w:rPr>
+        <w:rStyle w:val="a7"/>
+      </w:rPr>
+      <w:fldChar w:fldCharType="end"/>
+    </w:r>
+  </w:p>
+  <w:p>
+    <w:pPr>
+      <w:pStyle w:val="af7"/>
+    </w:pPr>
+  </w:p>
+</w:ftr>
+</file>
+
+<file path=word/footer2.xml><?xml version="1.0" encoding="utf-8"?>
+<w:ftr xmlns:wpc="http://schemas.microsoft.com/office/word/2010/wordprocessingCanvas" xmlns:cx="http://schemas.microsoft.com/office/drawing/2014/chartex" xmlns:cx1="http://schemas.microsoft.com/office/drawing/2015/9/8/chartex" xmlns:cx2="http://schemas.microsoft.com/office/drawing/2015/10/21/chartex" xmlns:cx3="http://schemas.microsoft.com/office/drawing/2016/5/9/chartex" xmlns:cx4="http://schemas.microsoft.com/office/drawing/2016/5/10/chartex" xmlns:cx5="http://schemas.microsoft.com/office/drawing/2016/5/11/chartex" xmlns:cx6="http://schemas.microsoft.com/office/drawing/2016/5/12/chartex" xmlns:cx7="http://schemas.microsoft.com/office/drawing/2016/5/13/chartex" xmlns:cx8="http://schemas.microsoft.com/office/drawing/2016/5/14/chartex" xmlns:mc="http://schemas.openxmlformats.org/markup-compatibility/2006" xmlns:aink="http://schemas.microsoft.com/office/drawing/2016/ink" xmlns:am3d="http://schemas.microsoft.com/office/drawing/2017/model3d" xmlns:o="urn:schemas-microsoft-com:office:office" xmlns:r="http://schemas.openxmlformats.org/officeDocument/2006/relationships" xmlns:m="http://schemas.openxmlformats.org/officeDocument/2006/math" xmlns:v="urn:schemas-microsoft-com:vml" xmlns:wp14="http://schemas.microsoft.com/office/word/2010/wordprocessingDrawing" xmlns:wp="http://schemas.openxmlformats.org/drawingml/2006/wordprocessingDrawing" xmlns:w10="urn:schemas-microsoft-com:office:word" xmlns:w="http://schemas.openxmlformats.org/wordprocessingml/2006/main" xmlns:w14="http://schemas.microsoft.com/office/word/2010/wordml" xmlns:w15="http://schemas.microsoft.com/office/word/2012/wordml" xmlns:w16cex="http://schemas.microsoft.com/office/word/2018/wordml/cex" xmlns:w16cid="http://schemas.microsoft.com/office/word/2016/wordml/cid" xmlns:w16="http://schemas.microsoft.com/office/word/2018/wordml" xmlns:w16sdtdh="http://schemas.microsoft.com/office/word/2020/wordml/sdtdatahash" xmlns:w16se="http://schemas.microsoft.com/office/word/2015/wordml/symex" xmlns:wpg="http://schemas.microsoft.com/office/word/2010/wordprocessingGroup" xmlns:wpi="http://schemas.microsoft.com/office/word/2010/wordprocessingInk" xmlns:wne="http://schemas.microsoft.com/office/word/2006/wordml" xmlns:wps="http://schemas.microsoft.com/office/word/2010/wordprocessingShape" mc:Ignorable="w14 w15 w16se w16cid w16 w16cex w16sdtdh wp14">
   <w:sdt>
     <w:sdtPr>
       <w:id w:val="1750544075"/>
-      <w:docPartObj>
-        <w:docPartGallery w:val="autotext"/>
-      </w:docPartObj>
     </w:sdtPr>
+    <w:sdtEndPr/>
     <w:sdtContent>
       <w:p>
         <w:pPr>
-          <w:pStyle w:val="24"/>
+          <w:pStyle w:val="af7"/>
           <w:jc w:val="right"/>
         </w:pPr>
         <w:r>
           <w:fldChar w:fldCharType="begin"/>
         </w:r>
         <w:r>
-          <w:instrText xml:space="preserve">PAGE   \* MERGEFORMAT</w:instrText>
+          <w:instrText>PAGE   \* MERGEFORMAT</w:instrText>
         </w:r>
         <w:r>
           <w:fldChar w:fldCharType="separate"/>
@@ -297,64 +489,28 @@
   </w:sdt>
   <w:p>
     <w:pPr>
-      <w:pStyle w:val="24"/>
-    </w:pPr>
-  </w:p>
-</w:ftr>
-</file>
-
-<file path=word/footer2.xml><?xml version="1.0" encoding="utf-8"?>
-<w:ftr xmlns:wpc="http://schemas.microsoft.com/office/word/2010/wordprocessingCanvas" xmlns:mc="http://schemas.openxmlformats.org/markup-compatibility/2006" xmlns:o="urn:schemas-microsoft-com:office:office" xmlns:r="http://schemas.openxmlformats.org/officeDocument/2006/relationships" xmlns:m="http://schemas.openxmlformats.org/officeDocument/2006/math" xmlns:v="urn:schemas-microsoft-com:vml" xmlns:wp14="http://schemas.microsoft.com/office/word/2010/wordprocessingDrawing" xmlns:wp="http://schemas.openxmlformats.org/drawingml/2006/wordprocessingDrawing" xmlns:w10="urn:schemas-microsoft-com:office:word" xmlns:w="http://schemas.openxmlformats.org/wordprocessingml/2006/main" xmlns:w14="http://schemas.microsoft.com/office/word/2010/wordml" xmlns:w15="http://schemas.microsoft.com/office/word/2012/wordml" xmlns:wpg="http://schemas.microsoft.com/office/word/2010/wordprocessingGroup" xmlns:wpi="http://schemas.microsoft.com/office/word/2010/wordprocessingInk" xmlns:wne="http://schemas.microsoft.com/office/word/2006/wordml" xmlns:wps="http://schemas.microsoft.com/office/word/2010/wordprocessingShape" xmlns:wpsCustomData="http://www.wps.cn/officeDocument/2013/wpsCustomData" mc:Ignorable="w14 w15 wp14">
-  <w:p>
-    <w:pPr>
-      <w:pStyle w:val="24"/>
-      <w:rPr>
-        <w:rStyle w:val="12"/>
-      </w:rPr>
-    </w:pPr>
-    <w:r>
-      <w:rPr>
-        <w:rStyle w:val="12"/>
-      </w:rPr>
-      <w:fldChar w:fldCharType="begin"/>
-    </w:r>
-    <w:r>
-      <w:rPr>
-        <w:rStyle w:val="12"/>
-      </w:rPr>
-      <w:instrText xml:space="preserve">PAGE  </w:instrText>
-    </w:r>
-    <w:r>
-      <w:rPr>
-        <w:rStyle w:val="12"/>
-      </w:rPr>
-      <w:fldChar w:fldCharType="end"/>
-    </w:r>
-  </w:p>
-  <w:p>
-    <w:pPr>
-      <w:pStyle w:val="24"/>
+      <w:pStyle w:val="af7"/>
     </w:pPr>
   </w:p>
 </w:ftr>
 </file>
 
 <file path=word/footnotes.xml><?xml version="1.0" encoding="utf-8"?>
-<w:footnotes xmlns:wpc="http://schemas.microsoft.com/office/word/2010/wordprocessingCanvas" xmlns:mc="http://schemas.openxmlformats.org/markup-compatibility/2006" xmlns:o="urn:schemas-microsoft-com:office:office" xmlns:r="http://schemas.openxmlformats.org/officeDocument/2006/relationships" xmlns:m="http://schemas.openxmlformats.org/officeDocument/2006/math" xmlns:v="urn:schemas-microsoft-com:vml" xmlns:wp14="http://schemas.microsoft.com/office/word/2010/wordprocessingDrawing" xmlns:wp="http://schemas.openxmlformats.org/drawingml/2006/wordprocessingDrawing" xmlns:w="http://schemas.openxmlformats.org/wordprocessingml/2006/main" xmlns:w14="http://schemas.microsoft.com/office/word/2010/wordml" xmlns:w15="http://schemas.microsoft.com/office/word/2012/wordml" xmlns:w10="urn:schemas-microsoft-com:office:word" xmlns:wpg="http://schemas.microsoft.com/office/word/2010/wordprocessingGroup" xmlns:wpi="http://schemas.microsoft.com/office/word/2010/wordprocessingInk" xmlns:wne="http://schemas.microsoft.com/office/word/2006/wordml" xmlns:wps="http://schemas.microsoft.com/office/word/2010/wordprocessingShape" xmlns:wpsCustomData="http://www.wps.cn/officeDocument/2013/wpsCustomData" mc:Ignorable="w14 w15 wp14">
-  <w:footnote w:type="separator" w:id="0">
+<w:footnotes xmlns:wpc="http://schemas.microsoft.com/office/word/2010/wordprocessingCanvas" xmlns:cx="http://schemas.microsoft.com/office/drawing/2014/chartex" xmlns:cx1="http://schemas.microsoft.com/office/drawing/2015/9/8/chartex" xmlns:cx2="http://schemas.microsoft.com/office/drawing/2015/10/21/chartex" xmlns:cx3="http://schemas.microsoft.com/office/drawing/2016/5/9/chartex" xmlns:cx4="http://schemas.microsoft.com/office/drawing/2016/5/10/chartex" xmlns:cx5="http://schemas.microsoft.com/office/drawing/2016/5/11/chartex" xmlns:cx6="http://schemas.microsoft.com/office/drawing/2016/5/12/chartex" xmlns:cx7="http://schemas.microsoft.com/office/drawing/2016/5/13/chartex" xmlns:cx8="http://schemas.microsoft.com/office/drawing/2016/5/14/chartex" xmlns:mc="http://schemas.openxmlformats.org/markup-compatibility/2006" xmlns:aink="http://schemas.microsoft.com/office/drawing/2016/ink" xmlns:am3d="http://schemas.microsoft.com/office/drawing/2017/model3d" xmlns:o="urn:schemas-microsoft-com:office:office" xmlns:r="http://schemas.openxmlformats.org/officeDocument/2006/relationships" xmlns:m="http://schemas.openxmlformats.org/officeDocument/2006/math" xmlns:v="urn:schemas-microsoft-com:vml" xmlns:wp14="http://schemas.microsoft.com/office/word/2010/wordprocessingDrawing" xmlns:wp="http://schemas.openxmlformats.org/drawingml/2006/wordprocessingDrawing" xmlns:w10="urn:schemas-microsoft-com:office:word" xmlns:w="http://schemas.openxmlformats.org/wordprocessingml/2006/main" xmlns:w14="http://schemas.microsoft.com/office/word/2010/wordml" xmlns:w15="http://schemas.microsoft.com/office/word/2012/wordml" xmlns:w16cex="http://schemas.microsoft.com/office/word/2018/wordml/cex" xmlns:w16cid="http://schemas.microsoft.com/office/word/2016/wordml/cid" xmlns:w16="http://schemas.microsoft.com/office/word/2018/wordml" xmlns:w16sdtdh="http://schemas.microsoft.com/office/word/2020/wordml/sdtdatahash" xmlns:w16se="http://schemas.microsoft.com/office/word/2015/wordml/symex" xmlns:wpg="http://schemas.microsoft.com/office/word/2010/wordprocessingGroup" xmlns:wpi="http://schemas.microsoft.com/office/word/2010/wordprocessingInk" xmlns:wne="http://schemas.microsoft.com/office/word/2006/wordml" xmlns:wps="http://schemas.microsoft.com/office/word/2010/wordprocessingShape" mc:Ignorable="w14 w15 w16se w16cid w16 w16cex w16sdtdh wp14">
+  <w:footnote w:type="separator" w:id="-1">
     <w:p>
       <w:pPr>
-        <w:spacing w:before="0" w:after="0" w:line="480" w:lineRule="auto"/>
+        <w:spacing w:after="0" w:line="240" w:lineRule="auto"/>
       </w:pPr>
       <w:r>
         <w:separator/>
       </w:r>
     </w:p>
   </w:footnote>
-  <w:footnote w:type="continuationSeparator" w:id="1">
+  <w:footnote w:type="continuationSeparator" w:id="0">
     <w:p>
       <w:pPr>
-        <w:spacing w:before="0" w:after="0" w:line="480" w:lineRule="auto"/>
+        <w:spacing w:after="0" w:line="240" w:lineRule="auto"/>
       </w:pPr>
       <w:r>
         <w:continuationSeparator/>
@@ -364,192 +520,604 @@
 </w:footnotes>
 </file>
 
+<file path=word/numbering.xml><?xml version="1.0" encoding="utf-8"?>
+<w:numbering xmlns:wpc="http://schemas.microsoft.com/office/word/2010/wordprocessingCanvas" xmlns:cx="http://schemas.microsoft.com/office/drawing/2014/chartex" xmlns:cx1="http://schemas.microsoft.com/office/drawing/2015/9/8/chartex" xmlns:cx2="http://schemas.microsoft.com/office/drawing/2015/10/21/chartex" xmlns:cx3="http://schemas.microsoft.com/office/drawing/2016/5/9/chartex" xmlns:cx4="http://schemas.microsoft.com/office/drawing/2016/5/10/chartex" xmlns:cx5="http://schemas.microsoft.com/office/drawing/2016/5/11/chartex" xmlns:cx6="http://schemas.microsoft.com/office/drawing/2016/5/12/chartex" xmlns:cx7="http://schemas.microsoft.com/office/drawing/2016/5/13/chartex" xmlns:cx8="http://schemas.microsoft.com/office/drawing/2016/5/14/chartex" xmlns:mc="http://schemas.openxmlformats.org/markup-compatibility/2006" xmlns:aink="http://schemas.microsoft.com/office/drawing/2016/ink" xmlns:am3d="http://schemas.microsoft.com/office/drawing/2017/model3d" xmlns:o="urn:schemas-microsoft-com:office:office" xmlns:r="http://schemas.openxmlformats.org/officeDocument/2006/relationships" xmlns:m="http://schemas.openxmlformats.org/officeDocument/2006/math" xmlns:v="urn:schemas-microsoft-com:vml" xmlns:wp14="http://schemas.microsoft.com/office/word/2010/wordprocessingDrawing" xmlns:wp="http://schemas.openxmlformats.org/drawingml/2006/wordprocessingDrawing" xmlns:w10="urn:schemas-microsoft-com:office:word" xmlns:w="http://schemas.openxmlformats.org/wordprocessingml/2006/main" xmlns:w14="http://schemas.microsoft.com/office/word/2010/wordml" xmlns:w15="http://schemas.microsoft.com/office/word/2012/wordml" xmlns:w16cex="http://schemas.microsoft.com/office/word/2018/wordml/cex" xmlns:w16cid="http://schemas.microsoft.com/office/word/2016/wordml/cid" xmlns:w16="http://schemas.microsoft.com/office/word/2018/wordml" xmlns:w16sdtdh="http://schemas.microsoft.com/office/word/2020/wordml/sdtdatahash" xmlns:w16se="http://schemas.microsoft.com/office/word/2015/wordml/symex" xmlns:wpg="http://schemas.microsoft.com/office/word/2010/wordprocessingGroup" xmlns:wpi="http://schemas.microsoft.com/office/word/2010/wordprocessingInk" xmlns:wne="http://schemas.microsoft.com/office/word/2006/wordml" xmlns:wps="http://schemas.microsoft.com/office/word/2010/wordprocessingShape" mc:Ignorable="w14 w15 w16se w16cid w16 w16cex w16sdtdh wp14">
+  <w:abstractNum w:abstractNumId="0" w15:restartNumberingAfterBreak="0">
+    <w:nsid w:val="0000A990"/>
+    <w:multiLevelType w:val="multilevel"/>
+    <w:tmpl w:val="66AAEE42"/>
+    <w:lvl w:ilvl="0">
+      <w:numFmt w:val="bullet"/>
+      <w:lvlText w:val=" "/>
+      <w:lvlJc w:val="left"/>
+      <w:pPr>
+        <w:ind w:left="720" w:hanging="360"/>
+      </w:pPr>
+    </w:lvl>
+    <w:lvl w:ilvl="1">
+      <w:numFmt w:val="bullet"/>
+      <w:lvlText w:val=" "/>
+      <w:lvlJc w:val="left"/>
+      <w:pPr>
+        <w:ind w:left="1440" w:hanging="360"/>
+      </w:pPr>
+    </w:lvl>
+    <w:lvl w:ilvl="2">
+      <w:numFmt w:val="bullet"/>
+      <w:lvlText w:val=" "/>
+      <w:lvlJc w:val="left"/>
+      <w:pPr>
+        <w:ind w:left="2160" w:hanging="360"/>
+      </w:pPr>
+    </w:lvl>
+    <w:lvl w:ilvl="3">
+      <w:numFmt w:val="bullet"/>
+      <w:lvlText w:val=" "/>
+      <w:lvlJc w:val="left"/>
+      <w:pPr>
+        <w:ind w:left="2880" w:hanging="360"/>
+      </w:pPr>
+    </w:lvl>
+    <w:lvl w:ilvl="4">
+      <w:numFmt w:val="bullet"/>
+      <w:lvlText w:val=" "/>
+      <w:lvlJc w:val="left"/>
+      <w:pPr>
+        <w:ind w:left="3600" w:hanging="360"/>
+      </w:pPr>
+    </w:lvl>
+    <w:lvl w:ilvl="5">
+      <w:numFmt w:val="bullet"/>
+      <w:lvlText w:val=" "/>
+      <w:lvlJc w:val="left"/>
+      <w:pPr>
+        <w:ind w:left="4320" w:hanging="360"/>
+      </w:pPr>
+    </w:lvl>
+    <w:lvl w:ilvl="6">
+      <w:numFmt w:val="bullet"/>
+      <w:lvlText w:val=" "/>
+      <w:lvlJc w:val="left"/>
+      <w:pPr>
+        <w:ind w:left="5040" w:hanging="360"/>
+      </w:pPr>
+    </w:lvl>
+    <w:lvl w:ilvl="7">
+      <w:numFmt w:val="bullet"/>
+      <w:lvlText w:val=" "/>
+      <w:lvlJc w:val="left"/>
+      <w:pPr>
+        <w:ind w:left="5760" w:hanging="360"/>
+      </w:pPr>
+    </w:lvl>
+    <w:lvl w:ilvl="8">
+      <w:numFmt w:val="bullet"/>
+      <w:lvlText w:val=" "/>
+      <w:lvlJc w:val="left"/>
+      <w:pPr>
+        <w:ind w:left="6480" w:hanging="360"/>
+      </w:pPr>
+    </w:lvl>
+  </w:abstractNum>
+  <w:abstractNum w:abstractNumId="1" w15:restartNumberingAfterBreak="0">
+    <w:nsid w:val="0000A991"/>
+    <w:multiLevelType w:val="multilevel"/>
+    <w:tmpl w:val="1B40D15E"/>
+    <w:lvl w:ilvl="0">
+      <w:numFmt w:val="bullet"/>
+      <w:lvlText w:val=""/>
+      <w:lvlJc w:val="left"/>
+      <w:pPr>
+        <w:ind w:left="720" w:hanging="360"/>
+      </w:pPr>
+      <w:rPr>
+        <w:rFonts w:ascii="Symbol" w:hAnsi="Symbol" w:cs="Symbol" w:hint="default"/>
+      </w:rPr>
+    </w:lvl>
+    <w:lvl w:ilvl="1">
+      <w:numFmt w:val="bullet"/>
+      <w:lvlText w:val="o"/>
+      <w:lvlJc w:val="left"/>
+      <w:pPr>
+        <w:ind w:left="1440" w:hanging="360"/>
+      </w:pPr>
+      <w:rPr>
+        <w:rFonts w:ascii="Courier New" w:hAnsi="Courier New" w:cs="Courier New" w:hint="default"/>
+      </w:rPr>
+    </w:lvl>
+    <w:lvl w:ilvl="2">
+      <w:numFmt w:val="bullet"/>
+      <w:lvlText w:val=""/>
+      <w:lvlJc w:val="left"/>
+      <w:pPr>
+        <w:ind w:left="2160" w:hanging="360"/>
+      </w:pPr>
+      <w:rPr>
+        <w:rFonts w:ascii="Wingdings" w:hAnsi="Wingdings" w:cs="Wingdings" w:hint="default"/>
+      </w:rPr>
+    </w:lvl>
+    <w:lvl w:ilvl="3">
+      <w:numFmt w:val="bullet"/>
+      <w:lvlText w:val=""/>
+      <w:lvlJc w:val="left"/>
+      <w:pPr>
+        <w:ind w:left="2880" w:hanging="360"/>
+      </w:pPr>
+      <w:rPr>
+        <w:rFonts w:ascii="Symbol" w:hAnsi="Symbol" w:cs="Symbol" w:hint="default"/>
+      </w:rPr>
+    </w:lvl>
+    <w:lvl w:ilvl="4">
+      <w:numFmt w:val="bullet"/>
+      <w:lvlText w:val="o"/>
+      <w:lvlJc w:val="left"/>
+      <w:pPr>
+        <w:ind w:left="3600" w:hanging="360"/>
+      </w:pPr>
+      <w:rPr>
+        <w:rFonts w:ascii="Courier New" w:hAnsi="Courier New" w:cs="Courier New" w:hint="default"/>
+      </w:rPr>
+    </w:lvl>
+    <w:lvl w:ilvl="5">
+      <w:numFmt w:val="bullet"/>
+      <w:lvlText w:val=""/>
+      <w:lvlJc w:val="left"/>
+      <w:pPr>
+        <w:ind w:left="4320" w:hanging="360"/>
+      </w:pPr>
+      <w:rPr>
+        <w:rFonts w:ascii="Wingdings" w:hAnsi="Wingdings" w:cs="Wingdings" w:hint="default"/>
+      </w:rPr>
+    </w:lvl>
+    <w:lvl w:ilvl="6">
+      <w:numFmt w:val="bullet"/>
+      <w:lvlText w:val=""/>
+      <w:lvlJc w:val="left"/>
+      <w:pPr>
+        <w:ind w:left="5040" w:hanging="360"/>
+      </w:pPr>
+      <w:rPr>
+        <w:rFonts w:ascii="Symbol" w:hAnsi="Symbol" w:cs="Symbol" w:hint="default"/>
+      </w:rPr>
+    </w:lvl>
+    <w:lvl w:ilvl="7">
+      <w:numFmt w:val="bullet"/>
+      <w:lvlText w:val="o"/>
+      <w:lvlJc w:val="left"/>
+      <w:pPr>
+        <w:ind w:left="5760" w:hanging="360"/>
+      </w:pPr>
+      <w:rPr>
+        <w:rFonts w:ascii="Courier New" w:hAnsi="Courier New" w:cs="Courier New" w:hint="default"/>
+      </w:rPr>
+    </w:lvl>
+    <w:lvl w:ilvl="8">
+      <w:numFmt w:val="bullet"/>
+      <w:lvlText w:val=""/>
+      <w:lvlJc w:val="left"/>
+      <w:pPr>
+        <w:ind w:left="6480" w:hanging="360"/>
+      </w:pPr>
+      <w:rPr>
+        <w:rFonts w:ascii="Wingdings" w:hAnsi="Wingdings" w:cs="Wingdings" w:hint="default"/>
+      </w:rPr>
+    </w:lvl>
+  </w:abstractNum>
+  <w:num w:numId="1">
+    <w:abstractNumId w:val="0"/>
+  </w:num>
+  <w:num w:numId="2">
+    <w:abstractNumId w:val="1"/>
+  </w:num>
+</w:numbering>
+</file>
+
 <file path=word/styles.xml><?xml version="1.0" encoding="utf-8"?>
-<w:styles xmlns:mc="http://schemas.openxmlformats.org/markup-compatibility/2006" xmlns:o="urn:schemas-microsoft-com:office:office" xmlns:r="http://schemas.openxmlformats.org/officeDocument/2006/relationships" xmlns:m="http://schemas.openxmlformats.org/officeDocument/2006/math" xmlns:v="urn:schemas-microsoft-com:vml" xmlns:w="http://schemas.openxmlformats.org/wordprocessingml/2006/main" xmlns:w14="http://schemas.microsoft.com/office/word/2010/wordml" xmlns:w10="urn:schemas-microsoft-com:office:word" xmlns:sl="http://schemas.openxmlformats.org/schemaLibrary/2006/main" xmlns:wpsCustomData="http://www.wps.cn/officeDocument/2013/wpsCustomData" mc:Ignorable="w14">
+<w:styles xmlns:mc="http://schemas.openxmlformats.org/markup-compatibility/2006" xmlns:r="http://schemas.openxmlformats.org/officeDocument/2006/relationships" xmlns:w="http://schemas.openxmlformats.org/wordprocessingml/2006/main" xmlns:w14="http://schemas.microsoft.com/office/word/2010/wordml" xmlns:w15="http://schemas.microsoft.com/office/word/2012/wordml" xmlns:w16cex="http://schemas.microsoft.com/office/word/2018/wordml/cex" xmlns:w16cid="http://schemas.microsoft.com/office/word/2016/wordml/cid" xmlns:w16="http://schemas.microsoft.com/office/word/2018/wordml" xmlns:w16sdtdh="http://schemas.microsoft.com/office/word/2020/wordml/sdtdatahash" xmlns:w16se="http://schemas.microsoft.com/office/word/2015/wordml/symex" mc:Ignorable="w14 w15 w16se w16cid w16 w16cex w16sdtdh">
   <w:docDefaults>
     <w:rPrDefault>
       <w:rPr>
-        <w:rFonts w:ascii="Times New Roman" w:hAnsi="Times New Roman" w:eastAsia="SimSun" w:cs="Times New Roman"/>
+        <w:rFonts w:ascii="Times New Roman" w:eastAsia="SimSun" w:hAnsi="Times New Roman" w:cs="Times New Roman"/>
+        <w:lang w:val="ru-RU" w:eastAsia="ru-RU" w:bidi="ar-SA"/>
       </w:rPr>
     </w:rPrDefault>
     <w:pPrDefault/>
   </w:docDefaults>
-  <w:latentStyles w:count="260" w:defQFormat="0" w:defUnhideWhenUsed="1" w:defSemiHidden="1" w:defUIPriority="99" w:defLockedState="0">
-    <w:lsdException w:qFormat="1" w:unhideWhenUsed="0" w:uiPriority="0" w:semiHidden="0" w:name="Normal"/>
-    <w:lsdException w:qFormat="1" w:unhideWhenUsed="0" w:uiPriority="0" w:semiHidden="0" w:name="heading 1"/>
-    <w:lsdException w:qFormat="1" w:unhideWhenUsed="0" w:uiPriority="0" w:semiHidden="0" w:name="heading 2"/>
-    <w:lsdException w:qFormat="1" w:uiPriority="9" w:semiHidden="0" w:name="heading 3"/>
-    <w:lsdException w:qFormat="1" w:unhideWhenUsed="0" w:uiPriority="0" w:semiHidden="0" w:name="heading 4"/>
-    <w:lsdException w:qFormat="1" w:uiPriority="9" w:name="heading 5"/>
-    <w:lsdException w:qFormat="1" w:uiPriority="9" w:name="heading 6"/>
-    <w:lsdException w:qFormat="1" w:uiPriority="9" w:name="heading 7"/>
-    <w:lsdException w:qFormat="1" w:uiPriority="9" w:name="heading 8"/>
-    <w:lsdException w:qFormat="1" w:uiPriority="9" w:name="heading 9"/>
-    <w:lsdException w:uiPriority="99" w:name="index 1"/>
-    <w:lsdException w:uiPriority="99" w:name="index 2"/>
-    <w:lsdException w:uiPriority="99" w:name="index 3"/>
-    <w:lsdException w:uiPriority="99" w:name="index 4"/>
-    <w:lsdException w:uiPriority="99" w:name="index 5"/>
-    <w:lsdException w:uiPriority="99" w:name="index 6"/>
-    <w:lsdException w:uiPriority="99" w:name="index 7"/>
-    <w:lsdException w:uiPriority="99" w:name="index 8"/>
-    <w:lsdException w:uiPriority="99" w:name="index 9"/>
-    <w:lsdException w:uiPriority="39" w:name="toc 1"/>
-    <w:lsdException w:uiPriority="39" w:name="toc 2"/>
-    <w:lsdException w:uiPriority="39" w:name="toc 3"/>
-    <w:lsdException w:uiPriority="39" w:name="toc 4"/>
-    <w:lsdException w:uiPriority="39" w:name="toc 5"/>
-    <w:lsdException w:uiPriority="39" w:name="toc 6"/>
-    <w:lsdException w:uiPriority="39" w:name="toc 7"/>
-    <w:lsdException w:uiPriority="39" w:name="toc 8"/>
-    <w:lsdException w:uiPriority="39" w:name="toc 9"/>
-    <w:lsdException w:uiPriority="99" w:name="Normal Indent"/>
-    <w:lsdException w:qFormat="1" w:unhideWhenUsed="0" w:uiPriority="0" w:name="footnote text"/>
-    <w:lsdException w:uiPriority="99" w:name="annotation text"/>
-    <w:lsdException w:qFormat="1" w:unhideWhenUsed="0" w:uiPriority="0" w:semiHidden="0" w:name="header"/>
-    <w:lsdException w:qFormat="1" w:unhideWhenUsed="0" w:uiPriority="99" w:semiHidden="0" w:name="footer"/>
-    <w:lsdException w:uiPriority="99" w:name="index heading"/>
-    <w:lsdException w:qFormat="1" w:uiPriority="35" w:name="caption"/>
-    <w:lsdException w:uiPriority="99" w:name="table of figures"/>
-    <w:lsdException w:uiPriority="99" w:name="envelope address"/>
-    <w:lsdException w:uiPriority="99" w:name="envelope return"/>
-    <w:lsdException w:qFormat="1" w:unhideWhenUsed="0" w:uiPriority="0" w:name="footnote reference"/>
-    <w:lsdException w:uiPriority="99" w:name="annotation reference"/>
-    <w:lsdException w:qFormat="1" w:uiPriority="99" w:name="line number"/>
-    <w:lsdException w:qFormat="1" w:unhideWhenUsed="0" w:uiPriority="0" w:semiHidden="0" w:name="page number"/>
-    <w:lsdException w:uiPriority="99" w:name="endnote reference"/>
-    <w:lsdException w:uiPriority="99" w:name="endnote text"/>
-    <w:lsdException w:uiPriority="99" w:name="table of authorities"/>
-    <w:lsdException w:uiPriority="99" w:name="macro"/>
-    <w:lsdException w:uiPriority="99" w:name="toa heading"/>
-    <w:lsdException w:uiPriority="99" w:name="List"/>
-    <w:lsdException w:uiPriority="99" w:name="List Bullet"/>
-    <w:lsdException w:uiPriority="99" w:name="List Number"/>
-    <w:lsdException w:uiPriority="99" w:name="List 2"/>
-    <w:lsdException w:uiPriority="99" w:name="List 3"/>
-    <w:lsdException w:uiPriority="99" w:name="List 4"/>
-    <w:lsdException w:uiPriority="99" w:name="List 5"/>
-    <w:lsdException w:uiPriority="99" w:name="List Bullet 2"/>
-    <w:lsdException w:uiPriority="99" w:name="List Bullet 3"/>
-    <w:lsdException w:uiPriority="99" w:name="List Bullet 4"/>
-    <w:lsdException w:uiPriority="99" w:name="List Bullet 5"/>
-    <w:lsdException w:uiPriority="99" w:name="List Number 2"/>
-    <w:lsdException w:uiPriority="99" w:name="List Number 3"/>
-    <w:lsdException w:uiPriority="99" w:name="List Number 4"/>
-    <w:lsdException w:uiPriority="99" w:name="List Number 5"/>
-    <w:lsdException w:qFormat="1" w:unhideWhenUsed="0" w:uiPriority="0" w:semiHidden="0" w:name="Title"/>
-    <w:lsdException w:uiPriority="99" w:name="Closing"/>
-    <w:lsdException w:uiPriority="99" w:name="Signature"/>
-    <w:lsdException w:qFormat="1" w:uiPriority="1" w:name="Default Paragraph Font"/>
-    <w:lsdException w:qFormat="1" w:unhideWhenUsed="0" w:uiPriority="0" w:semiHidden="0" w:name="Body Text"/>
-    <w:lsdException w:qFormat="1" w:unhideWhenUsed="0" w:uiPriority="0" w:semiHidden="0" w:name="Body Text Indent"/>
-    <w:lsdException w:uiPriority="99" w:name="List Continue"/>
-    <w:lsdException w:uiPriority="99" w:name="List Continue 2"/>
-    <w:lsdException w:uiPriority="99" w:name="List Continue 3"/>
-    <w:lsdException w:uiPriority="99" w:name="List Continue 4"/>
-    <w:lsdException w:uiPriority="99" w:name="List Continue 5"/>
-    <w:lsdException w:uiPriority="99" w:name="Message Header"/>
-    <w:lsdException w:qFormat="1" w:unhideWhenUsed="0" w:uiPriority="11" w:semiHidden="0" w:name="Subtitle"/>
-    <w:lsdException w:uiPriority="99" w:name="Salutation"/>
-    <w:lsdException w:uiPriority="99" w:name="Date"/>
-    <w:lsdException w:uiPriority="99" w:name="Body Text First Indent"/>
-    <w:lsdException w:uiPriority="99" w:name="Body Text First Indent 2"/>
-    <w:lsdException w:uiPriority="99" w:name="Note Heading"/>
-    <w:lsdException w:qFormat="1" w:unhideWhenUsed="0" w:uiPriority="0" w:semiHidden="0" w:name="Body Text 2"/>
-    <w:lsdException w:qFormat="1" w:unhideWhenUsed="0" w:uiPriority="0" w:semiHidden="0" w:name="Body Text 3"/>
-    <w:lsdException w:qFormat="1" w:unhideWhenUsed="0" w:uiPriority="0" w:semiHidden="0" w:name="Body Text Indent 2"/>
-    <w:lsdException w:qFormat="1" w:unhideWhenUsed="0" w:uiPriority="0" w:semiHidden="0" w:name="Body Text Indent 3"/>
-    <w:lsdException w:uiPriority="99" w:name="Block Text"/>
-    <w:lsdException w:qFormat="1" w:unhideWhenUsed="0" w:uiPriority="0" w:semiHidden="0" w:name="Hyperlink"/>
-    <w:lsdException w:qFormat="1" w:unhideWhenUsed="0" w:uiPriority="0" w:semiHidden="0" w:name="FollowedHyperlink"/>
-    <w:lsdException w:qFormat="1" w:unhideWhenUsed="0" w:uiPriority="0" w:semiHidden="0" w:name="Strong"/>
-    <w:lsdException w:qFormat="1" w:unhideWhenUsed="0" w:uiPriority="0" w:semiHidden="0" w:name="Emphasis"/>
-    <w:lsdException w:uiPriority="99" w:name="Document Map"/>
-    <w:lsdException w:qFormat="1" w:unhideWhenUsed="0" w:uiPriority="0" w:semiHidden="0" w:name="Plain Text"/>
-    <w:lsdException w:uiPriority="99" w:name="E-mail Signature"/>
-    <w:lsdException w:qFormat="1" w:unhideWhenUsed="0" w:uiPriority="0" w:semiHidden="0" w:name="Normal (Web)"/>
-    <w:lsdException w:uiPriority="99" w:name="HTML Acronym"/>
-    <w:lsdException w:uiPriority="99" w:name="HTML Address"/>
-    <w:lsdException w:uiPriority="99" w:name="HTML Cite"/>
-    <w:lsdException w:uiPriority="99" w:name="HTML Code"/>
-    <w:lsdException w:uiPriority="99" w:name="HTML Definition"/>
-    <w:lsdException w:uiPriority="99" w:name="HTML Keyboard"/>
-    <w:lsdException w:uiPriority="99" w:name="HTML Preformatted"/>
-    <w:lsdException w:uiPriority="99" w:name="HTML Sample"/>
-    <w:lsdException w:uiPriority="99" w:name="HTML Typewriter"/>
-    <w:lsdException w:uiPriority="99" w:name="HTML Variable"/>
-    <w:lsdException w:qFormat="1" w:uiPriority="99" w:name="Normal Table"/>
-    <w:lsdException w:uiPriority="99" w:name="annotation subject"/>
-    <w:lsdException w:uiPriority="99" w:name="Table Simple 1"/>
-    <w:lsdException w:uiPriority="99" w:name="Table Simple 2"/>
-    <w:lsdException w:uiPriority="99" w:name="Table Simple 3"/>
-    <w:lsdException w:uiPriority="99" w:name="Table Classic 1"/>
-    <w:lsdException w:uiPriority="99" w:name="Table Classic 2"/>
-    <w:lsdException w:uiPriority="99" w:name="Table Classic 3"/>
-    <w:lsdException w:uiPriority="99" w:name="Table Classic 4"/>
-    <w:lsdException w:uiPriority="99" w:name="Table Colorful 1"/>
-    <w:lsdException w:uiPriority="99" w:name="Table Colorful 2"/>
-    <w:lsdException w:uiPriority="99" w:name="Table Colorful 3"/>
-    <w:lsdException w:uiPriority="99" w:name="Table Columns 1"/>
-    <w:lsdException w:uiPriority="99" w:name="Table Columns 2"/>
-    <w:lsdException w:uiPriority="99" w:name="Table Columns 3"/>
-    <w:lsdException w:uiPriority="99" w:name="Table Columns 4"/>
-    <w:lsdException w:uiPriority="99" w:name="Table Columns 5"/>
-    <w:lsdException w:uiPriority="99" w:name="Table Grid 1"/>
-    <w:lsdException w:uiPriority="99" w:name="Table Grid 2"/>
-    <w:lsdException w:uiPriority="99" w:name="Table Grid 3"/>
-    <w:lsdException w:uiPriority="99" w:name="Table Grid 4"/>
-    <w:lsdException w:uiPriority="99" w:name="Table Grid 5"/>
-    <w:lsdException w:uiPriority="99" w:name="Table Grid 6"/>
-    <w:lsdException w:uiPriority="99" w:name="Table Grid 7"/>
-    <w:lsdException w:uiPriority="99" w:name="Table Grid 8"/>
-    <w:lsdException w:uiPriority="99" w:name="Table List 1"/>
-    <w:lsdException w:uiPriority="99" w:name="Table List 2"/>
-    <w:lsdException w:uiPriority="99" w:name="Table List 3"/>
-    <w:lsdException w:uiPriority="99" w:name="Table List 4"/>
-    <w:lsdException w:uiPriority="99" w:name="Table List 5"/>
-    <w:lsdException w:uiPriority="99" w:name="Table List 6"/>
-    <w:lsdException w:uiPriority="99" w:name="Table List 7"/>
-    <w:lsdException w:uiPriority="99" w:name="Table List 8"/>
-    <w:lsdException w:uiPriority="99" w:name="Table 3D effects 1"/>
-    <w:lsdException w:uiPriority="99" w:name="Table 3D effects 2"/>
-    <w:lsdException w:uiPriority="99" w:name="Table 3D effects 3"/>
-    <w:lsdException w:uiPriority="99" w:name="Table Contemporary"/>
-    <w:lsdException w:uiPriority="99" w:name="Table Elegant"/>
-    <w:lsdException w:uiPriority="99" w:name="Table Professional"/>
-    <w:lsdException w:uiPriority="99" w:name="Table Subtle 1"/>
-    <w:lsdException w:uiPriority="99" w:name="Table Subtle 2"/>
-    <w:lsdException w:uiPriority="99" w:name="Table Web 1"/>
-    <w:lsdException w:uiPriority="99" w:name="Table Web 2"/>
-    <w:lsdException w:uiPriority="99" w:name="Table Web 3"/>
-    <w:lsdException w:qFormat="1" w:unhideWhenUsed="0" w:uiPriority="0" w:name="Balloon Text"/>
-    <w:lsdException w:qFormat="1" w:unhideWhenUsed="0" w:uiPriority="0" w:semiHidden="0" w:name="Table Grid"/>
-    <w:lsdException w:uiPriority="99" w:name="Table Theme"/>
-    <w:lsdException w:qFormat="1" w:unhideWhenUsed="0" w:uiPriority="60" w:semiHidden="0" w:name="Light Shading"/>
+  <w:latentStyles w:defLockedState="0" w:defUIPriority="99" w:defSemiHidden="0" w:defUnhideWhenUsed="0" w:defQFormat="0" w:count="376">
+    <w:lsdException w:name="Normal" w:uiPriority="0" w:qFormat="1"/>
+    <w:lsdException w:name="heading 1" w:uiPriority="0" w:qFormat="1"/>
+    <w:lsdException w:name="heading 2" w:uiPriority="0" w:qFormat="1"/>
+    <w:lsdException w:name="heading 3" w:uiPriority="9" w:unhideWhenUsed="1" w:qFormat="1"/>
+    <w:lsdException w:name="heading 4" w:uiPriority="0" w:qFormat="1"/>
+    <w:lsdException w:name="heading 5" w:semiHidden="1" w:uiPriority="9" w:unhideWhenUsed="1" w:qFormat="1"/>
+    <w:lsdException w:name="heading 6" w:semiHidden="1" w:uiPriority="9" w:unhideWhenUsed="1" w:qFormat="1"/>
+    <w:lsdException w:name="heading 7" w:semiHidden="1" w:uiPriority="9" w:unhideWhenUsed="1" w:qFormat="1"/>
+    <w:lsdException w:name="heading 8" w:semiHidden="1" w:uiPriority="9" w:unhideWhenUsed="1" w:qFormat="1"/>
+    <w:lsdException w:name="heading 9" w:semiHidden="1" w:uiPriority="9" w:unhideWhenUsed="1" w:qFormat="1"/>
+    <w:lsdException w:name="index 1" w:semiHidden="1" w:unhideWhenUsed="1"/>
+    <w:lsdException w:name="index 2" w:semiHidden="1" w:unhideWhenUsed="1"/>
+    <w:lsdException w:name="index 3" w:semiHidden="1" w:unhideWhenUsed="1"/>
+    <w:lsdException w:name="index 4" w:semiHidden="1" w:unhideWhenUsed="1"/>
+    <w:lsdException w:name="index 5" w:semiHidden="1" w:unhideWhenUsed="1"/>
+    <w:lsdException w:name="index 6" w:semiHidden="1" w:unhideWhenUsed="1"/>
+    <w:lsdException w:name="index 7" w:semiHidden="1" w:unhideWhenUsed="1"/>
+    <w:lsdException w:name="index 8" w:semiHidden="1" w:unhideWhenUsed="1"/>
+    <w:lsdException w:name="index 9" w:semiHidden="1" w:unhideWhenUsed="1"/>
+    <w:lsdException w:name="toc 1" w:semiHidden="1" w:uiPriority="39" w:unhideWhenUsed="1"/>
+    <w:lsdException w:name="toc 2" w:semiHidden="1" w:uiPriority="39" w:unhideWhenUsed="1"/>
+    <w:lsdException w:name="toc 3" w:semiHidden="1" w:uiPriority="39" w:unhideWhenUsed="1"/>
+    <w:lsdException w:name="toc 4" w:semiHidden="1" w:uiPriority="39" w:unhideWhenUsed="1"/>
+    <w:lsdException w:name="toc 5" w:semiHidden="1" w:uiPriority="39" w:unhideWhenUsed="1"/>
+    <w:lsdException w:name="toc 6" w:semiHidden="1" w:uiPriority="39" w:unhideWhenUsed="1"/>
+    <w:lsdException w:name="toc 7" w:semiHidden="1" w:uiPriority="39" w:unhideWhenUsed="1"/>
+    <w:lsdException w:name="toc 8" w:semiHidden="1" w:uiPriority="39" w:unhideWhenUsed="1"/>
+    <w:lsdException w:name="toc 9" w:semiHidden="1" w:uiPriority="39" w:unhideWhenUsed="1"/>
+    <w:lsdException w:name="Normal Indent" w:semiHidden="1" w:unhideWhenUsed="1"/>
+    <w:lsdException w:name="footnote text" w:semiHidden="1" w:uiPriority="0" w:qFormat="1"/>
+    <w:lsdException w:name="annotation text" w:semiHidden="1" w:unhideWhenUsed="1"/>
+    <w:lsdException w:name="header" w:uiPriority="0" w:qFormat="1"/>
+    <w:lsdException w:name="footer" w:qFormat="1"/>
+    <w:lsdException w:name="index heading" w:semiHidden="1" w:unhideWhenUsed="1"/>
+    <w:lsdException w:name="caption" w:semiHidden="1" w:uiPriority="35" w:unhideWhenUsed="1" w:qFormat="1"/>
+    <w:lsdException w:name="table of figures" w:semiHidden="1" w:unhideWhenUsed="1"/>
+    <w:lsdException w:name="envelope address" w:semiHidden="1" w:unhideWhenUsed="1"/>
+    <w:lsdException w:name="envelope return" w:semiHidden="1" w:unhideWhenUsed="1"/>
+    <w:lsdException w:name="footnote reference" w:semiHidden="1" w:uiPriority="0" w:qFormat="1"/>
+    <w:lsdException w:name="annotation reference" w:semiHidden="1" w:unhideWhenUsed="1"/>
+    <w:lsdException w:name="line number" w:semiHidden="1" w:unhideWhenUsed="1"/>
+    <w:lsdException w:name="page number" w:uiPriority="0" w:qFormat="1"/>
+    <w:lsdException w:name="endnote reference" w:semiHidden="1" w:unhideWhenUsed="1"/>
+    <w:lsdException w:name="endnote text" w:semiHidden="1" w:unhideWhenUsed="1"/>
+    <w:lsdException w:name="table of authorities" w:semiHidden="1" w:unhideWhenUsed="1"/>
+    <w:lsdException w:name="macro" w:semiHidden="1" w:unhideWhenUsed="1"/>
+    <w:lsdException w:name="toa heading" w:semiHidden="1" w:unhideWhenUsed="1"/>
+    <w:lsdException w:name="List" w:semiHidden="1" w:unhideWhenUsed="1"/>
+    <w:lsdException w:name="List Bullet" w:semiHidden="1" w:unhideWhenUsed="1"/>
+    <w:lsdException w:name="List Number" w:semiHidden="1" w:unhideWhenUsed="1"/>
+    <w:lsdException w:name="List 2" w:semiHidden="1" w:unhideWhenUsed="1"/>
+    <w:lsdException w:name="List 3" w:semiHidden="1" w:unhideWhenUsed="1"/>
+    <w:lsdException w:name="List 4" w:semiHidden="1" w:unhideWhenUsed="1"/>
+    <w:lsdException w:name="List 5" w:semiHidden="1" w:unhideWhenUsed="1"/>
+    <w:lsdException w:name="List Bullet 2" w:semiHidden="1" w:unhideWhenUsed="1"/>
+    <w:lsdException w:name="List Bullet 3" w:semiHidden="1" w:unhideWhenUsed="1"/>
+    <w:lsdException w:name="List Bullet 4" w:semiHidden="1" w:unhideWhenUsed="1"/>
+    <w:lsdException w:name="List Bullet 5" w:semiHidden="1" w:unhideWhenUsed="1"/>
+    <w:lsdException w:name="List Number 2" w:semiHidden="1" w:unhideWhenUsed="1"/>
+    <w:lsdException w:name="List Number 3" w:semiHidden="1" w:unhideWhenUsed="1"/>
+    <w:lsdException w:name="List Number 4" w:semiHidden="1" w:unhideWhenUsed="1"/>
+    <w:lsdException w:name="List Number 5" w:semiHidden="1" w:unhideWhenUsed="1"/>
+    <w:lsdException w:name="Title" w:uiPriority="0" w:qFormat="1"/>
+    <w:lsdException w:name="Closing" w:semiHidden="1" w:unhideWhenUsed="1"/>
+    <w:lsdException w:name="Signature" w:semiHidden="1" w:unhideWhenUsed="1"/>
+    <w:lsdException w:name="Default Paragraph Font" w:semiHidden="1" w:uiPriority="1" w:unhideWhenUsed="1" w:qFormat="1"/>
+    <w:lsdException w:name="Body Text" w:uiPriority="0"/>
+    <w:lsdException w:name="Body Text Indent" w:uiPriority="0" w:qFormat="1"/>
+    <w:lsdException w:name="List Continue" w:semiHidden="1" w:unhideWhenUsed="1"/>
+    <w:lsdException w:name="List Continue 2" w:semiHidden="1" w:unhideWhenUsed="1"/>
+    <w:lsdException w:name="List Continue 3" w:semiHidden="1" w:unhideWhenUsed="1"/>
+    <w:lsdException w:name="List Continue 4" w:semiHidden="1" w:unhideWhenUsed="1"/>
+    <w:lsdException w:name="List Continue 5" w:semiHidden="1" w:unhideWhenUsed="1"/>
+    <w:lsdException w:name="Message Header" w:semiHidden="1" w:unhideWhenUsed="1"/>
+    <w:lsdException w:name="Subtitle" w:uiPriority="11" w:qFormat="1"/>
+    <w:lsdException w:name="Salutation" w:semiHidden="1" w:unhideWhenUsed="1"/>
+    <w:lsdException w:name="Date" w:semiHidden="1" w:unhideWhenUsed="1"/>
+    <w:lsdException w:name="Body Text First Indent" w:semiHidden="1" w:unhideWhenUsed="1"/>
+    <w:lsdException w:name="Body Text First Indent 2" w:semiHidden="1" w:unhideWhenUsed="1"/>
+    <w:lsdException w:name="Note Heading" w:semiHidden="1" w:unhideWhenUsed="1"/>
+    <w:lsdException w:name="Body Text 2" w:uiPriority="0" w:qFormat="1"/>
+    <w:lsdException w:name="Body Text 3" w:uiPriority="0" w:qFormat="1"/>
+    <w:lsdException w:name="Body Text Indent 2" w:uiPriority="0"/>
+    <w:lsdException w:name="Body Text Indent 3" w:uiPriority="0" w:qFormat="1"/>
+    <w:lsdException w:name="Block Text" w:semiHidden="1" w:unhideWhenUsed="1"/>
+    <w:lsdException w:name="Hyperlink" w:uiPriority="0" w:qFormat="1"/>
+    <w:lsdException w:name="FollowedHyperlink" w:uiPriority="0" w:qFormat="1"/>
+    <w:lsdException w:name="Strong" w:uiPriority="0" w:qFormat="1"/>
+    <w:lsdException w:name="Emphasis" w:uiPriority="0" w:qFormat="1"/>
+    <w:lsdException w:name="Document Map" w:semiHidden="1" w:unhideWhenUsed="1"/>
+    <w:lsdException w:name="Plain Text" w:uiPriority="0" w:qFormat="1"/>
+    <w:lsdException w:name="E-mail Signature" w:semiHidden="1" w:unhideWhenUsed="1"/>
+    <w:lsdException w:name="HTML Top of Form" w:semiHidden="1" w:unhideWhenUsed="1"/>
+    <w:lsdException w:name="HTML Bottom of Form" w:semiHidden="1" w:unhideWhenUsed="1"/>
+    <w:lsdException w:name="Normal (Web)" w:uiPriority="0"/>
+    <w:lsdException w:name="HTML Acronym" w:semiHidden="1" w:unhideWhenUsed="1"/>
+    <w:lsdException w:name="HTML Address" w:semiHidden="1" w:unhideWhenUsed="1"/>
+    <w:lsdException w:name="HTML Cite" w:semiHidden="1" w:unhideWhenUsed="1"/>
+    <w:lsdException w:name="HTML Code" w:semiHidden="1" w:unhideWhenUsed="1"/>
+    <w:lsdException w:name="HTML Definition" w:semiHidden="1" w:unhideWhenUsed="1"/>
+    <w:lsdException w:name="HTML Keyboard" w:semiHidden="1" w:unhideWhenUsed="1"/>
+    <w:lsdException w:name="HTML Preformatted" w:semiHidden="1" w:unhideWhenUsed="1"/>
+    <w:lsdException w:name="HTML Sample" w:semiHidden="1" w:unhideWhenUsed="1"/>
+    <w:lsdException w:name="HTML Typewriter" w:semiHidden="1" w:unhideWhenUsed="1"/>
+    <w:lsdException w:name="HTML Variable" w:semiHidden="1" w:unhideWhenUsed="1"/>
+    <w:lsdException w:name="Normal Table" w:semiHidden="1" w:unhideWhenUsed="1" w:qFormat="1"/>
+    <w:lsdException w:name="annotation subject" w:semiHidden="1" w:unhideWhenUsed="1"/>
+    <w:lsdException w:name="No List" w:semiHidden="1" w:unhideWhenUsed="1"/>
+    <w:lsdException w:name="Outline List 1" w:semiHidden="1" w:unhideWhenUsed="1"/>
+    <w:lsdException w:name="Outline List 2" w:semiHidden="1" w:unhideWhenUsed="1"/>
+    <w:lsdException w:name="Outline List 3" w:semiHidden="1" w:unhideWhenUsed="1"/>
+    <w:lsdException w:name="Table Simple 1" w:semiHidden="1" w:unhideWhenUsed="1"/>
+    <w:lsdException w:name="Table Simple 2" w:semiHidden="1" w:unhideWhenUsed="1"/>
+    <w:lsdException w:name="Table Simple 3" w:semiHidden="1" w:unhideWhenUsed="1"/>
+    <w:lsdException w:name="Table Classic 1" w:semiHidden="1" w:unhideWhenUsed="1"/>
+    <w:lsdException w:name="Table Classic 2" w:semiHidden="1" w:unhideWhenUsed="1"/>
+    <w:lsdException w:name="Table Classic 3" w:semiHidden="1" w:unhideWhenUsed="1"/>
+    <w:lsdException w:name="Table Classic 4" w:semiHidden="1" w:unhideWhenUsed="1"/>
+    <w:lsdException w:name="Table Colorful 1" w:semiHidden="1" w:unhideWhenUsed="1"/>
+    <w:lsdException w:name="Table Colorful 2" w:semiHidden="1" w:unhideWhenUsed="1"/>
+    <w:lsdException w:name="Table Colorful 3" w:semiHidden="1" w:unhideWhenUsed="1"/>
+    <w:lsdException w:name="Table Columns 1" w:semiHidden="1" w:unhideWhenUsed="1"/>
+    <w:lsdException w:name="Table Columns 2" w:semiHidden="1" w:unhideWhenUsed="1"/>
+    <w:lsdException w:name="Table Columns 3" w:semiHidden="1" w:unhideWhenUsed="1"/>
+    <w:lsdException w:name="Table Columns 4" w:semiHidden="1" w:unhideWhenUsed="1"/>
+    <w:lsdException w:name="Table Columns 5" w:semiHidden="1" w:unhideWhenUsed="1"/>
+    <w:lsdException w:name="Table Grid 1" w:semiHidden="1" w:unhideWhenUsed="1"/>
+    <w:lsdException w:name="Table Grid 2" w:semiHidden="1" w:unhideWhenUsed="1"/>
+    <w:lsdException w:name="Table Grid 3" w:semiHidden="1" w:unhideWhenUsed="1"/>
+    <w:lsdException w:name="Table Grid 4" w:semiHidden="1" w:unhideWhenUsed="1"/>
+    <w:lsdException w:name="Table Grid 5" w:semiHidden="1" w:unhideWhenUsed="1"/>
+    <w:lsdException w:name="Table Grid 6" w:semiHidden="1" w:unhideWhenUsed="1"/>
+    <w:lsdException w:name="Table Grid 7" w:semiHidden="1" w:unhideWhenUsed="1"/>
+    <w:lsdException w:name="Table Grid 8" w:semiHidden="1" w:unhideWhenUsed="1"/>
+    <w:lsdException w:name="Table List 1" w:semiHidden="1" w:unhideWhenUsed="1"/>
+    <w:lsdException w:name="Table List 2" w:semiHidden="1" w:unhideWhenUsed="1"/>
+    <w:lsdException w:name="Table List 3" w:semiHidden="1" w:unhideWhenUsed="1"/>
+    <w:lsdException w:name="Table List 4" w:semiHidden="1" w:unhideWhenUsed="1"/>
+    <w:lsdException w:name="Table List 5" w:semiHidden="1" w:unhideWhenUsed="1"/>
+    <w:lsdException w:name="Table List 6" w:semiHidden="1" w:unhideWhenUsed="1"/>
+    <w:lsdException w:name="Table List 7" w:semiHidden="1" w:unhideWhenUsed="1"/>
+    <w:lsdException w:name="Table List 8" w:semiHidden="1" w:unhideWhenUsed="1"/>
+    <w:lsdException w:name="Table 3D effects 1" w:semiHidden="1" w:unhideWhenUsed="1"/>
+    <w:lsdException w:name="Table 3D effects 2" w:semiHidden="1" w:unhideWhenUsed="1"/>
+    <w:lsdException w:name="Table 3D effects 3" w:semiHidden="1" w:unhideWhenUsed="1"/>
+    <w:lsdException w:name="Table Contemporary" w:semiHidden="1" w:unhideWhenUsed="1"/>
+    <w:lsdException w:name="Table Elegant" w:semiHidden="1" w:unhideWhenUsed="1"/>
+    <w:lsdException w:name="Table Professional" w:semiHidden="1" w:unhideWhenUsed="1"/>
+    <w:lsdException w:name="Table Subtle 1" w:semiHidden="1" w:unhideWhenUsed="1"/>
+    <w:lsdException w:name="Table Subtle 2" w:semiHidden="1" w:unhideWhenUsed="1"/>
+    <w:lsdException w:name="Table Web 1" w:semiHidden="1" w:unhideWhenUsed="1"/>
+    <w:lsdException w:name="Table Web 2" w:semiHidden="1" w:unhideWhenUsed="1"/>
+    <w:lsdException w:name="Table Web 3" w:semiHidden="1" w:unhideWhenUsed="1"/>
+    <w:lsdException w:name="Balloon Text" w:semiHidden="1" w:uiPriority="0" w:qFormat="1"/>
+    <w:lsdException w:name="Table Grid" w:uiPriority="0" w:qFormat="1"/>
+    <w:lsdException w:name="Table Theme" w:semiHidden="1" w:unhideWhenUsed="1"/>
+    <w:lsdException w:name="Placeholder Text" w:semiHidden="1"/>
+    <w:lsdException w:name="Light Shading" w:uiPriority="60" w:qFormat="1"/>
+    <w:lsdException w:name="Light List"/>
+    <w:lsdException w:name="Light Grid"/>
+    <w:lsdException w:name="Medium Shading 1"/>
+    <w:lsdException w:name="Medium Shading 2"/>
+    <w:lsdException w:name="Medium List 1"/>
+    <w:lsdException w:name="Medium List 2"/>
+    <w:lsdException w:name="Medium Grid 1"/>
+    <w:lsdException w:name="Medium Grid 2"/>
+    <w:lsdException w:name="Medium Grid 3"/>
+    <w:lsdException w:name="Dark List"/>
+    <w:lsdException w:name="Colorful Shading"/>
+    <w:lsdException w:name="Colorful List"/>
+    <w:lsdException w:name="Colorful Grid"/>
+    <w:lsdException w:name="Light Shading Accent 1"/>
+    <w:lsdException w:name="Light List Accent 1"/>
+    <w:lsdException w:name="Light Grid Accent 1"/>
+    <w:lsdException w:name="Medium Shading 1 Accent 1"/>
+    <w:lsdException w:name="Medium Shading 2 Accent 1"/>
+    <w:lsdException w:name="Medium List 1 Accent 1"/>
+    <w:lsdException w:name="Revision" w:semiHidden="1"/>
+    <w:lsdException w:name="Medium List 2 Accent 1"/>
+    <w:lsdException w:name="Medium Grid 1 Accent 1"/>
+    <w:lsdException w:name="Medium Grid 2 Accent 1"/>
+    <w:lsdException w:name="Medium Grid 3 Accent 1"/>
+    <w:lsdException w:name="Dark List Accent 1"/>
+    <w:lsdException w:name="Colorful Shading Accent 1"/>
+    <w:lsdException w:name="Colorful List Accent 1"/>
+    <w:lsdException w:name="Colorful Grid Accent 1"/>
+    <w:lsdException w:name="Light Shading Accent 2"/>
+    <w:lsdException w:name="Light List Accent 2"/>
+    <w:lsdException w:name="Light Grid Accent 2"/>
+    <w:lsdException w:name="Medium Shading 1 Accent 2"/>
+    <w:lsdException w:name="Medium Shading 2 Accent 2"/>
+    <w:lsdException w:name="Medium List 1 Accent 2"/>
+    <w:lsdException w:name="Medium List 2 Accent 2"/>
+    <w:lsdException w:name="Medium Grid 1 Accent 2"/>
+    <w:lsdException w:name="Medium Grid 2 Accent 2"/>
+    <w:lsdException w:name="Medium Grid 3 Accent 2"/>
+    <w:lsdException w:name="Dark List Accent 2"/>
+    <w:lsdException w:name="Colorful Shading Accent 2"/>
+    <w:lsdException w:name="Colorful List Accent 2"/>
+    <w:lsdException w:name="Colorful Grid Accent 2"/>
+    <w:lsdException w:name="Light Shading Accent 3"/>
+    <w:lsdException w:name="Light List Accent 3"/>
+    <w:lsdException w:name="Light Grid Accent 3"/>
+    <w:lsdException w:name="Medium Shading 1 Accent 3"/>
+    <w:lsdException w:name="Medium Shading 2 Accent 3"/>
+    <w:lsdException w:name="Medium List 1 Accent 3"/>
+    <w:lsdException w:name="Medium List 2 Accent 3"/>
+    <w:lsdException w:name="Medium Grid 1 Accent 3"/>
+    <w:lsdException w:name="Medium Grid 2 Accent 3"/>
+    <w:lsdException w:name="Medium Grid 3 Accent 3"/>
+    <w:lsdException w:name="Dark List Accent 3"/>
+    <w:lsdException w:name="Colorful Shading Accent 3"/>
+    <w:lsdException w:name="Colorful List Accent 3"/>
+    <w:lsdException w:name="Colorful Grid Accent 3"/>
+    <w:lsdException w:name="Light Shading Accent 4"/>
+    <w:lsdException w:name="Light List Accent 4"/>
+    <w:lsdException w:name="Light Grid Accent 4"/>
+    <w:lsdException w:name="Medium Shading 1 Accent 4"/>
+    <w:lsdException w:name="Medium Shading 2 Accent 4"/>
+    <w:lsdException w:name="Medium List 1 Accent 4"/>
+    <w:lsdException w:name="Medium List 2 Accent 4"/>
+    <w:lsdException w:name="Medium Grid 1 Accent 4"/>
+    <w:lsdException w:name="Medium Grid 2 Accent 4"/>
+    <w:lsdException w:name="Medium Grid 3 Accent 4"/>
+    <w:lsdException w:name="Dark List Accent 4"/>
+    <w:lsdException w:name="Colorful Shading Accent 4"/>
+    <w:lsdException w:name="Colorful List Accent 4"/>
+    <w:lsdException w:name="Colorful Grid Accent 4"/>
+    <w:lsdException w:name="Light Shading Accent 5"/>
+    <w:lsdException w:name="Light List Accent 5"/>
+    <w:lsdException w:name="Light Grid Accent 5"/>
+    <w:lsdException w:name="Medium Shading 1 Accent 5"/>
+    <w:lsdException w:name="Medium Shading 2 Accent 5"/>
+    <w:lsdException w:name="Medium List 1 Accent 5"/>
+    <w:lsdException w:name="Medium List 2 Accent 5"/>
+    <w:lsdException w:name="Medium Grid 1 Accent 5"/>
+    <w:lsdException w:name="Medium Grid 2 Accent 5"/>
+    <w:lsdException w:name="Medium Grid 3 Accent 5"/>
+    <w:lsdException w:name="Dark List Accent 5"/>
+    <w:lsdException w:name="Colorful Shading Accent 5"/>
+    <w:lsdException w:name="Colorful List Accent 5"/>
+    <w:lsdException w:name="Colorful Grid Accent 5"/>
+    <w:lsdException w:name="Light Shading Accent 6"/>
+    <w:lsdException w:name="Light List Accent 6"/>
+    <w:lsdException w:name="Light Grid Accent 6"/>
+    <w:lsdException w:name="Medium Shading 1 Accent 6"/>
+    <w:lsdException w:name="Medium Shading 2 Accent 6"/>
+    <w:lsdException w:name="Medium List 1 Accent 6"/>
+    <w:lsdException w:name="Medium List 2 Accent 6"/>
+    <w:lsdException w:name="Medium Grid 1 Accent 6"/>
+    <w:lsdException w:name="Medium Grid 2 Accent 6"/>
+    <w:lsdException w:name="Medium Grid 3 Accent 6"/>
+    <w:lsdException w:name="Dark List Accent 6"/>
+    <w:lsdException w:name="Colorful Shading Accent 6"/>
+    <w:lsdException w:name="Colorful List Accent 6"/>
+    <w:lsdException w:name="Colorful Grid Accent 6"/>
+    <w:lsdException w:name="Subtle Emphasis" w:uiPriority="19" w:qFormat="1"/>
+    <w:lsdException w:name="Intense Emphasis" w:uiPriority="21" w:qFormat="1"/>
+    <w:lsdException w:name="Subtle Reference" w:uiPriority="31" w:qFormat="1"/>
+    <w:lsdException w:name="Intense Reference" w:uiPriority="32" w:qFormat="1"/>
+    <w:lsdException w:name="Book Title" w:uiPriority="33" w:qFormat="1"/>
+    <w:lsdException w:name="Bibliography" w:semiHidden="1" w:uiPriority="37" w:unhideWhenUsed="1"/>
+    <w:lsdException w:name="TOC Heading" w:semiHidden="1" w:uiPriority="39" w:unhideWhenUsed="1" w:qFormat="1"/>
+    <w:lsdException w:name="Plain Table 1" w:uiPriority="41"/>
+    <w:lsdException w:name="Plain Table 2" w:uiPriority="42"/>
+    <w:lsdException w:name="Plain Table 3" w:uiPriority="43"/>
+    <w:lsdException w:name="Plain Table 4" w:uiPriority="44"/>
+    <w:lsdException w:name="Plain Table 5" w:uiPriority="45"/>
+    <w:lsdException w:name="Grid Table Light" w:uiPriority="40"/>
+    <w:lsdException w:name="Grid Table 1 Light" w:uiPriority="46"/>
+    <w:lsdException w:name="Grid Table 2" w:uiPriority="47"/>
+    <w:lsdException w:name="Grid Table 3" w:uiPriority="48"/>
+    <w:lsdException w:name="Grid Table 4" w:uiPriority="49"/>
+    <w:lsdException w:name="Grid Table 5 Dark" w:uiPriority="50"/>
+    <w:lsdException w:name="Grid Table 6 Colorful" w:uiPriority="51"/>
+    <w:lsdException w:name="Grid Table 7 Colorful" w:uiPriority="52"/>
+    <w:lsdException w:name="Grid Table 1 Light Accent 1" w:uiPriority="46"/>
+    <w:lsdException w:name="Grid Table 2 Accent 1" w:uiPriority="47"/>
+    <w:lsdException w:name="Grid Table 3 Accent 1" w:uiPriority="48"/>
+    <w:lsdException w:name="Grid Table 4 Accent 1" w:uiPriority="49"/>
+    <w:lsdException w:name="Grid Table 5 Dark Accent 1" w:uiPriority="50"/>
+    <w:lsdException w:name="Grid Table 6 Colorful Accent 1" w:uiPriority="51"/>
+    <w:lsdException w:name="Grid Table 7 Colorful Accent 1" w:uiPriority="52"/>
+    <w:lsdException w:name="Grid Table 1 Light Accent 2" w:uiPriority="46"/>
+    <w:lsdException w:name="Grid Table 2 Accent 2" w:uiPriority="47"/>
+    <w:lsdException w:name="Grid Table 3 Accent 2" w:uiPriority="48"/>
+    <w:lsdException w:name="Grid Table 4 Accent 2" w:uiPriority="49"/>
+    <w:lsdException w:name="Grid Table 5 Dark Accent 2" w:uiPriority="50"/>
+    <w:lsdException w:name="Grid Table 6 Colorful Accent 2" w:uiPriority="51"/>
+    <w:lsdException w:name="Grid Table 7 Colorful Accent 2" w:uiPriority="52"/>
+    <w:lsdException w:name="Grid Table 1 Light Accent 3" w:uiPriority="46"/>
+    <w:lsdException w:name="Grid Table 2 Accent 3" w:uiPriority="47"/>
+    <w:lsdException w:name="Grid Table 3 Accent 3" w:uiPriority="48"/>
+    <w:lsdException w:name="Grid Table 4 Accent 3" w:uiPriority="49"/>
+    <w:lsdException w:name="Grid Table 5 Dark Accent 3" w:uiPriority="50"/>
+    <w:lsdException w:name="Grid Table 6 Colorful Accent 3" w:uiPriority="51"/>
+    <w:lsdException w:name="Grid Table 7 Colorful Accent 3" w:uiPriority="52"/>
+    <w:lsdException w:name="Grid Table 1 Light Accent 4" w:uiPriority="46"/>
+    <w:lsdException w:name="Grid Table 2 Accent 4" w:uiPriority="47"/>
+    <w:lsdException w:name="Grid Table 3 Accent 4" w:uiPriority="48"/>
+    <w:lsdException w:name="Grid Table 4 Accent 4" w:uiPriority="49"/>
+    <w:lsdException w:name="Grid Table 5 Dark Accent 4" w:uiPriority="50"/>
+    <w:lsdException w:name="Grid Table 6 Colorful Accent 4" w:uiPriority="51"/>
+    <w:lsdException w:name="Grid Table 7 Colorful Accent 4" w:uiPriority="52"/>
+    <w:lsdException w:name="Grid Table 1 Light Accent 5" w:uiPriority="46"/>
+    <w:lsdException w:name="Grid Table 2 Accent 5" w:uiPriority="47"/>
+    <w:lsdException w:name="Grid Table 3 Accent 5" w:uiPriority="48"/>
+    <w:lsdException w:name="Grid Table 4 Accent 5" w:uiPriority="49"/>
+    <w:lsdException w:name="Grid Table 5 Dark Accent 5" w:uiPriority="50"/>
+    <w:lsdException w:name="Grid Table 6 Colorful Accent 5" w:uiPriority="51"/>
+    <w:lsdException w:name="Grid Table 7 Colorful Accent 5" w:uiPriority="52"/>
+    <w:lsdException w:name="Grid Table 1 Light Accent 6" w:uiPriority="46"/>
+    <w:lsdException w:name="Grid Table 2 Accent 6" w:uiPriority="47"/>
+    <w:lsdException w:name="Grid Table 3 Accent 6" w:uiPriority="48"/>
+    <w:lsdException w:name="Grid Table 4 Accent 6" w:uiPriority="49"/>
+    <w:lsdException w:name="Grid Table 5 Dark Accent 6" w:uiPriority="50"/>
+    <w:lsdException w:name="Grid Table 6 Colorful Accent 6" w:uiPriority="51"/>
+    <w:lsdException w:name="Grid Table 7 Colorful Accent 6" w:uiPriority="52"/>
+    <w:lsdException w:name="List Table 1 Light" w:uiPriority="46"/>
+    <w:lsdException w:name="List Table 2" w:uiPriority="47"/>
+    <w:lsdException w:name="List Table 3" w:uiPriority="48"/>
+    <w:lsdException w:name="List Table 4" w:uiPriority="49"/>
+    <w:lsdException w:name="List Table 5 Dark" w:uiPriority="50"/>
+    <w:lsdException w:name="List Table 6 Colorful" w:uiPriority="51"/>
+    <w:lsdException w:name="List Table 7 Colorful" w:uiPriority="52"/>
+    <w:lsdException w:name="List Table 1 Light Accent 1" w:uiPriority="46"/>
+    <w:lsdException w:name="List Table 2 Accent 1" w:uiPriority="47"/>
+    <w:lsdException w:name="List Table 3 Accent 1" w:uiPriority="48"/>
+    <w:lsdException w:name="List Table 4 Accent 1" w:uiPriority="49"/>
+    <w:lsdException w:name="List Table 5 Dark Accent 1" w:uiPriority="50"/>
+    <w:lsdException w:name="List Table 6 Colorful Accent 1" w:uiPriority="51"/>
+    <w:lsdException w:name="List Table 7 Colorful Accent 1" w:uiPriority="52"/>
+    <w:lsdException w:name="List Table 1 Light Accent 2" w:uiPriority="46"/>
+    <w:lsdException w:name="List Table 2 Accent 2" w:uiPriority="47"/>
+    <w:lsdException w:name="List Table 3 Accent 2" w:uiPriority="48"/>
+    <w:lsdException w:name="List Table 4 Accent 2" w:uiPriority="49"/>
+    <w:lsdException w:name="List Table 5 Dark Accent 2" w:uiPriority="50"/>
+    <w:lsdException w:name="List Table 6 Colorful Accent 2" w:uiPriority="51"/>
+    <w:lsdException w:name="List Table 7 Colorful Accent 2" w:uiPriority="52"/>
+    <w:lsdException w:name="List Table 1 Light Accent 3" w:uiPriority="46"/>
+    <w:lsdException w:name="List Table 2 Accent 3" w:uiPriority="47"/>
+    <w:lsdException w:name="List Table 3 Accent 3" w:uiPriority="48"/>
+    <w:lsdException w:name="List Table 4 Accent 3" w:uiPriority="49"/>
+    <w:lsdException w:name="List Table 5 Dark Accent 3" w:uiPriority="50"/>
+    <w:lsdException w:name="List Table 6 Colorful Accent 3" w:uiPriority="51"/>
+    <w:lsdException w:name="List Table 7 Colorful Accent 3" w:uiPriority="52"/>
+    <w:lsdException w:name="List Table 1 Light Accent 4" w:uiPriority="46"/>
+    <w:lsdException w:name="List Table 2 Accent 4" w:uiPriority="47"/>
+    <w:lsdException w:name="List Table 3 Accent 4" w:uiPriority="48"/>
+    <w:lsdException w:name="List Table 4 Accent 4" w:uiPriority="49"/>
+    <w:lsdException w:name="List Table 5 Dark Accent 4" w:uiPriority="50"/>
+    <w:lsdException w:name="List Table 6 Colorful Accent 4" w:uiPriority="51"/>
+    <w:lsdException w:name="List Table 7 Colorful Accent 4" w:uiPriority="52"/>
+    <w:lsdException w:name="List Table 1 Light Accent 5" w:uiPriority="46"/>
+    <w:lsdException w:name="List Table 2 Accent 5" w:uiPriority="47"/>
+    <w:lsdException w:name="List Table 3 Accent 5" w:uiPriority="48"/>
+    <w:lsdException w:name="List Table 4 Accent 5" w:uiPriority="49"/>
+    <w:lsdException w:name="List Table 5 Dark Accent 5" w:uiPriority="50"/>
+    <w:lsdException w:name="List Table 6 Colorful Accent 5" w:uiPriority="51"/>
+    <w:lsdException w:name="List Table 7 Colorful Accent 5" w:uiPriority="52"/>
+    <w:lsdException w:name="List Table 1 Light Accent 6" w:uiPriority="46"/>
+    <w:lsdException w:name="List Table 2 Accent 6" w:uiPriority="47"/>
+    <w:lsdException w:name="List Table 3 Accent 6" w:uiPriority="48"/>
+    <w:lsdException w:name="List Table 4 Accent 6" w:uiPriority="49"/>
+    <w:lsdException w:name="List Table 5 Dark Accent 6" w:uiPriority="50"/>
+    <w:lsdException w:name="List Table 6 Colorful Accent 6" w:uiPriority="51"/>
+    <w:lsdException w:name="List Table 7 Colorful Accent 6" w:uiPriority="52"/>
+    <w:lsdException w:name="Mention" w:semiHidden="1" w:unhideWhenUsed="1"/>
+    <w:lsdException w:name="Smart Hyperlink" w:semiHidden="1" w:unhideWhenUsed="1"/>
+    <w:lsdException w:name="Hashtag" w:semiHidden="1" w:unhideWhenUsed="1"/>
+    <w:lsdException w:name="Unresolved Mention" w:semiHidden="1" w:unhideWhenUsed="1"/>
+    <w:lsdException w:name="Smart Link" w:semiHidden="1" w:unhideWhenUsed="1"/>
   </w:latentStyles>
-  <w:style w:type="paragraph" w:default="1" w:styleId="1">
+  <w:style w:type="paragraph" w:default="1" w:styleId="a">
     <w:name w:val="Normal"/>
     <w:qFormat/>
-    <w:uiPriority w:val="0"/>
     <w:pPr>
       <w:spacing w:after="120" w:line="480" w:lineRule="auto"/>
       <w:ind w:firstLine="567"/>
       <w:jc w:val="both"/>
     </w:pPr>
     <w:rPr>
-      <w:rFonts w:ascii="Times New Roman" w:hAnsi="Times New Roman" w:eastAsia="Times New Roman" w:cs="Times New Roman"/>
+      <w:rFonts w:eastAsia="Times New Roman"/>
       <w:sz w:val="24"/>
       <w:szCs w:val="24"/>
-      <w:lang w:val="ru-RU" w:eastAsia="en-US" w:bidi="ar-SA"/>
-    </w:rPr>
-  </w:style>
-  <w:style w:type="paragraph" w:styleId="2">
+      <w:lang w:eastAsia="en-US"/>
+    </w:rPr>
+  </w:style>
+  <w:style w:type="paragraph" w:styleId="1">
     <w:name w:val="heading 1"/>
-    <w:basedOn w:val="1"/>
-    <w:next w:val="1"/>
-    <w:link w:val="30"/>
-    <w:qFormat/>
-    <w:uiPriority w:val="0"/>
+    <w:basedOn w:val="a"/>
+    <w:next w:val="a"/>
+    <w:link w:val="10"/>
+    <w:qFormat/>
     <w:pPr>
       <w:keepNext/>
       <w:ind w:firstLine="0"/>
@@ -560,13 +1128,12 @@
       <w:b/>
     </w:rPr>
   </w:style>
-  <w:style w:type="paragraph" w:styleId="3">
+  <w:style w:type="paragraph" w:styleId="2">
     <w:name w:val="heading 2"/>
-    <w:basedOn w:val="1"/>
-    <w:next w:val="1"/>
-    <w:link w:val="29"/>
-    <w:qFormat/>
-    <w:uiPriority w:val="0"/>
+    <w:basedOn w:val="a"/>
+    <w:next w:val="a"/>
+    <w:link w:val="20"/>
+    <w:qFormat/>
     <w:pPr>
       <w:keepNext/>
       <w:widowControl w:val="0"/>
@@ -585,33 +1152,31 @@
       <w:szCs w:val="28"/>
     </w:rPr>
   </w:style>
-  <w:style w:type="paragraph" w:styleId="4">
+  <w:style w:type="paragraph" w:styleId="3">
     <w:name w:val="heading 3"/>
-    <w:basedOn w:val="1"/>
-    <w:next w:val="1"/>
+    <w:basedOn w:val="a"/>
+    <w:next w:val="a"/>
+    <w:uiPriority w:val="9"/>
     <w:unhideWhenUsed/>
     <w:qFormat/>
-    <w:uiPriority w:val="9"/>
     <w:pPr>
       <w:keepNext/>
-      <w:widowControl/>
       <w:spacing w:before="240" w:after="60"/>
       <w:jc w:val="left"/>
       <w:outlineLvl w:val="2"/>
     </w:pPr>
     <w:rPr>
-      <w:rFonts w:ascii="Times New Roman" w:hAnsi="Times New Roman" w:eastAsia="Times New Roman" w:cs="Arial"/>
+      <w:rFonts w:cs="Arial"/>
       <w:bCs/>
       <w:i/>
       <w:szCs w:val="26"/>
     </w:rPr>
   </w:style>
-  <w:style w:type="paragraph" w:styleId="5">
+  <w:style w:type="paragraph" w:styleId="4">
     <w:name w:val="heading 4"/>
-    <w:basedOn w:val="1"/>
-    <w:next w:val="1"/>
-    <w:qFormat/>
-    <w:uiPriority w:val="0"/>
+    <w:basedOn w:val="a"/>
+    <w:next w:val="a"/>
+    <w:qFormat/>
     <w:pPr>
       <w:keepNext/>
       <w:spacing w:before="240" w:after="60"/>
@@ -619,28 +1184,25 @@
       <w:outlineLvl w:val="3"/>
     </w:pPr>
     <w:rPr>
-      <w:rFonts w:ascii="Times New Roman" w:hAnsi="Times New Roman" w:eastAsia="Times New Roman"/>
       <w:b/>
       <w:bCs/>
       <w:i/>
-      <w:sz w:val="24"/>
       <w:szCs w:val="28"/>
     </w:rPr>
   </w:style>
-  <w:style w:type="character" w:default="1" w:styleId="6">
+  <w:style w:type="character" w:default="1" w:styleId="a0">
     <w:name w:val="Default Paragraph Font"/>
+    <w:uiPriority w:val="1"/>
     <w:semiHidden/>
     <w:unhideWhenUsed/>
-    <w:qFormat/>
-    <w:uiPriority w:val="1"/>
-  </w:style>
-  <w:style w:type="table" w:default="1" w:styleId="7">
+  </w:style>
+  <w:style w:type="table" w:default="1" w:styleId="a1">
     <w:name w:val="Normal Table"/>
+    <w:uiPriority w:val="99"/>
     <w:semiHidden/>
     <w:unhideWhenUsed/>
-    <w:qFormat/>
-    <w:uiPriority w:val="99"/>
     <w:tblPr>
+      <w:tblInd w:w="0" w:type="dxa"/>
       <w:tblCellMar>
         <w:top w:w="0" w:type="dxa"/>
         <w:left w:w="108" w:type="dxa"/>
@@ -649,77 +1211,75 @@
       </w:tblCellMar>
     </w:tblPr>
   </w:style>
-  <w:style w:type="character" w:styleId="8">
+  <w:style w:type="numbering" w:default="1" w:styleId="a2">
+    <w:name w:val="No List"/>
+    <w:uiPriority w:val="99"/>
+    <w:semiHidden/>
+    <w:unhideWhenUsed/>
+  </w:style>
+  <w:style w:type="character" w:styleId="a3">
     <w:name w:val="FollowedHyperlink"/>
-    <w:basedOn w:val="6"/>
-    <w:qFormat/>
-    <w:uiPriority w:val="0"/>
+    <w:basedOn w:val="a0"/>
+    <w:qFormat/>
     <w:rPr>
       <w:color w:val="800080"/>
       <w:u w:val="single"/>
     </w:rPr>
   </w:style>
-  <w:style w:type="character" w:styleId="9">
+  <w:style w:type="character" w:styleId="a4">
     <w:name w:val="footnote reference"/>
-    <w:basedOn w:val="6"/>
+    <w:basedOn w:val="a0"/>
     <w:semiHidden/>
     <w:qFormat/>
-    <w:uiPriority w:val="0"/>
     <w:rPr>
       <w:vertAlign w:val="superscript"/>
     </w:rPr>
   </w:style>
-  <w:style w:type="character" w:styleId="10">
+  <w:style w:type="character" w:styleId="a5">
     <w:name w:val="Emphasis"/>
-    <w:basedOn w:val="6"/>
-    <w:qFormat/>
-    <w:uiPriority w:val="0"/>
+    <w:basedOn w:val="a0"/>
+    <w:qFormat/>
     <w:rPr>
       <w:b/>
       <w:bCs/>
     </w:rPr>
   </w:style>
-  <w:style w:type="character" w:styleId="11">
+  <w:style w:type="character" w:styleId="a6">
     <w:name w:val="Hyperlink"/>
-    <w:basedOn w:val="6"/>
-    <w:qFormat/>
-    <w:uiPriority w:val="0"/>
+    <w:basedOn w:val="a0"/>
+    <w:qFormat/>
     <w:rPr>
       <w:color w:val="0000FF"/>
       <w:u w:val="single"/>
     </w:rPr>
   </w:style>
-  <w:style w:type="character" w:styleId="12">
+  <w:style w:type="character" w:styleId="a7">
     <w:name w:val="page number"/>
-    <w:basedOn w:val="6"/>
-    <w:qFormat/>
-    <w:uiPriority w:val="0"/>
-  </w:style>
-  <w:style w:type="character" w:styleId="13">
+    <w:basedOn w:val="a0"/>
+    <w:qFormat/>
+  </w:style>
+  <w:style w:type="character" w:styleId="a8">
     <w:name w:val="line number"/>
-    <w:basedOn w:val="6"/>
+    <w:basedOn w:val="a0"/>
+    <w:uiPriority w:val="99"/>
     <w:semiHidden/>
     <w:unhideWhenUsed/>
-    <w:qFormat/>
-    <w:uiPriority w:val="99"/>
-  </w:style>
-  <w:style w:type="character" w:styleId="14">
+  </w:style>
+  <w:style w:type="character" w:styleId="a9">
     <w:name w:val="Strong"/>
-    <w:basedOn w:val="6"/>
-    <w:qFormat/>
-    <w:uiPriority w:val="0"/>
+    <w:basedOn w:val="a0"/>
+    <w:qFormat/>
     <w:rPr>
       <w:b/>
       <w:bCs/>
     </w:rPr>
   </w:style>
-  <w:style w:type="paragraph" w:styleId="15">
+  <w:style w:type="paragraph" w:styleId="aa">
     <w:name w:val="Balloon Text"/>
-    <w:basedOn w:val="1"/>
-    <w:link w:val="39"/>
+    <w:basedOn w:val="a"/>
+    <w:link w:val="ab"/>
     <w:semiHidden/>
     <w:qFormat/>
-    <w:uiPriority w:val="0"/>
     <w:pPr>
       <w:widowControl w:val="0"/>
       <w:autoSpaceDE w:val="0"/>
@@ -731,11 +1291,10 @@
       <w:szCs w:val="0"/>
     </w:rPr>
   </w:style>
-  <w:style w:type="paragraph" w:styleId="16">
+  <w:style w:type="paragraph" w:styleId="21">
     <w:name w:val="Body Text 2"/>
-    <w:basedOn w:val="1"/>
-    <w:qFormat/>
-    <w:uiPriority w:val="0"/>
+    <w:basedOn w:val="a"/>
+    <w:qFormat/>
     <w:pPr>
       <w:spacing w:after="240"/>
       <w:ind w:firstLine="0"/>
@@ -744,11 +1303,10 @@
       <w:sz w:val="28"/>
     </w:rPr>
   </w:style>
-  <w:style w:type="paragraph" w:styleId="17">
+  <w:style w:type="paragraph" w:styleId="ac">
     <w:name w:val="Plain Text"/>
-    <w:basedOn w:val="1"/>
-    <w:qFormat/>
-    <w:uiPriority w:val="0"/>
+    <w:basedOn w:val="a"/>
+    <w:qFormat/>
     <w:pPr>
       <w:ind w:firstLine="0"/>
     </w:pPr>
@@ -757,11 +1315,10 @@
       <w:sz w:val="20"/>
     </w:rPr>
   </w:style>
-  <w:style w:type="paragraph" w:styleId="18">
+  <w:style w:type="paragraph" w:styleId="30">
     <w:name w:val="Body Text Indent 3"/>
-    <w:basedOn w:val="1"/>
-    <w:qFormat/>
-    <w:uiPriority w:val="0"/>
+    <w:basedOn w:val="a"/>
+    <w:qFormat/>
     <w:pPr>
       <w:ind w:left="283"/>
     </w:pPr>
@@ -770,13 +1327,12 @@
       <w:szCs w:val="16"/>
     </w:rPr>
   </w:style>
-  <w:style w:type="paragraph" w:styleId="19">
+  <w:style w:type="paragraph" w:styleId="ad">
     <w:name w:val="footnote text"/>
-    <w:basedOn w:val="1"/>
-    <w:link w:val="44"/>
+    <w:basedOn w:val="a"/>
+    <w:link w:val="ae"/>
     <w:semiHidden/>
     <w:qFormat/>
-    <w:uiPriority w:val="0"/>
     <w:pPr>
       <w:ind w:firstLine="0"/>
     </w:pPr>
@@ -784,12 +1340,11 @@
       <w:sz w:val="20"/>
     </w:rPr>
   </w:style>
-  <w:style w:type="paragraph" w:styleId="20">
+  <w:style w:type="paragraph" w:styleId="af">
     <w:name w:val="header"/>
-    <w:basedOn w:val="1"/>
-    <w:link w:val="38"/>
-    <w:qFormat/>
-    <w:uiPriority w:val="0"/>
+    <w:basedOn w:val="a"/>
+    <w:link w:val="af0"/>
+    <w:qFormat/>
     <w:pPr>
       <w:widowControl w:val="0"/>
       <w:tabs>
@@ -804,36 +1359,32 @@
       <w:rFonts w:ascii="Courier New" w:hAnsi="Courier New" w:cs="Courier New"/>
     </w:rPr>
   </w:style>
-  <w:style w:type="paragraph" w:styleId="21">
+  <w:style w:type="paragraph" w:styleId="af1">
     <w:name w:val="Body Text"/>
+    <w:basedOn w:val="a"/>
+    <w:link w:val="af2"/>
+  </w:style>
+  <w:style w:type="paragraph" w:styleId="af3">
+    <w:name w:val="Body Text Indent"/>
+    <w:basedOn w:val="a"/>
+    <w:link w:val="af4"/>
+    <w:qFormat/>
+    <w:pPr>
+      <w:ind w:left="283" w:firstLine="0"/>
+    </w:pPr>
+  </w:style>
+  <w:style w:type="paragraph" w:styleId="af5">
+    <w:name w:val="Title"/>
     <w:basedOn w:val="1"/>
-    <w:link w:val="34"/>
-    <w:qFormat/>
-    <w:uiPriority w:val="0"/>
-  </w:style>
-  <w:style w:type="paragraph" w:styleId="22">
-    <w:name w:val="Body Text Indent"/>
-    <w:basedOn w:val="1"/>
-    <w:link w:val="33"/>
-    <w:qFormat/>
-    <w:uiPriority w:val="0"/>
-    <w:pPr>
-      <w:ind w:left="283" w:firstLine="0"/>
-    </w:pPr>
-  </w:style>
-  <w:style w:type="paragraph" w:styleId="23">
-    <w:name w:val="Title"/>
-    <w:basedOn w:val="2"/>
-    <w:link w:val="46"/>
-    <w:qFormat/>
-    <w:uiPriority w:val="0"/>
-  </w:style>
-  <w:style w:type="paragraph" w:styleId="24">
+    <w:link w:val="af6"/>
+    <w:qFormat/>
+  </w:style>
+  <w:style w:type="paragraph" w:styleId="af7">
     <w:name w:val="footer"/>
-    <w:basedOn w:val="1"/>
-    <w:link w:val="36"/>
-    <w:qFormat/>
+    <w:basedOn w:val="a"/>
+    <w:link w:val="af8"/>
     <w:uiPriority w:val="99"/>
+    <w:qFormat/>
     <w:pPr>
       <w:widowControl w:val="0"/>
       <w:tabs>
@@ -848,56 +1399,50 @@
       <w:rFonts w:ascii="Courier New" w:hAnsi="Courier New" w:cs="Courier New"/>
     </w:rPr>
   </w:style>
-  <w:style w:type="paragraph" w:styleId="25">
+  <w:style w:type="paragraph" w:styleId="af9">
     <w:name w:val="Normal (Web)"/>
-    <w:basedOn w:val="1"/>
-    <w:qFormat/>
-    <w:uiPriority w:val="0"/>
+    <w:basedOn w:val="a"/>
     <w:pPr>
       <w:spacing w:before="100" w:beforeAutospacing="1" w:after="100" w:afterAutospacing="1"/>
       <w:ind w:firstLine="0"/>
     </w:pPr>
     <w:rPr>
-      <w:rFonts w:ascii="Arial Unicode MS" w:hAnsi="Arial Unicode MS" w:eastAsia="Arial Unicode MS" w:cs="Arial Unicode MS"/>
-    </w:rPr>
-  </w:style>
-  <w:style w:type="paragraph" w:styleId="26">
+      <w:rFonts w:ascii="Arial Unicode MS" w:eastAsia="Arial Unicode MS" w:hAnsi="Arial Unicode MS" w:cs="Arial Unicode MS"/>
+    </w:rPr>
+  </w:style>
+  <w:style w:type="paragraph" w:styleId="31">
     <w:name w:val="Body Text 3"/>
-    <w:basedOn w:val="1"/>
-    <w:qFormat/>
-    <w:uiPriority w:val="0"/>
+    <w:basedOn w:val="a"/>
+    <w:qFormat/>
     <w:rPr>
       <w:sz w:val="16"/>
       <w:szCs w:val="16"/>
     </w:rPr>
   </w:style>
-  <w:style w:type="paragraph" w:styleId="27">
+  <w:style w:type="paragraph" w:styleId="22">
     <w:name w:val="Body Text Indent 2"/>
-    <w:basedOn w:val="1"/>
-    <w:link w:val="32"/>
-    <w:qFormat/>
-    <w:uiPriority w:val="0"/>
+    <w:basedOn w:val="a"/>
+    <w:link w:val="23"/>
     <w:pPr>
       <w:ind w:left="283"/>
     </w:pPr>
   </w:style>
-  <w:style w:type="table" w:styleId="28">
+  <w:style w:type="table" w:styleId="afa">
     <w:name w:val="Table Grid"/>
-    <w:basedOn w:val="7"/>
-    <w:qFormat/>
-    <w:uiPriority w:val="0"/>
-    <w:rPr>
-      <w:rFonts w:ascii="Arial" w:hAnsi="Arial" w:eastAsia="Times New Roman"/>
+    <w:basedOn w:val="a1"/>
+    <w:qFormat/>
+    <w:rPr>
+      <w:rFonts w:ascii="Arial" w:eastAsia="Times New Roman" w:hAnsi="Arial"/>
       <w:sz w:val="24"/>
     </w:rPr>
     <w:tblPr>
       <w:tblBorders>
-        <w:top w:val="single" w:color="auto" w:sz="4" w:space="0"/>
-        <w:left w:val="single" w:color="auto" w:sz="4" w:space="0"/>
-        <w:bottom w:val="single" w:color="auto" w:sz="4" w:space="0"/>
-        <w:right w:val="single" w:color="auto" w:sz="4" w:space="0"/>
-        <w:insideH w:val="single" w:color="auto" w:sz="4" w:space="0"/>
-        <w:insideV w:val="single" w:color="auto" w:sz="4" w:space="0"/>
+        <w:top w:val="single" w:sz="4" w:space="0" w:color="auto"/>
+        <w:left w:val="single" w:sz="4" w:space="0" w:color="auto"/>
+        <w:bottom w:val="single" w:sz="4" w:space="0" w:color="auto"/>
+        <w:right w:val="single" w:sz="4" w:space="0" w:color="auto"/>
+        <w:insideH w:val="single" w:sz="4" w:space="0" w:color="auto"/>
+        <w:insideV w:val="single" w:sz="4" w:space="0" w:color="auto"/>
       </w:tblBorders>
     </w:tblPr>
     <w:tblStylePr w:type="firstCol">
@@ -906,15 +1451,14 @@
       </w:pPr>
     </w:tblStylePr>
   </w:style>
-  <w:style w:type="character" w:customStyle="1" w:styleId="29">
+  <w:style w:type="character" w:customStyle="1" w:styleId="20">
     <w:name w:val="Заголовок 2 Знак"/>
-    <w:basedOn w:val="6"/>
-    <w:link w:val="3"/>
+    <w:basedOn w:val="a0"/>
+    <w:link w:val="2"/>
     <w:qFormat/>
     <w:locked/>
-    <w:uiPriority w:val="0"/>
-    <w:rPr>
-      <w:rFonts w:ascii="Arial" w:hAnsi="Arial" w:eastAsia="Times New Roman" w:cs="Cambria"/>
+    <w:rPr>
+      <w:rFonts w:ascii="Arial" w:eastAsia="Times New Roman" w:hAnsi="Arial" w:cs="Cambria"/>
       <w:bCs/>
       <w:i/>
       <w:iCs/>
@@ -922,73 +1466,65 @@
       <w:szCs w:val="28"/>
     </w:rPr>
   </w:style>
-  <w:style w:type="character" w:customStyle="1" w:styleId="30">
+  <w:style w:type="character" w:customStyle="1" w:styleId="10">
     <w:name w:val="Заголовок 1 Знак"/>
-    <w:basedOn w:val="6"/>
-    <w:link w:val="2"/>
-    <w:qFormat/>
-    <w:uiPriority w:val="0"/>
-    <w:rPr>
-      <w:rFonts w:ascii="Arial" w:hAnsi="Arial" w:eastAsia="Times New Roman" w:cs="Arial"/>
+    <w:basedOn w:val="a0"/>
+    <w:link w:val="1"/>
+    <w:qFormat/>
+    <w:rPr>
+      <w:rFonts w:ascii="Arial" w:eastAsia="Times New Roman" w:hAnsi="Arial" w:cs="Arial"/>
       <w:b/>
       <w:sz w:val="32"/>
       <w:szCs w:val="32"/>
     </w:rPr>
   </w:style>
-  <w:style w:type="paragraph" w:customStyle="1" w:styleId="31">
+  <w:style w:type="paragraph" w:customStyle="1" w:styleId="24">
     <w:name w:val="Дерюгин 2"/>
-    <w:basedOn w:val="1"/>
-    <w:qFormat/>
-    <w:uiPriority w:val="0"/>
+    <w:basedOn w:val="a"/>
+    <w:qFormat/>
     <w:rPr>
       <w:b/>
     </w:rPr>
   </w:style>
-  <w:style w:type="character" w:customStyle="1" w:styleId="32">
+  <w:style w:type="character" w:customStyle="1" w:styleId="23">
     <w:name w:val="Основной текст с отступом 2 Знак"/>
-    <w:basedOn w:val="6"/>
-    <w:link w:val="27"/>
+    <w:basedOn w:val="a0"/>
+    <w:link w:val="22"/>
     <w:semiHidden/>
     <w:qFormat/>
-    <w:uiPriority w:val="0"/>
     <w:rPr>
       <w:sz w:val="24"/>
       <w:lang w:val="ru-RU" w:eastAsia="ru-RU" w:bidi="ar-SA"/>
     </w:rPr>
   </w:style>
-  <w:style w:type="character" w:customStyle="1" w:styleId="33">
+  <w:style w:type="character" w:customStyle="1" w:styleId="af4">
     <w:name w:val="Основной текст с отступом Знак"/>
-    <w:basedOn w:val="6"/>
-    <w:link w:val="22"/>
+    <w:basedOn w:val="a0"/>
+    <w:link w:val="af3"/>
     <w:semiHidden/>
-    <w:qFormat/>
-    <w:uiPriority w:val="0"/>
     <w:rPr>
       <w:sz w:val="24"/>
       <w:szCs w:val="24"/>
       <w:lang w:val="ru-RU" w:eastAsia="ru-RU" w:bidi="ar-SA"/>
     </w:rPr>
   </w:style>
-  <w:style w:type="character" w:customStyle="1" w:styleId="34">
+  <w:style w:type="character" w:customStyle="1" w:styleId="af2">
     <w:name w:val="Основной текст Знак"/>
-    <w:basedOn w:val="6"/>
-    <w:link w:val="21"/>
-    <w:qFormat/>
-    <w:uiPriority w:val="0"/>
+    <w:basedOn w:val="a0"/>
+    <w:link w:val="af1"/>
     <w:rPr>
       <w:rFonts w:eastAsia="Times New Roman"/>
       <w:sz w:val="24"/>
       <w:szCs w:val="24"/>
     </w:rPr>
   </w:style>
-  <w:style w:type="character" w:customStyle="1" w:styleId="35">
+  <w:style w:type="character" w:customStyle="1" w:styleId="Heading2Char">
     <w:name w:val="Heading 2 Char"/>
-    <w:basedOn w:val="6"/>
+    <w:basedOn w:val="a0"/>
     <w:semiHidden/>
     <w:qFormat/>
-    <w:uiPriority w:val="0"/>
-    <w:rPr>
-      <w:rFonts w:ascii="Cambria" w:hAnsi="Cambria" w:eastAsia="Times New Roman" w:cs="Times New Roman"/>
+    <w:rPr>
+      <w:rFonts w:ascii="Cambria" w:eastAsia="Times New Roman" w:hAnsi="Cambria" w:cs="Times New Roman"/>
       <w:b/>
       <w:bCs/>
       <w:i/>
@@ -997,13 +1533,13 @@
       <w:szCs w:val="28"/>
     </w:rPr>
   </w:style>
-  <w:style w:type="character" w:customStyle="1" w:styleId="36">
+  <w:style w:type="character" w:customStyle="1" w:styleId="af8">
     <w:name w:val="Нижний колонтитул Знак"/>
-    <w:basedOn w:val="6"/>
-    <w:link w:val="24"/>
+    <w:basedOn w:val="a0"/>
+    <w:link w:val="af7"/>
+    <w:uiPriority w:val="99"/>
     <w:qFormat/>
     <w:locked/>
-    <w:uiPriority w:val="99"/>
     <w:rPr>
       <w:rFonts w:ascii="Courier New" w:hAnsi="Courier New" w:cs="Courier New"/>
       <w:sz w:val="24"/>
@@ -1011,25 +1547,23 @@
       <w:lang w:val="ru-RU" w:eastAsia="ru-RU" w:bidi="ar-SA"/>
     </w:rPr>
   </w:style>
-  <w:style w:type="character" w:customStyle="1" w:styleId="37">
+  <w:style w:type="character" w:customStyle="1" w:styleId="FooterChar">
     <w:name w:val="Footer Char"/>
-    <w:basedOn w:val="6"/>
+    <w:basedOn w:val="a0"/>
     <w:semiHidden/>
     <w:qFormat/>
-    <w:uiPriority w:val="0"/>
     <w:rPr>
       <w:rFonts w:ascii="Courier New" w:hAnsi="Courier New" w:cs="Courier New"/>
       <w:sz w:val="24"/>
       <w:szCs w:val="24"/>
     </w:rPr>
   </w:style>
-  <w:style w:type="character" w:customStyle="1" w:styleId="38">
+  <w:style w:type="character" w:customStyle="1" w:styleId="af0">
     <w:name w:val="Верхний колонтитул Знак"/>
-    <w:basedOn w:val="6"/>
-    <w:link w:val="20"/>
+    <w:basedOn w:val="a0"/>
+    <w:link w:val="af"/>
     <w:semiHidden/>
     <w:qFormat/>
-    <w:uiPriority w:val="0"/>
     <w:rPr>
       <w:rFonts w:ascii="Courier New" w:hAnsi="Courier New" w:cs="Courier New"/>
       <w:sz w:val="24"/>
@@ -1037,13 +1571,12 @@
       <w:lang w:val="ru-RU" w:eastAsia="ru-RU" w:bidi="ar-SA"/>
     </w:rPr>
   </w:style>
-  <w:style w:type="character" w:customStyle="1" w:styleId="39">
+  <w:style w:type="character" w:customStyle="1" w:styleId="ab">
     <w:name w:val="Текст выноски Знак"/>
-    <w:basedOn w:val="6"/>
-    <w:link w:val="15"/>
+    <w:basedOn w:val="a0"/>
+    <w:link w:val="aa"/>
     <w:semiHidden/>
     <w:qFormat/>
-    <w:uiPriority w:val="0"/>
     <w:rPr>
       <w:sz w:val="0"/>
       <w:szCs w:val="0"/>
@@ -1052,94 +1585,81 @@
   </w:style>
   <w:style w:type="character" w:customStyle="1" w:styleId="40">
     <w:name w:val="Знак4"/>
-    <w:basedOn w:val="6"/>
+    <w:basedOn w:val="a0"/>
     <w:qFormat/>
     <w:locked/>
-    <w:uiPriority w:val="0"/>
     <w:rPr>
       <w:sz w:val="28"/>
       <w:szCs w:val="28"/>
     </w:rPr>
   </w:style>
-  <w:style w:type="character" w:customStyle="1" w:styleId="41">
+  <w:style w:type="character" w:customStyle="1" w:styleId="32">
     <w:name w:val="Знак3"/>
-    <w:basedOn w:val="6"/>
-    <w:qFormat/>
+    <w:basedOn w:val="a0"/>
     <w:locked/>
-    <w:uiPriority w:val="0"/>
     <w:rPr>
       <w:rFonts w:ascii="Courier New" w:hAnsi="Courier New" w:cs="Courier New"/>
       <w:sz w:val="24"/>
       <w:szCs w:val="24"/>
     </w:rPr>
   </w:style>
-  <w:style w:type="character" w:customStyle="1" w:styleId="42">
+  <w:style w:type="character" w:customStyle="1" w:styleId="25">
     <w:name w:val="Знак2"/>
-    <w:basedOn w:val="6"/>
+    <w:basedOn w:val="a0"/>
     <w:semiHidden/>
-    <w:qFormat/>
     <w:locked/>
-    <w:uiPriority w:val="0"/>
     <w:rPr>
       <w:rFonts w:ascii="Courier New" w:hAnsi="Courier New" w:cs="Courier New"/>
       <w:sz w:val="24"/>
       <w:szCs w:val="24"/>
     </w:rPr>
   </w:style>
-  <w:style w:type="character" w:customStyle="1" w:styleId="43">
+  <w:style w:type="character" w:customStyle="1" w:styleId="9">
     <w:name w:val="Знак9"/>
-    <w:basedOn w:val="6"/>
+    <w:basedOn w:val="a0"/>
     <w:qFormat/>
     <w:locked/>
-    <w:uiPriority w:val="0"/>
     <w:rPr>
       <w:b/>
       <w:bCs/>
     </w:rPr>
   </w:style>
-  <w:style w:type="character" w:customStyle="1" w:styleId="44">
+  <w:style w:type="character" w:customStyle="1" w:styleId="ae">
     <w:name w:val="Текст сноски Знак"/>
-    <w:basedOn w:val="6"/>
-    <w:link w:val="19"/>
+    <w:basedOn w:val="a0"/>
+    <w:link w:val="ad"/>
     <w:semiHidden/>
-    <w:qFormat/>
     <w:locked/>
-    <w:uiPriority w:val="0"/>
     <w:rPr>
       <w:lang w:val="ru-RU" w:eastAsia="ru-RU" w:bidi="ar-SA"/>
     </w:rPr>
   </w:style>
-  <w:style w:type="character" w:customStyle="1" w:styleId="45">
+  <w:style w:type="character" w:customStyle="1" w:styleId="FootnoteTextChar">
     <w:name w:val="Footnote Text Char"/>
-    <w:basedOn w:val="6"/>
+    <w:basedOn w:val="a0"/>
     <w:semiHidden/>
-    <w:qFormat/>
-    <w:uiPriority w:val="0"/>
     <w:rPr>
       <w:rFonts w:ascii="Courier New" w:hAnsi="Courier New" w:cs="Courier New"/>
       <w:sz w:val="20"/>
       <w:szCs w:val="20"/>
     </w:rPr>
   </w:style>
-  <w:style w:type="character" w:customStyle="1" w:styleId="46">
-    <w:name w:val="Название Знак"/>
-    <w:basedOn w:val="6"/>
-    <w:link w:val="23"/>
+  <w:style w:type="character" w:customStyle="1" w:styleId="af6">
+    <w:name w:val="Заголовок Знак"/>
+    <w:basedOn w:val="a0"/>
+    <w:link w:val="af5"/>
     <w:qFormat/>
     <w:locked/>
-    <w:uiPriority w:val="0"/>
-    <w:rPr>
-      <w:rFonts w:ascii="Arial" w:hAnsi="Arial" w:eastAsia="Times New Roman"/>
+    <w:rPr>
+      <w:rFonts w:ascii="Arial" w:eastAsia="Times New Roman" w:hAnsi="Arial"/>
       <w:sz w:val="36"/>
     </w:rPr>
   </w:style>
-  <w:style w:type="character" w:customStyle="1" w:styleId="47">
+  <w:style w:type="character" w:customStyle="1" w:styleId="TitleChar">
     <w:name w:val="Title Char"/>
-    <w:basedOn w:val="6"/>
-    <w:qFormat/>
-    <w:uiPriority w:val="0"/>
-    <w:rPr>
-      <w:rFonts w:ascii="Cambria" w:hAnsi="Cambria" w:eastAsia="Times New Roman" w:cs="Times New Roman"/>
+    <w:basedOn w:val="a0"/>
+    <w:rPr>
+      <w:rFonts w:ascii="Cambria" w:eastAsia="Times New Roman" w:hAnsi="Cambria" w:cs="Times New Roman"/>
       <w:b/>
       <w:bCs/>
       <w:kern w:val="28"/>
@@ -1147,35 +1667,29 @@
       <w:szCs w:val="32"/>
     </w:rPr>
   </w:style>
-  <w:style w:type="character" w:customStyle="1" w:styleId="48">
+  <w:style w:type="character" w:customStyle="1" w:styleId="spelle">
     <w:name w:val="spelle"/>
-    <w:basedOn w:val="6"/>
-    <w:qFormat/>
-    <w:uiPriority w:val="0"/>
-  </w:style>
-  <w:style w:type="character" w:customStyle="1" w:styleId="49">
+    <w:basedOn w:val="a0"/>
+  </w:style>
+  <w:style w:type="character" w:customStyle="1" w:styleId="grame">
     <w:name w:val="grame"/>
-    <w:basedOn w:val="6"/>
-    <w:qFormat/>
-    <w:uiPriority w:val="0"/>
-  </w:style>
-  <w:style w:type="character" w:customStyle="1" w:styleId="50">
+    <w:basedOn w:val="a0"/>
+    <w:qFormat/>
+  </w:style>
+  <w:style w:type="character" w:customStyle="1" w:styleId="ref-journal">
     <w:name w:val="ref-journal"/>
-    <w:basedOn w:val="6"/>
-    <w:qFormat/>
-    <w:uiPriority w:val="0"/>
-  </w:style>
-  <w:style w:type="character" w:customStyle="1" w:styleId="51">
+    <w:basedOn w:val="a0"/>
+    <w:qFormat/>
+  </w:style>
+  <w:style w:type="character" w:customStyle="1" w:styleId="ref-vol">
     <w:name w:val="ref-vol"/>
-    <w:basedOn w:val="6"/>
-    <w:qFormat/>
-    <w:uiPriority w:val="0"/>
-  </w:style>
-  <w:style w:type="paragraph" w:customStyle="1" w:styleId="52">
+    <w:basedOn w:val="a0"/>
+    <w:qFormat/>
+  </w:style>
+  <w:style w:type="paragraph" w:customStyle="1" w:styleId="11">
     <w:name w:val="Стиль1"/>
-    <w:basedOn w:val="1"/>
-    <w:qFormat/>
-    <w:uiPriority w:val="0"/>
+    <w:basedOn w:val="a"/>
+    <w:qFormat/>
     <w:pPr>
       <w:tabs>
         <w:tab w:val="left" w:pos="420"/>
@@ -1187,11 +1701,10 @@
       <w:bCs/>
     </w:rPr>
   </w:style>
-  <w:style w:type="paragraph" w:customStyle="1" w:styleId="53">
+  <w:style w:type="paragraph" w:customStyle="1" w:styleId="HTMLPreformatted1">
     <w:name w:val="HTML Preformatted1"/>
-    <w:basedOn w:val="1"/>
-    <w:qFormat/>
-    <w:uiPriority w:val="0"/>
+    <w:basedOn w:val="a"/>
+    <w:qFormat/>
     <w:pPr>
       <w:tabs>
         <w:tab w:val="left" w:pos="916"/>
@@ -1214,17 +1727,16 @@
       <w:ind w:firstLine="0"/>
     </w:pPr>
     <w:rPr>
-      <w:rFonts w:ascii="Courier New" w:hAnsi="Courier New" w:eastAsia="Courier New"/>
+      <w:rFonts w:ascii="Courier New" w:eastAsia="Courier New" w:hAnsi="Courier New"/>
       <w:sz w:val="20"/>
       <w:lang w:val="en-US"/>
     </w:rPr>
   </w:style>
-  <w:style w:type="paragraph" w:customStyle="1" w:styleId="54">
+  <w:style w:type="paragraph" w:customStyle="1" w:styleId="afb">
     <w:name w:val="Табл. текст"/>
-    <w:basedOn w:val="1"/>
-    <w:next w:val="5"/>
-    <w:qFormat/>
-    <w:uiPriority w:val="0"/>
+    <w:basedOn w:val="a"/>
+    <w:next w:val="4"/>
+    <w:qFormat/>
     <w:pPr>
       <w:ind w:firstLine="0"/>
       <w:jc w:val="center"/>
@@ -1233,11 +1745,10 @@
       <w:snapToGrid w:val="0"/>
     </w:rPr>
   </w:style>
-  <w:style w:type="paragraph" w:customStyle="1" w:styleId="55">
+  <w:style w:type="paragraph" w:customStyle="1" w:styleId="afc">
     <w:name w:val="Таблица_текст"/>
-    <w:basedOn w:val="1"/>
-    <w:qFormat/>
-    <w:uiPriority w:val="0"/>
+    <w:basedOn w:val="a"/>
+    <w:qFormat/>
     <w:pPr>
       <w:ind w:firstLine="0"/>
       <w:jc w:val="center"/>
@@ -1246,21 +1757,19 @@
       <w:kern w:val="24"/>
     </w:rPr>
   </w:style>
-  <w:style w:type="paragraph" w:customStyle="1" w:styleId="56">
+  <w:style w:type="paragraph" w:customStyle="1" w:styleId="071">
     <w:name w:val="Стиль Табл. текст + Первая строка:  07 см1"/>
-    <w:basedOn w:val="54"/>
-    <w:qFormat/>
-    <w:uiPriority w:val="0"/>
+    <w:basedOn w:val="afb"/>
+    <w:qFormat/>
     <w:rPr>
       <w:szCs w:val="20"/>
     </w:rPr>
   </w:style>
-  <w:style w:type="paragraph" w:customStyle="1" w:styleId="57">
+  <w:style w:type="paragraph" w:customStyle="1" w:styleId="afd">
     <w:name w:val="текст без отступа"/>
-    <w:basedOn w:val="1"/>
-    <w:next w:val="17"/>
-    <w:qFormat/>
-    <w:uiPriority w:val="0"/>
+    <w:basedOn w:val="a"/>
+    <w:next w:val="ac"/>
+    <w:qFormat/>
     <w:pPr>
       <w:spacing w:line="312" w:lineRule="auto"/>
       <w:ind w:firstLine="0"/>
@@ -1269,11 +1778,10 @@
       <w:sz w:val="28"/>
     </w:rPr>
   </w:style>
-  <w:style w:type="paragraph" w:customStyle="1" w:styleId="58">
+  <w:style w:type="paragraph" w:customStyle="1" w:styleId="210">
     <w:name w:val="Основной текст 21"/>
-    <w:basedOn w:val="1"/>
-    <w:qFormat/>
-    <w:uiPriority w:val="0"/>
+    <w:basedOn w:val="a"/>
+    <w:qFormat/>
     <w:pPr>
       <w:widowControl w:val="0"/>
       <w:overflowPunct w:val="0"/>
@@ -1287,11 +1795,10 @@
       <w:b/>
     </w:rPr>
   </w:style>
-  <w:style w:type="paragraph" w:customStyle="1" w:styleId="59">
+  <w:style w:type="paragraph" w:customStyle="1" w:styleId="Derugintitle">
     <w:name w:val="Derugin_title"/>
-    <w:basedOn w:val="1"/>
-    <w:qFormat/>
-    <w:uiPriority w:val="0"/>
+    <w:basedOn w:val="a"/>
+    <w:qFormat/>
     <w:pPr>
       <w:jc w:val="center"/>
     </w:pPr>
@@ -1299,28 +1806,27 @@
       <w:sz w:val="36"/>
     </w:rPr>
   </w:style>
-  <w:style w:type="character" w:customStyle="1" w:styleId="60">
+  <w:style w:type="character" w:customStyle="1" w:styleId="Arial16">
     <w:name w:val="Стиль Arial 16 пт"/>
-    <w:basedOn w:val="6"/>
-    <w:qFormat/>
-    <w:uiPriority w:val="0"/>
+    <w:basedOn w:val="a0"/>
+    <w:qFormat/>
     <w:rPr>
       <w:rFonts w:ascii="Arial" w:hAnsi="Arial"/>
       <w:sz w:val="32"/>
     </w:rPr>
   </w:style>
-  <w:style w:type="table" w:styleId="61">
+  <w:style w:type="table" w:styleId="afe">
     <w:name w:val="Light Shading"/>
-    <w:basedOn w:val="7"/>
-    <w:qFormat/>
+    <w:basedOn w:val="a1"/>
     <w:uiPriority w:val="60"/>
+    <w:qFormat/>
     <w:rPr>
       <w:color w:val="000000" w:themeColor="text1" w:themeShade="BF"/>
     </w:rPr>
     <w:tblPr>
       <w:tblBorders>
-        <w:top w:val="single" w:color="000000" w:themeColor="text1" w:sz="8" w:space="0"/>
-        <w:bottom w:val="single" w:color="000000" w:themeColor="text1" w:sz="8" w:space="0"/>
+        <w:top w:val="single" w:sz="8" w:space="0" w:color="000000" w:themeColor="text1"/>
+        <w:bottom w:val="single" w:sz="8" w:space="0" w:color="000000" w:themeColor="text1"/>
       </w:tblBorders>
     </w:tblPr>
     <w:tblStylePr w:type="firstRow">
@@ -1331,11 +1837,12 @@
         <w:b/>
         <w:bCs/>
       </w:rPr>
+      <w:tblPr/>
       <w:tcPr>
         <w:tcBorders>
-          <w:top w:val="single" w:color="000000" w:themeColor="text1" w:sz="8" w:space="0"/>
+          <w:top w:val="single" w:sz="8" w:space="0" w:color="000000" w:themeColor="text1"/>
           <w:left w:val="nil"/>
-          <w:bottom w:val="single" w:color="000000" w:themeColor="text1" w:sz="8" w:space="0"/>
+          <w:bottom w:val="single" w:sz="8" w:space="0" w:color="000000" w:themeColor="text1"/>
           <w:right w:val="nil"/>
           <w:insideH w:val="nil"/>
           <w:insideV w:val="nil"/>
@@ -1350,11 +1857,12 @@
         <w:b/>
         <w:bCs/>
       </w:rPr>
+      <w:tblPr/>
       <w:tcPr>
         <w:tcBorders>
-          <w:top w:val="single" w:color="000000" w:themeColor="text1" w:sz="8" w:space="0"/>
+          <w:top w:val="single" w:sz="8" w:space="0" w:color="000000" w:themeColor="text1"/>
           <w:left w:val="nil"/>
-          <w:bottom w:val="single" w:color="000000" w:themeColor="text1" w:sz="8" w:space="0"/>
+          <w:bottom w:val="single" w:sz="8" w:space="0" w:color="000000" w:themeColor="text1"/>
           <w:right w:val="nil"/>
           <w:insideH w:val="nil"/>
           <w:insideV w:val="nil"/>
@@ -1374,6 +1882,7 @@
       </w:rPr>
     </w:tblStylePr>
     <w:tblStylePr w:type="band1Vert">
+      <w:tblPr/>
       <w:tcPr>
         <w:tcBorders>
           <w:left w:val="nil"/>
@@ -1381,10 +1890,11 @@
           <w:insideH w:val="nil"/>
           <w:insideV w:val="nil"/>
         </w:tcBorders>
-        <w:shd w:val="clear" w:color="auto" w:fill="BFBFBF" w:themeFill="text1" w:themeFillTint="3F"/>
+        <w:shd w:val="clear" w:color="auto" w:fill="C0C0C0" w:themeFill="text1" w:themeFillTint="3F"/>
       </w:tcPr>
     </w:tblStylePr>
     <w:tblStylePr w:type="band1Horz">
+      <w:tblPr/>
       <w:tcPr>
         <w:tcBorders>
           <w:left w:val="nil"/>
@@ -1392,145 +1902,127 @@
           <w:insideH w:val="nil"/>
           <w:insideV w:val="nil"/>
         </w:tcBorders>
-        <w:shd w:val="clear" w:color="auto" w:fill="BFBFBF" w:themeFill="text1" w:themeFillTint="3F"/>
+        <w:shd w:val="clear" w:color="auto" w:fill="C0C0C0" w:themeFill="text1" w:themeFillTint="3F"/>
       </w:tcPr>
     </w:tblStylePr>
   </w:style>
-  <w:style w:type="paragraph" w:customStyle="1" w:styleId="62">
+  <w:style w:type="paragraph" w:customStyle="1" w:styleId="SourceCode">
     <w:name w:val="Source Code"/>
     <w:qFormat/>
-    <w:uiPriority w:val="0"/>
     <w:pPr>
       <w:shd w:val="clear" w:color="auto" w:fill="F8F8F8"/>
       <w:wordWrap w:val="0"/>
       <w:spacing w:after="160" w:line="480" w:lineRule="auto"/>
     </w:pPr>
     <w:rPr>
-      <w:rFonts w:ascii="Times New Roman" w:hAnsi="Times New Roman" w:eastAsia="SimSun" w:cs="Times New Roman"/>
-      <w:lang w:val="ru-RU" w:eastAsia="en-US" w:bidi="ar-SA"/>
-    </w:rPr>
-  </w:style>
-  <w:style w:type="character" w:customStyle="1" w:styleId="63">
+      <w:lang w:eastAsia="en-US"/>
+    </w:rPr>
+  </w:style>
+  <w:style w:type="character" w:customStyle="1" w:styleId="KeywordTok">
     <w:name w:val="KeywordTok"/>
     <w:qFormat/>
-    <w:uiPriority w:val="0"/>
     <w:rPr>
       <w:b/>
       <w:color w:val="204A87"/>
       <w:shd w:val="clear" w:color="auto" w:fill="F8F8F8"/>
     </w:rPr>
   </w:style>
-  <w:style w:type="character" w:customStyle="1" w:styleId="64">
+  <w:style w:type="character" w:customStyle="1" w:styleId="DataTypeTok">
     <w:name w:val="DataTypeTok"/>
     <w:qFormat/>
-    <w:uiPriority w:val="0"/>
     <w:rPr>
       <w:color w:val="204A87"/>
       <w:shd w:val="clear" w:color="auto" w:fill="F8F8F8"/>
     </w:rPr>
   </w:style>
-  <w:style w:type="character" w:customStyle="1" w:styleId="65">
+  <w:style w:type="character" w:customStyle="1" w:styleId="DecValTok">
     <w:name w:val="DecValTok"/>
     <w:qFormat/>
-    <w:uiPriority w:val="0"/>
     <w:rPr>
       <w:color w:val="0000CF"/>
       <w:shd w:val="clear" w:color="auto" w:fill="F8F8F8"/>
     </w:rPr>
   </w:style>
-  <w:style w:type="character" w:customStyle="1" w:styleId="66">
+  <w:style w:type="character" w:customStyle="1" w:styleId="BaseNTok">
     <w:name w:val="BaseNTok"/>
-    <w:qFormat/>
-    <w:uiPriority w:val="0"/>
     <w:rPr>
       <w:color w:val="0000CF"/>
       <w:shd w:val="clear" w:color="auto" w:fill="F8F8F8"/>
     </w:rPr>
   </w:style>
-  <w:style w:type="character" w:customStyle="1" w:styleId="67">
+  <w:style w:type="character" w:customStyle="1" w:styleId="FloatTok">
     <w:name w:val="FloatTok"/>
     <w:qFormat/>
-    <w:uiPriority w:val="0"/>
     <w:rPr>
       <w:color w:val="0000CF"/>
       <w:shd w:val="clear" w:color="auto" w:fill="F8F8F8"/>
     </w:rPr>
   </w:style>
-  <w:style w:type="character" w:customStyle="1" w:styleId="68">
+  <w:style w:type="character" w:customStyle="1" w:styleId="ConstantTok">
     <w:name w:val="ConstantTok"/>
     <w:qFormat/>
-    <w:uiPriority w:val="0"/>
     <w:rPr>
       <w:color w:val="000000"/>
       <w:shd w:val="clear" w:color="auto" w:fill="F8F8F8"/>
     </w:rPr>
   </w:style>
-  <w:style w:type="character" w:customStyle="1" w:styleId="69">
+  <w:style w:type="character" w:customStyle="1" w:styleId="CharTok">
     <w:name w:val="CharTok"/>
     <w:qFormat/>
-    <w:uiPriority w:val="0"/>
     <w:rPr>
       <w:color w:val="4E9A06"/>
       <w:shd w:val="clear" w:color="auto" w:fill="F8F8F8"/>
     </w:rPr>
   </w:style>
-  <w:style w:type="character" w:customStyle="1" w:styleId="70">
+  <w:style w:type="character" w:customStyle="1" w:styleId="SpecialCharTok">
     <w:name w:val="SpecialCharTok"/>
-    <w:qFormat/>
-    <w:uiPriority w:val="0"/>
     <w:rPr>
       <w:color w:val="000000"/>
       <w:shd w:val="clear" w:color="auto" w:fill="F8F8F8"/>
     </w:rPr>
   </w:style>
-  <w:style w:type="character" w:customStyle="1" w:styleId="71">
+  <w:style w:type="character" w:customStyle="1" w:styleId="StringTok">
     <w:name w:val="StringTok"/>
     <w:qFormat/>
-    <w:uiPriority w:val="0"/>
     <w:rPr>
       <w:color w:val="4E9A06"/>
       <w:shd w:val="clear" w:color="auto" w:fill="F8F8F8"/>
     </w:rPr>
   </w:style>
-  <w:style w:type="character" w:customStyle="1" w:styleId="72">
+  <w:style w:type="character" w:customStyle="1" w:styleId="VerbatimStringTok">
     <w:name w:val="VerbatimStringTok"/>
     <w:qFormat/>
-    <w:uiPriority w:val="0"/>
     <w:rPr>
       <w:color w:val="4E9A06"/>
       <w:shd w:val="clear" w:color="auto" w:fill="F8F8F8"/>
     </w:rPr>
   </w:style>
-  <w:style w:type="character" w:customStyle="1" w:styleId="73">
+  <w:style w:type="character" w:customStyle="1" w:styleId="SpecialStringTok">
     <w:name w:val="SpecialStringTok"/>
     <w:qFormat/>
-    <w:uiPriority w:val="0"/>
     <w:rPr>
       <w:color w:val="4E9A06"/>
       <w:shd w:val="clear" w:color="auto" w:fill="F8F8F8"/>
     </w:rPr>
   </w:style>
-  <w:style w:type="character" w:customStyle="1" w:styleId="74">
+  <w:style w:type="character" w:customStyle="1" w:styleId="ImportTok">
     <w:name w:val="ImportTok"/>
     <w:qFormat/>
-    <w:uiPriority w:val="0"/>
-    <w:rPr>
-      <w:shd w:val="clear" w:color="auto" w:fill="F8F8F8"/>
-    </w:rPr>
-  </w:style>
-  <w:style w:type="character" w:customStyle="1" w:styleId="75">
+    <w:rPr>
+      <w:shd w:val="clear" w:color="auto" w:fill="F8F8F8"/>
+    </w:rPr>
+  </w:style>
+  <w:style w:type="character" w:customStyle="1" w:styleId="CommentTok">
     <w:name w:val="CommentTok"/>
     <w:qFormat/>
-    <w:uiPriority w:val="0"/>
     <w:rPr>
       <w:i/>
       <w:color w:val="8F5902"/>
       <w:shd w:val="clear" w:color="auto" w:fill="F8F8F8"/>
     </w:rPr>
   </w:style>
-  <w:style w:type="character" w:customStyle="1" w:styleId="76">
+  <w:style w:type="character" w:customStyle="1" w:styleId="DocumentationTok">
     <w:name w:val="DocumentationTok"/>
-    <w:uiPriority w:val="0"/>
     <w:rPr>
       <w:b/>
       <w:i/>
@@ -1538,10 +2030,9 @@
       <w:shd w:val="clear" w:color="auto" w:fill="F8F8F8"/>
     </w:rPr>
   </w:style>
-  <w:style w:type="character" w:customStyle="1" w:styleId="77">
+  <w:style w:type="character" w:customStyle="1" w:styleId="AnnotationTok">
     <w:name w:val="AnnotationTok"/>
     <w:qFormat/>
-    <w:uiPriority w:val="0"/>
     <w:rPr>
       <w:b/>
       <w:i/>
@@ -1549,10 +2040,9 @@
       <w:shd w:val="clear" w:color="auto" w:fill="F8F8F8"/>
     </w:rPr>
   </w:style>
-  <w:style w:type="character" w:customStyle="1" w:styleId="78">
+  <w:style w:type="character" w:customStyle="1" w:styleId="CommentVarTok">
     <w:name w:val="CommentVarTok"/>
     <w:qFormat/>
-    <w:uiPriority w:val="0"/>
     <w:rPr>
       <w:b/>
       <w:i/>
@@ -1560,97 +2050,85 @@
       <w:shd w:val="clear" w:color="auto" w:fill="F8F8F8"/>
     </w:rPr>
   </w:style>
-  <w:style w:type="character" w:customStyle="1" w:styleId="79">
+  <w:style w:type="character" w:customStyle="1" w:styleId="OtherTok">
     <w:name w:val="OtherTok"/>
-    <w:qFormat/>
-    <w:uiPriority w:val="0"/>
     <w:rPr>
       <w:color w:val="8F5902"/>
       <w:shd w:val="clear" w:color="auto" w:fill="F8F8F8"/>
     </w:rPr>
   </w:style>
-  <w:style w:type="character" w:customStyle="1" w:styleId="80">
+  <w:style w:type="character" w:customStyle="1" w:styleId="FunctionTok">
     <w:name w:val="FunctionTok"/>
-    <w:uiPriority w:val="0"/>
     <w:rPr>
       <w:color w:val="000000"/>
       <w:shd w:val="clear" w:color="auto" w:fill="F8F8F8"/>
     </w:rPr>
   </w:style>
-  <w:style w:type="character" w:customStyle="1" w:styleId="81">
+  <w:style w:type="character" w:customStyle="1" w:styleId="VariableTok">
     <w:name w:val="VariableTok"/>
     <w:qFormat/>
-    <w:uiPriority w:val="0"/>
     <w:rPr>
       <w:color w:val="000000"/>
       <w:shd w:val="clear" w:color="auto" w:fill="F8F8F8"/>
     </w:rPr>
   </w:style>
-  <w:style w:type="character" w:customStyle="1" w:styleId="82">
+  <w:style w:type="character" w:customStyle="1" w:styleId="ControlFlowTok">
     <w:name w:val="ControlFlowTok"/>
     <w:qFormat/>
-    <w:uiPriority w:val="0"/>
     <w:rPr>
       <w:b/>
       <w:color w:val="204A87"/>
       <w:shd w:val="clear" w:color="auto" w:fill="F8F8F8"/>
     </w:rPr>
   </w:style>
-  <w:style w:type="character" w:customStyle="1" w:styleId="83">
+  <w:style w:type="character" w:customStyle="1" w:styleId="OperatorTok">
     <w:name w:val="OperatorTok"/>
     <w:qFormat/>
-    <w:uiPriority w:val="0"/>
     <w:rPr>
       <w:b/>
       <w:color w:val="CE5C00"/>
       <w:shd w:val="clear" w:color="auto" w:fill="F8F8F8"/>
     </w:rPr>
   </w:style>
-  <w:style w:type="character" w:customStyle="1" w:styleId="84">
+  <w:style w:type="character" w:customStyle="1" w:styleId="BuiltInTok">
     <w:name w:val="BuiltInTok"/>
-    <w:uiPriority w:val="0"/>
-    <w:rPr>
-      <w:shd w:val="clear" w:color="auto" w:fill="F8F8F8"/>
-    </w:rPr>
-  </w:style>
-  <w:style w:type="character" w:customStyle="1" w:styleId="85">
+    <w:rPr>
+      <w:shd w:val="clear" w:color="auto" w:fill="F8F8F8"/>
+    </w:rPr>
+  </w:style>
+  <w:style w:type="character" w:customStyle="1" w:styleId="ExtensionTok">
     <w:name w:val="ExtensionTok"/>
     <w:qFormat/>
-    <w:uiPriority w:val="0"/>
-    <w:rPr>
-      <w:shd w:val="clear" w:color="auto" w:fill="F8F8F8"/>
-    </w:rPr>
-  </w:style>
-  <w:style w:type="character" w:customStyle="1" w:styleId="86">
+    <w:rPr>
+      <w:shd w:val="clear" w:color="auto" w:fill="F8F8F8"/>
+    </w:rPr>
+  </w:style>
+  <w:style w:type="character" w:customStyle="1" w:styleId="PreprocessorTok">
     <w:name w:val="PreprocessorTok"/>
-    <w:uiPriority w:val="0"/>
     <w:rPr>
       <w:i/>
       <w:color w:val="8F5902"/>
       <w:shd w:val="clear" w:color="auto" w:fill="F8F8F8"/>
     </w:rPr>
   </w:style>
-  <w:style w:type="character" w:customStyle="1" w:styleId="87">
+  <w:style w:type="character" w:customStyle="1" w:styleId="AttributeTok">
     <w:name w:val="AttributeTok"/>
     <w:qFormat/>
-    <w:uiPriority w:val="0"/>
     <w:rPr>
       <w:color w:val="C4A000"/>
       <w:shd w:val="clear" w:color="auto" w:fill="F8F8F8"/>
     </w:rPr>
   </w:style>
-  <w:style w:type="character" w:customStyle="1" w:styleId="88">
+  <w:style w:type="character" w:customStyle="1" w:styleId="RegionMarkerTok">
     <w:name w:val="RegionMarkerTok"/>
     <w:qFormat/>
-    <w:uiPriority w:val="0"/>
-    <w:rPr>
-      <w:shd w:val="clear" w:color="auto" w:fill="F8F8F8"/>
-    </w:rPr>
-  </w:style>
-  <w:style w:type="character" w:customStyle="1" w:styleId="89">
+    <w:rPr>
+      <w:shd w:val="clear" w:color="auto" w:fill="F8F8F8"/>
+    </w:rPr>
+  </w:style>
+  <w:style w:type="character" w:customStyle="1" w:styleId="InformationTok">
     <w:name w:val="InformationTok"/>
     <w:qFormat/>
-    <w:uiPriority w:val="0"/>
     <w:rPr>
       <w:b/>
       <w:i/>
@@ -1658,10 +2136,9 @@
       <w:shd w:val="clear" w:color="auto" w:fill="F8F8F8"/>
     </w:rPr>
   </w:style>
-  <w:style w:type="character" w:customStyle="1" w:styleId="90">
+  <w:style w:type="character" w:customStyle="1" w:styleId="WarningTok">
     <w:name w:val="WarningTok"/>
     <w:qFormat/>
-    <w:uiPriority w:val="0"/>
     <w:rPr>
       <w:b/>
       <w:i/>
@@ -1669,27 +2146,24 @@
       <w:shd w:val="clear" w:color="auto" w:fill="F8F8F8"/>
     </w:rPr>
   </w:style>
-  <w:style w:type="character" w:customStyle="1" w:styleId="91">
+  <w:style w:type="character" w:customStyle="1" w:styleId="AlertTok">
     <w:name w:val="AlertTok"/>
     <w:qFormat/>
-    <w:uiPriority w:val="0"/>
     <w:rPr>
       <w:color w:val="EF2929"/>
       <w:shd w:val="clear" w:color="auto" w:fill="F8F8F8"/>
     </w:rPr>
   </w:style>
-  <w:style w:type="character" w:customStyle="1" w:styleId="92">
+  <w:style w:type="character" w:customStyle="1" w:styleId="ErrorTok">
     <w:name w:val="ErrorTok"/>
-    <w:uiPriority w:val="0"/>
     <w:rPr>
       <w:b/>
       <w:color w:val="A40000"/>
       <w:shd w:val="clear" w:color="auto" w:fill="F8F8F8"/>
     </w:rPr>
   </w:style>
-  <w:style w:type="character" w:customStyle="1" w:styleId="93">
+  <w:style w:type="character" w:customStyle="1" w:styleId="NormalTok">
     <w:name w:val="NormalTok"/>
-    <w:uiPriority w:val="0"/>
     <w:rPr>
       <w:shd w:val="clear" w:color="auto" w:fill="F8F8F8"/>
     </w:rPr>
@@ -1978,5 +2452,6 @@
     </a:fmtScheme>
   </a:themeElements>
   <a:objectDefaults/>
+  <a:extraClrSchemeLst/>
 </a:theme>
 </file>